--- a/data/revised_2026-10_full/tracked/v2/Maths/SS2.3_Area_of_Part_of_a_Circle/Mathematics_Area_of_Part_of_a_Circle_CBE_LessonSequence_TRACKED.docx
+++ b/data/revised_2026-10_full/tracked/v2/Maths/SS2.3_Area_of_Part_of_a_Circle/Mathematics_Area_of_Part_of_a_Circle_CBE_LessonSequence_TRACKED.docx
@@ -440,7 +440,7 @@
               </w:rPr>
               <w:t xml:space="preserve">10</w:t>
             </w:r>
-            <w:ins w:id="9001" w:author="Claude (AI) - proposed" w:date="2026-10-15T12:58:00Z">
+            <w:ins w:id="9001" w:author="Claude (AI) - proposed" w:date="2026-10-18T00:31:09Z">
               <w:r>
                 <w:rPr>
                   <w:rFonts w:ascii="Arial" w:cs="Arial" w:eastAsia="Arial" w:hAnsi="Arial"/>
@@ -468,7 +468,7 @@
               </w:rPr>
               <w:t xml:space="preserve"> lessons × 40 minutes</w:t>
             </w:r>
-            <w:del w:id="9002" w:author="Claude (AI) - proposed" w:date="2026-10-15T12:58:00Z">
+            <w:del w:id="9002" w:author="Claude (AI) - proposed" w:date="2026-10-18T00:31:09Z">
               <w:r>
                 <w:rPr>
                   <w:rFonts w:ascii="Arial" w:cs="Arial" w:eastAsia="Arial" w:hAnsi="Arial"/>
@@ -483,7 +483,7 @@
                 <w:delText xml:space="preserve"> = 400</w:delText>
               </w:r>
             </w:del>
-            <w:ins w:id="9003" w:author="Claude (AI) - proposed" w:date="2026-10-15T12:58:00Z">
+            <w:ins w:id="9003" w:author="Claude (AI) - proposed" w:date="2026-10-18T00:31:09Z">
               <w:r>
                 <w:rPr>
                   <w:rFonts w:ascii="Arial" w:cs="Arial" w:eastAsia="Arial" w:hAnsi="Arial"/>
@@ -566,10 +566,10 @@
               <w:ind w:left="360" w:hanging="180"/>
               <w:jc w:val="left"/>
               <w:rPr>
-                <w:ins w:id="9005" w:author="Claude (AI) - proposed" w:date="2026-10-15T12:58:00Z"/>
-              </w:rPr>
-            </w:pPr>
-            <w:ins w:id="9004" w:author="Claude (AI) - proposed" w:date="2026-10-15T12:58:00Z">
+                <w:ins w:id="9005" w:author="Claude (AI) - proposed" w:date="2026-10-18T00:31:09Z"/>
+              </w:rPr>
+            </w:pPr>
+            <w:ins w:id="9004" w:author="Claude (AI) - proposed" w:date="2026-10-18T00:31:09Z">
               <w:r>
                 <w:rPr>
                   <w:rFonts w:ascii="Arial" w:cs="Arial" w:eastAsia="Arial" w:hAnsi="Arial"/>
@@ -591,10 +591,10 @@
               <w:ind w:left="360" w:hanging="180"/>
               <w:jc w:val="left"/>
               <w:rPr>
-                <w:ins w:id="9007" w:author="Claude (AI) - proposed" w:date="2026-10-15T12:58:00Z"/>
-              </w:rPr>
-            </w:pPr>
-            <w:ins w:id="9006" w:author="Claude (AI) - proposed" w:date="2026-10-15T12:58:00Z">
+                <w:ins w:id="9007" w:author="Claude (AI) - proposed" w:date="2026-10-18T00:31:09Z"/>
+              </w:rPr>
+            </w:pPr>
+            <w:ins w:id="9006" w:author="Claude (AI) - proposed" w:date="2026-10-18T00:31:09Z">
               <w:r>
                 <w:rPr>
                   <w:rFonts w:ascii="Arial" w:cs="Arial" w:eastAsia="Arial" w:hAnsi="Arial"/>
@@ -616,10 +616,10 @@
               <w:ind w:left="360" w:hanging="180"/>
               <w:jc w:val="left"/>
               <w:rPr>
-                <w:ins w:id="9009" w:author="Claude (AI) - proposed" w:date="2026-10-15T12:58:00Z"/>
-              </w:rPr>
-            </w:pPr>
-            <w:ins w:id="9008" w:author="Claude (AI) - proposed" w:date="2026-10-15T12:58:00Z">
+                <w:ins w:id="9009" w:author="Claude (AI) - proposed" w:date="2026-10-18T00:31:09Z"/>
+              </w:rPr>
+            </w:pPr>
+            <w:ins w:id="9008" w:author="Claude (AI) - proposed" w:date="2026-10-18T00:31:09Z">
               <w:r>
                 <w:rPr>
                   <w:rFonts w:ascii="Arial" w:cs="Arial" w:eastAsia="Arial" w:hAnsi="Arial"/>
@@ -641,10 +641,10 @@
               <w:ind w:left="360" w:hanging="180"/>
               <w:jc w:val="left"/>
               <w:rPr>
-                <w:ins w:id="9011" w:author="Claude (AI) - proposed" w:date="2026-10-15T12:58:00Z"/>
-              </w:rPr>
-            </w:pPr>
-            <w:ins w:id="9010" w:author="Claude (AI) - proposed" w:date="2026-10-15T12:58:00Z">
+                <w:ins w:id="9011" w:author="Claude (AI) - proposed" w:date="2026-10-18T00:31:09Z"/>
+              </w:rPr>
+            </w:pPr>
+            <w:ins w:id="9010" w:author="Claude (AI) - proposed" w:date="2026-10-18T00:31:09Z">
               <w:r>
                 <w:rPr>
                   <w:rFonts w:ascii="Arial" w:cs="Arial" w:eastAsia="Arial" w:hAnsi="Arial"/>
@@ -666,10 +666,10 @@
               <w:ind w:left="360" w:hanging="180"/>
               <w:jc w:val="left"/>
               <w:rPr>
-                <w:ins w:id="9013" w:author="Claude (AI) - proposed" w:date="2026-10-15T12:58:00Z"/>
-              </w:rPr>
-            </w:pPr>
-            <w:ins w:id="9012" w:author="Claude (AI) - proposed" w:date="2026-10-15T12:58:00Z">
+                <w:ins w:id="9013" w:author="Claude (AI) - proposed" w:date="2026-10-18T00:31:09Z"/>
+              </w:rPr>
+            </w:pPr>
+            <w:ins w:id="9012" w:author="Claude (AI) - proposed" w:date="2026-10-18T00:31:09Z">
               <w:r>
                 <w:rPr>
                   <w:rFonts w:ascii="Arial" w:cs="Arial" w:eastAsia="Arial" w:hAnsi="Arial"/>
@@ -691,10 +691,10 @@
               <w:ind w:left="360" w:hanging="180"/>
               <w:jc w:val="left"/>
               <w:rPr>
-                <w:ins w:id="9015" w:author="Claude (AI) - proposed" w:date="2026-10-15T12:58:00Z"/>
-              </w:rPr>
-            </w:pPr>
-            <w:ins w:id="9014" w:author="Claude (AI) - proposed" w:date="2026-10-15T12:58:00Z">
+                <w:ins w:id="9015" w:author="Claude (AI) - proposed" w:date="2026-10-18T00:31:09Z"/>
+              </w:rPr>
+            </w:pPr>
+            <w:ins w:id="9014" w:author="Claude (AI) - proposed" w:date="2026-10-18T00:31:09Z">
               <w:r>
                 <w:rPr>
                   <w:rFonts w:ascii="Arial" w:cs="Arial" w:eastAsia="Arial" w:hAnsi="Arial"/>
@@ -716,10 +716,10 @@
               <w:spacing w:after="40" w:before="0"/>
               <w:jc w:val="left"/>
               <w:rPr>
-                <w:ins w:id="9017" w:author="Claude (AI) - proposed" w:date="2026-10-15T12:58:00Z"/>
-              </w:rPr>
-            </w:pPr>
-            <w:ins w:id="9016" w:author="Claude (AI) - proposed" w:date="2026-10-15T12:58:00Z">
+                <w:ins w:id="9017" w:author="Claude (AI) - proposed" w:date="2026-10-18T00:31:09Z"/>
+              </w:rPr>
+            </w:pPr>
+            <w:ins w:id="9016" w:author="Claude (AI) - proposed" w:date="2026-10-18T00:31:09Z">
               <w:r>
                 <w:rPr>
                   <w:rFonts w:ascii="Arial" w:cs="Arial" w:eastAsia="Arial" w:hAnsi="Arial"/>
@@ -741,10 +741,10 @@
               <w:spacing w:after="40" w:before="0"/>
               <w:jc w:val="left"/>
               <w:rPr>
-                <w:ins w:id="9019" w:author="Claude (AI) - proposed" w:date="2026-10-15T12:58:00Z"/>
-              </w:rPr>
-            </w:pPr>
-            <w:ins w:id="9018" w:author="Claude (AI) - proposed" w:date="2026-10-15T12:58:00Z">
+                <w:ins w:id="9019" w:author="Claude (AI) - proposed" w:date="2026-10-18T00:31:09Z"/>
+              </w:rPr>
+            </w:pPr>
+            <w:ins w:id="9018" w:author="Claude (AI) - proposed" w:date="2026-10-18T00:31:09Z">
               <w:r>
                 <w:rPr>
                   <w:rFonts w:ascii="Arial" w:cs="Arial" w:eastAsia="Arial" w:hAnsi="Arial"/>
@@ -786,10 +786,10 @@
               <w:ind w:left="360" w:hanging="180"/>
               <w:jc w:val="left"/>
               <w:rPr>
-                <w:del w:id="9021" w:author="Claude (AI) - proposed" w:date="2026-10-15T12:58:00Z"/>
-              </w:rPr>
-            </w:pPr>
-            <w:del w:id="9020" w:author="Claude (AI) - proposed" w:date="2026-10-15T12:58:00Z">
+                <w:del w:id="9021" w:author="Claude (AI) - proposed" w:date="2026-10-18T00:31:09Z"/>
+              </w:rPr>
+            </w:pPr>
+            <w:del w:id="9020" w:author="Claude (AI) - proposed" w:date="2026-10-18T00:31:09Z">
               <w:r>
                 <w:rPr>
                   <w:rFonts w:ascii="Arial" w:cs="Arial" w:eastAsia="Arial" w:hAnsi="Arial"/>
@@ -824,7 +824,7 @@
               </w:rPr>
               <w:t xml:space="preserve">–  Area of a minor segment </w:t>
             </w:r>
-            <w:ins w:id="9022" w:author="Claude (AI) - proposed" w:date="2026-10-15T12:58:00Z">
+            <w:ins w:id="9022" w:author="Claude (AI) - proposed" w:date="2026-10-18T00:31:09Z">
               <w:r>
                 <w:rPr>
                   <w:rFonts w:ascii="Arial" w:cs="Arial" w:eastAsia="Arial" w:hAnsi="Arial"/>
@@ -859,10 +859,10 @@
               <w:ind w:left="360" w:hanging="180"/>
               <w:jc w:val="left"/>
               <w:rPr>
-                <w:del w:id="9024" w:author="Claude (AI) - proposed" w:date="2026-10-15T12:58:00Z"/>
-              </w:rPr>
-            </w:pPr>
-            <w:del w:id="9023" w:author="Claude (AI) - proposed" w:date="2026-10-15T12:58:00Z">
+                <w:del w:id="9024" w:author="Claude (AI) - proposed" w:date="2026-10-18T00:31:09Z"/>
+              </w:rPr>
+            </w:pPr>
+            <w:del w:id="9023" w:author="Claude (AI) - proposed" w:date="2026-10-18T00:31:09Z">
               <w:r>
                 <w:rPr>
                   <w:rFonts w:ascii="Arial" w:cs="Arial" w:eastAsia="Arial" w:hAnsi="Arial"/>
@@ -924,10 +924,10 @@
               <w:ind w:left="360" w:hanging="180"/>
               <w:jc w:val="left"/>
               <w:rPr>
-                <w:del w:id="9026" w:author="Claude (AI) - proposed" w:date="2026-10-15T12:58:00Z"/>
-              </w:rPr>
-            </w:pPr>
-            <w:del w:id="9025" w:author="Claude (AI) - proposed" w:date="2026-10-15T12:58:00Z">
+                <w:del w:id="9026" w:author="Claude (AI) - proposed" w:date="2026-10-18T00:31:09Z"/>
+              </w:rPr>
+            </w:pPr>
+            <w:del w:id="9025" w:author="Claude (AI) - proposed" w:date="2026-10-18T00:31:09Z">
               <w:r>
                 <w:rPr>
                   <w:rFonts w:ascii="Arial" w:cs="Arial" w:eastAsia="Arial" w:hAnsi="Arial"/>
@@ -1030,7 +1030,7 @@
               </w:rPr>
               <w:t xml:space="preserve">By the end of the sub</w:t>
             </w:r>
-            <w:del w:id="9027" w:author="Claude (AI) - proposed" w:date="2026-10-15T12:58:00Z">
+            <w:del w:id="9027" w:author="Claude (AI) - proposed" w:date="2026-10-18T00:31:09Z">
               <w:r>
                 <w:rPr>
                   <w:rFonts w:ascii="Arial" w:cs="Arial" w:eastAsia="Arial" w:hAnsi="Arial"/>
@@ -1045,7 +1045,7 @@
                 <w:delText xml:space="preserve">-strand,</w:delText>
               </w:r>
             </w:del>
-            <w:ins w:id="9028" w:author="Claude (AI) - proposed" w:date="2026-10-15T12:58:00Z">
+            <w:ins w:id="9028" w:author="Claude (AI) - proposed" w:date="2026-10-18T00:31:09Z">
               <w:r>
                 <w:rPr>
                   <w:rFonts w:ascii="Arial" w:cs="Arial" w:eastAsia="Arial" w:hAnsi="Arial"/>
@@ -1093,7 +1093,7 @@
               </w:rPr>
               <w:t xml:space="preserve">a) </w:t>
             </w:r>
-            <w:del w:id="9029" w:author="Claude (AI) - proposed" w:date="2026-10-15T12:58:00Z">
+            <w:del w:id="9029" w:author="Claude (AI) - proposed" w:date="2026-10-18T00:31:09Z">
               <w:r>
                 <w:rPr>
                   <w:rFonts w:ascii="Arial" w:cs="Arial" w:eastAsia="Arial" w:hAnsi="Arial"/>
@@ -1108,7 +1108,7 @@
                 <w:delText xml:space="preserve">identify and name parts of a circle including arc, sector, and segment</w:delText>
               </w:r>
             </w:del>
-            <w:ins w:id="9030" w:author="Claude (AI) - proposed" w:date="2026-10-15T12:58:00Z">
+            <w:ins w:id="9030" w:author="Claude (AI) - proposed" w:date="2026-10-18T00:31:09Z">
               <w:r>
                 <w:rPr>
                   <w:rFonts w:ascii="Arial" w:cs="Arial" w:eastAsia="Arial" w:hAnsi="Arial"/>
@@ -1143,10 +1143,10 @@
               <w:spacing w:after="40" w:before="0"/>
               <w:jc w:val="left"/>
               <w:rPr>
-                <w:del w:id="9032" w:author="Claude (AI) - proposed" w:date="2026-10-15T12:58:00Z"/>
-              </w:rPr>
-            </w:pPr>
-            <w:del w:id="9031" w:author="Claude (AI) - proposed" w:date="2026-10-15T12:58:00Z">
+                <w:del w:id="9032" w:author="Claude (AI) - proposed" w:date="2026-10-18T00:31:09Z"/>
+              </w:rPr>
+            </w:pPr>
+            <w:del w:id="9031" w:author="Claude (AI) - proposed" w:date="2026-10-18T00:31:09Z">
               <w:r>
                 <w:rPr>
                   <w:rFonts w:ascii="Arial" w:cs="Arial" w:eastAsia="Arial" w:hAnsi="Arial"/>
@@ -1168,10 +1168,10 @@
               <w:spacing w:after="40" w:before="0"/>
               <w:jc w:val="left"/>
               <w:rPr>
-                <w:del w:id="9034" w:author="Claude (AI) - proposed" w:date="2026-10-15T12:58:00Z"/>
-              </w:rPr>
-            </w:pPr>
-            <w:del w:id="9033" w:author="Claude (AI) - proposed" w:date="2026-10-15T12:58:00Z">
+                <w:del w:id="9034" w:author="Claude (AI) - proposed" w:date="2026-10-18T00:31:09Z"/>
+              </w:rPr>
+            </w:pPr>
+            <w:del w:id="9033" w:author="Claude (AI) - proposed" w:date="2026-10-18T00:31:09Z">
               <w:r>
                 <w:rPr>
                   <w:rFonts w:ascii="Arial" w:cs="Arial" w:eastAsia="Arial" w:hAnsi="Arial"/>
@@ -1193,7 +1193,7 @@
               <w:spacing w:after="40" w:before="0"/>
               <w:jc w:val="left"/>
             </w:pPr>
-            <w:del w:id="9035" w:author="Claude (AI) - proposed" w:date="2026-10-15T12:58:00Z">
+            <w:del w:id="9035" w:author="Claude (AI) - proposed" w:date="2026-10-18T00:31:09Z">
               <w:r>
                 <w:rPr>
                   <w:rFonts w:ascii="Arial" w:cs="Arial" w:eastAsia="Arial" w:hAnsi="Arial"/>
@@ -1208,7 +1208,7 @@
                 <w:delText xml:space="preserve">d) calculate</w:delText>
               </w:r>
             </w:del>
-            <w:ins w:id="9036" w:author="Claude (AI) - proposed" w:date="2026-10-15T12:58:00Z">
+            <w:ins w:id="9036" w:author="Claude (AI) - proposed" w:date="2026-10-18T00:31:09Z">
               <w:r>
                 <w:rPr>
                   <w:rFonts w:ascii="Arial" w:cs="Arial" w:eastAsia="Arial" w:hAnsi="Arial"/>
@@ -1236,7 +1236,7 @@
               </w:rPr>
               <w:t xml:space="preserve"> the area of a</w:t>
             </w:r>
-            <w:del w:id="9037" w:author="Claude (AI) - proposed" w:date="2026-10-15T12:58:00Z">
+            <w:del w:id="9037" w:author="Claude (AI) - proposed" w:date="2026-10-18T00:31:09Z">
               <w:r>
                 <w:rPr>
                   <w:rFonts w:ascii="Arial" w:cs="Arial" w:eastAsia="Arial" w:hAnsi="Arial"/>
@@ -1264,7 +1264,7 @@
               </w:rPr>
               <w:t xml:space="preserve"> sector of a circle in </w:t>
             </w:r>
-            <w:del w:id="9038" w:author="Claude (AI) - proposed" w:date="2026-10-15T12:58:00Z">
+            <w:del w:id="9038" w:author="Claude (AI) - proposed" w:date="2026-10-18T00:31:09Z">
               <w:r>
                 <w:rPr>
                   <w:rFonts w:ascii="Arial" w:cs="Arial" w:eastAsia="Arial" w:hAnsi="Arial"/>
@@ -1279,7 +1279,7 @@
                 <w:delText xml:space="preserve">different contexts</w:delText>
               </w:r>
             </w:del>
-            <w:ins w:id="9039" w:author="Claude (AI) - proposed" w:date="2026-10-15T12:58:00Z">
+            <w:ins w:id="9039" w:author="Claude (AI) - proposed" w:date="2026-10-18T00:31:09Z">
               <w:r>
                 <w:rPr>
                   <w:rFonts w:ascii="Arial" w:cs="Arial" w:eastAsia="Arial" w:hAnsi="Arial"/>
@@ -1314,10 +1314,10 @@
               <w:spacing w:after="40" w:before="0"/>
               <w:jc w:val="left"/>
               <w:rPr>
-                <w:ins w:id="9041" w:author="Claude (AI) - proposed" w:date="2026-10-15T12:58:00Z"/>
-              </w:rPr>
-            </w:pPr>
-            <w:ins w:id="9040" w:author="Claude (AI) - proposed" w:date="2026-10-15T12:58:00Z">
+                <w:ins w:id="9041" w:author="Claude (AI) - proposed" w:date="2026-10-18T00:31:09Z"/>
+              </w:rPr>
+            </w:pPr>
+            <w:ins w:id="9040" w:author="Claude (AI) - proposed" w:date="2026-10-18T00:31:09Z">
               <w:r>
                 <w:rPr>
                   <w:rFonts w:ascii="Arial" w:cs="Arial" w:eastAsia="Arial" w:hAnsi="Arial"/>
@@ -1339,10 +1339,10 @@
               <w:spacing w:after="40" w:before="0"/>
               <w:jc w:val="left"/>
               <w:rPr>
-                <w:ins w:id="9043" w:author="Claude (AI) - proposed" w:date="2026-10-15T12:58:00Z"/>
-              </w:rPr>
-            </w:pPr>
-            <w:ins w:id="9042" w:author="Claude (AI) - proposed" w:date="2026-10-15T12:58:00Z">
+                <w:ins w:id="9043" w:author="Claude (AI) - proposed" w:date="2026-10-18T00:31:09Z"/>
+              </w:rPr>
+            </w:pPr>
+            <w:ins w:id="9042" w:author="Claude (AI) - proposed" w:date="2026-10-18T00:31:09Z">
               <w:r>
                 <w:rPr>
                   <w:rFonts w:ascii="Arial" w:cs="Arial" w:eastAsia="Arial" w:hAnsi="Arial"/>
@@ -1364,10 +1364,10 @@
               <w:spacing w:after="40" w:before="0"/>
               <w:jc w:val="left"/>
               <w:rPr>
-                <w:ins w:id="9045" w:author="Claude (AI) - proposed" w:date="2026-10-15T12:58:00Z"/>
-              </w:rPr>
-            </w:pPr>
-            <w:ins w:id="9044" w:author="Claude (AI) - proposed" w:date="2026-10-15T12:58:00Z">
+                <w:ins w:id="9045" w:author="Claude (AI) - proposed" w:date="2026-10-18T00:31:09Z"/>
+              </w:rPr>
+            </w:pPr>
+            <w:ins w:id="9044" w:author="Claude (AI) - proposed" w:date="2026-10-18T00:31:09Z">
               <w:r>
                 <w:rPr>
                   <w:rFonts w:ascii="Arial" w:cs="Arial" w:eastAsia="Arial" w:hAnsi="Arial"/>
@@ -1389,10 +1389,10 @@
               <w:spacing w:after="40" w:before="0"/>
               <w:jc w:val="left"/>
               <w:rPr>
-                <w:del w:id="9047" w:author="Claude (AI) - proposed" w:date="2026-10-15T12:58:00Z"/>
-              </w:rPr>
-            </w:pPr>
-            <w:del w:id="9046" w:author="Claude (AI) - proposed" w:date="2026-10-15T12:58:00Z">
+                <w:del w:id="9047" w:author="Claude (AI) - proposed" w:date="2026-10-18T00:31:09Z"/>
+              </w:rPr>
+            </w:pPr>
+            <w:del w:id="9046" w:author="Claude (AI) - proposed" w:date="2026-10-18T00:31:09Z">
               <w:r>
                 <w:rPr>
                   <w:rFonts w:ascii="Arial" w:cs="Arial" w:eastAsia="Arial" w:hAnsi="Arial"/>
@@ -1414,10 +1414,10 @@
               <w:spacing w:after="40" w:before="0"/>
               <w:jc w:val="left"/>
               <w:rPr>
-                <w:del w:id="9049" w:author="Claude (AI) - proposed" w:date="2026-10-15T12:58:00Z"/>
-              </w:rPr>
-            </w:pPr>
-            <w:del w:id="9048" w:author="Claude (AI) - proposed" w:date="2026-10-15T12:58:00Z">
+                <w:del w:id="9049" w:author="Claude (AI) - proposed" w:date="2026-10-18T00:31:09Z"/>
+              </w:rPr>
+            </w:pPr>
+            <w:del w:id="9048" w:author="Claude (AI) - proposed" w:date="2026-10-18T00:31:09Z">
               <w:r>
                 <w:rPr>
                   <w:rFonts w:ascii="Arial" w:cs="Arial" w:eastAsia="Arial" w:hAnsi="Arial"/>
@@ -1439,7 +1439,7 @@
               <w:spacing w:after="40" w:before="0"/>
               <w:jc w:val="left"/>
             </w:pPr>
-            <w:del w:id="9050" w:author="Claude (AI) - proposed" w:date="2026-10-15T12:58:00Z">
+            <w:del w:id="9050" w:author="Claude (AI) - proposed" w:date="2026-10-18T00:31:09Z">
               <w:r>
                 <w:rPr>
                   <w:rFonts w:ascii="Arial" w:cs="Arial" w:eastAsia="Arial" w:hAnsi="Arial"/>
@@ -1454,7 +1454,7 @@
                 <w:delText xml:space="preserve">g) appreciate the use of areas of parts</w:delText>
               </w:r>
             </w:del>
-            <w:ins w:id="9051" w:author="Claude (AI) - proposed" w:date="2026-10-15T12:58:00Z">
+            <w:ins w:id="9051" w:author="Claude (AI) - proposed" w:date="2026-10-18T00:31:09Z">
               <w:r>
                 <w:rPr>
                   <w:rFonts w:ascii="Arial" w:cs="Arial" w:eastAsia="Arial" w:hAnsi="Arial"/>
@@ -1482,7 +1482,7 @@
               </w:rPr>
               <w:t xml:space="preserve"> of a circle in </w:t>
             </w:r>
-            <w:del w:id="9052" w:author="Claude (AI) - proposed" w:date="2026-10-15T12:58:00Z">
+            <w:del w:id="9052" w:author="Claude (AI) - proposed" w:date="2026-10-18T00:31:09Z">
               <w:r>
                 <w:rPr>
                   <w:rFonts w:ascii="Arial" w:cs="Arial" w:eastAsia="Arial" w:hAnsi="Arial"/>
@@ -1497,7 +1497,7 @@
                 <w:delText xml:space="preserve">day-to-day activities and in various careers.</w:delText>
               </w:r>
             </w:del>
-            <w:ins w:id="9053" w:author="Claude (AI) - proposed" w:date="2026-10-15T12:58:00Z">
+            <w:ins w:id="9053" w:author="Claude (AI) - proposed" w:date="2026-10-18T00:31:09Z">
               <w:r>
                 <w:rPr>
                   <w:rFonts w:ascii="Arial" w:cs="Arial" w:eastAsia="Arial" w:hAnsi="Arial"/>
@@ -1519,10 +1519,10 @@
               <w:spacing w:after="40" w:before="0"/>
               <w:jc w:val="left"/>
               <w:rPr>
-                <w:ins w:id="9055" w:author="Claude (AI) - proposed" w:date="2026-10-15T12:58:00Z"/>
-              </w:rPr>
-            </w:pPr>
-            <w:ins w:id="9054" w:author="Claude (AI) - proposed" w:date="2026-10-15T12:58:00Z">
+                <w:ins w:id="9055" w:author="Claude (AI) - proposed" w:date="2026-10-18T00:31:09Z"/>
+              </w:rPr>
+            </w:pPr>
+            <w:ins w:id="9054" w:author="Claude (AI) - proposed" w:date="2026-10-18T00:31:09Z">
               <w:r>
                 <w:rPr>
                   <w:rFonts w:ascii="Arial" w:cs="Arial" w:eastAsia="Arial" w:hAnsi="Arial"/>
@@ -1544,10 +1544,10 @@
               <w:spacing w:after="40" w:before="0"/>
               <w:jc w:val="left"/>
               <w:rPr>
-                <w:ins w:id="9057" w:author="Claude (AI) - proposed" w:date="2026-10-15T12:58:00Z"/>
-              </w:rPr>
-            </w:pPr>
-            <w:ins w:id="9056" w:author="Claude (AI) - proposed" w:date="2026-10-15T12:58:00Z">
+                <w:ins w:id="9057" w:author="Claude (AI) - proposed" w:date="2026-10-18T00:31:09Z"/>
+              </w:rPr>
+            </w:pPr>
+            <w:ins w:id="9056" w:author="Claude (AI) - proposed" w:date="2026-10-18T00:31:09Z">
               <w:r>
                 <w:rPr>
                   <w:rFonts w:ascii="Arial" w:cs="Arial" w:eastAsia="Arial" w:hAnsi="Arial"/>
@@ -1569,10 +1569,10 @@
               <w:spacing w:after="40" w:before="0"/>
               <w:jc w:val="left"/>
               <w:rPr>
-                <w:ins w:id="9059" w:author="Claude (AI) - proposed" w:date="2026-10-15T12:58:00Z"/>
-              </w:rPr>
-            </w:pPr>
-            <w:ins w:id="9058" w:author="Claude (AI) - proposed" w:date="2026-10-15T12:58:00Z">
+                <w:ins w:id="9059" w:author="Claude (AI) - proposed" w:date="2026-10-18T00:31:09Z"/>
+              </w:rPr>
+            </w:pPr>
+            <w:ins w:id="9058" w:author="Claude (AI) - proposed" w:date="2026-10-18T00:31:09Z">
               <w:r>
                 <w:rPr>
                   <w:rFonts w:ascii="Arial" w:cs="Arial" w:eastAsia="Arial" w:hAnsi="Arial"/>
@@ -1642,10 +1642,10 @@
               <w:ind w:left="360" w:hanging="180"/>
               <w:jc w:val="left"/>
               <w:rPr>
-                <w:ins w:id="9061" w:author="Claude (AI) - proposed" w:date="2026-10-15T12:58:00Z"/>
-              </w:rPr>
-            </w:pPr>
-            <w:ins w:id="9060" w:author="Claude (AI) - proposed" w:date="2026-10-15T12:58:00Z">
+                <w:ins w:id="9061" w:author="Claude (AI) - proposed" w:date="2026-10-18T00:31:09Z"/>
+              </w:rPr>
+            </w:pPr>
+            <w:ins w:id="9060" w:author="Claude (AI) - proposed" w:date="2026-10-18T00:31:09Z">
               <w:r>
                 <w:rPr>
                   <w:rFonts w:ascii="Arial" w:cs="Arial" w:eastAsia="Arial" w:hAnsi="Arial"/>
@@ -1667,10 +1667,10 @@
               <w:ind w:left="360" w:hanging="180"/>
               <w:jc w:val="left"/>
               <w:rPr>
-                <w:ins w:id="9063" w:author="Claude (AI) - proposed" w:date="2026-10-15T12:58:00Z"/>
-              </w:rPr>
-            </w:pPr>
-            <w:ins w:id="9062" w:author="Claude (AI) - proposed" w:date="2026-10-15T12:58:00Z">
+                <w:ins w:id="9063" w:author="Claude (AI) - proposed" w:date="2026-10-18T00:31:09Z"/>
+              </w:rPr>
+            </w:pPr>
+            <w:ins w:id="9062" w:author="Claude (AI) - proposed" w:date="2026-10-18T00:31:09Z">
               <w:r>
                 <w:rPr>
                   <w:rFonts w:ascii="Arial" w:cs="Arial" w:eastAsia="Arial" w:hAnsi="Arial"/>
@@ -1692,10 +1692,10 @@
               <w:ind w:left="360" w:hanging="180"/>
               <w:jc w:val="left"/>
               <w:rPr>
-                <w:ins w:id="9065" w:author="Claude (AI) - proposed" w:date="2026-10-15T12:58:00Z"/>
-              </w:rPr>
-            </w:pPr>
-            <w:ins w:id="9064" w:author="Claude (AI) - proposed" w:date="2026-10-15T12:58:00Z">
+                <w:ins w:id="9065" w:author="Claude (AI) - proposed" w:date="2026-10-18T00:31:09Z"/>
+              </w:rPr>
+            </w:pPr>
+            <w:ins w:id="9064" w:author="Claude (AI) - proposed" w:date="2026-10-18T00:31:09Z">
               <w:r>
                 <w:rPr>
                   <w:rFonts w:ascii="Arial" w:cs="Arial" w:eastAsia="Arial" w:hAnsi="Arial"/>
@@ -1717,10 +1717,10 @@
               <w:spacing w:after="40" w:before="0"/>
               <w:jc w:val="left"/>
               <w:rPr>
-                <w:ins w:id="9067" w:author="Claude (AI) - proposed" w:date="2026-10-15T12:58:00Z"/>
-              </w:rPr>
-            </w:pPr>
-            <w:ins w:id="9066" w:author="Claude (AI) - proposed" w:date="2026-10-15T12:58:00Z">
+                <w:ins w:id="9067" w:author="Claude (AI) - proposed" w:date="2026-10-18T00:31:09Z"/>
+              </w:rPr>
+            </w:pPr>
+            <w:ins w:id="9066" w:author="Claude (AI) - proposed" w:date="2026-10-18T00:31:09Z">
               <w:r>
                 <w:rPr>
                   <w:rFonts w:ascii="Arial" w:cs="Arial" w:eastAsia="Arial" w:hAnsi="Arial"/>
@@ -1742,10 +1742,10 @@
               <w:spacing w:after="40" w:before="0"/>
               <w:jc w:val="left"/>
               <w:rPr>
-                <w:ins w:id="9069" w:author="Claude (AI) - proposed" w:date="2026-10-15T12:58:00Z"/>
-              </w:rPr>
-            </w:pPr>
-            <w:ins w:id="9068" w:author="Claude (AI) - proposed" w:date="2026-10-15T12:58:00Z">
+                <w:ins w:id="9069" w:author="Claude (AI) - proposed" w:date="2026-10-18T00:31:09Z"/>
+              </w:rPr>
+            </w:pPr>
+            <w:ins w:id="9068" w:author="Claude (AI) - proposed" w:date="2026-10-18T00:31:09Z">
               <w:r>
                 <w:rPr>
                   <w:rFonts w:ascii="Arial" w:cs="Arial" w:eastAsia="Arial" w:hAnsi="Arial"/>
@@ -1915,10 +1915,10 @@
               <w:ind w:left="360" w:hanging="180"/>
               <w:jc w:val="left"/>
               <w:rPr>
-                <w:ins w:id="9071" w:author="Claude (AI) - proposed" w:date="2026-10-15T12:58:00Z"/>
-              </w:rPr>
-            </w:pPr>
-            <w:ins w:id="9070" w:author="Claude (AI) - proposed" w:date="2026-10-15T12:58:00Z">
+                <w:ins w:id="9071" w:author="Claude (AI) - proposed" w:date="2026-10-18T00:31:09Z"/>
+              </w:rPr>
+            </w:pPr>
+            <w:ins w:id="9070" w:author="Claude (AI) - proposed" w:date="2026-10-18T00:31:09Z">
               <w:r>
                 <w:rPr>
                   <w:rFonts w:ascii="Arial" w:cs="Arial" w:eastAsia="Arial" w:hAnsi="Arial"/>
@@ -1940,10 +1940,10 @@
               <w:ind w:left="360" w:hanging="180"/>
               <w:jc w:val="left"/>
               <w:rPr>
-                <w:ins w:id="9073" w:author="Claude (AI) - proposed" w:date="2026-10-15T12:58:00Z"/>
-              </w:rPr>
-            </w:pPr>
-            <w:ins w:id="9072" w:author="Claude (AI) - proposed" w:date="2026-10-15T12:58:00Z">
+                <w:ins w:id="9073" w:author="Claude (AI) - proposed" w:date="2026-10-18T00:31:09Z"/>
+              </w:rPr>
+            </w:pPr>
+            <w:ins w:id="9072" w:author="Claude (AI) - proposed" w:date="2026-10-18T00:31:09Z">
               <w:r>
                 <w:rPr>
                   <w:rFonts w:ascii="Arial" w:cs="Arial" w:eastAsia="Arial" w:hAnsi="Arial"/>
@@ -1965,10 +1965,10 @@
               <w:spacing w:after="40" w:before="0"/>
               <w:jc w:val="left"/>
               <w:rPr>
-                <w:ins w:id="9075" w:author="Claude (AI) - proposed" w:date="2026-10-15T12:58:00Z"/>
-              </w:rPr>
-            </w:pPr>
-            <w:ins w:id="9074" w:author="Claude (AI) - proposed" w:date="2026-10-15T12:58:00Z">
+                <w:ins w:id="9075" w:author="Claude (AI) - proposed" w:date="2026-10-18T00:31:09Z"/>
+              </w:rPr>
+            </w:pPr>
+            <w:ins w:id="9074" w:author="Claude (AI) - proposed" w:date="2026-10-18T00:31:09Z">
               <w:r>
                 <w:rPr>
                   <w:rFonts w:ascii="Arial" w:cs="Arial" w:eastAsia="Arial" w:hAnsi="Arial"/>
@@ -1990,10 +1990,10 @@
               <w:spacing w:after="40" w:before="0"/>
               <w:jc w:val="left"/>
               <w:rPr>
-                <w:ins w:id="9077" w:author="Claude (AI) - proposed" w:date="2026-10-15T12:58:00Z"/>
-              </w:rPr>
-            </w:pPr>
-            <w:ins w:id="9076" w:author="Claude (AI) - proposed" w:date="2026-10-15T12:58:00Z">
+                <w:ins w:id="9077" w:author="Claude (AI) - proposed" w:date="2026-10-18T00:31:09Z"/>
+              </w:rPr>
+            </w:pPr>
+            <w:ins w:id="9076" w:author="Claude (AI) - proposed" w:date="2026-10-18T00:31:09Z">
               <w:r>
                 <w:rPr>
                   <w:rFonts w:ascii="Arial" w:cs="Arial" w:eastAsia="Arial" w:hAnsi="Arial"/>
@@ -2291,10 +2291,10 @@
               <w:ind w:left="360" w:hanging="180"/>
               <w:jc w:val="left"/>
               <w:rPr>
-                <w:ins w:id="9079" w:author="Claude (AI) - proposed" w:date="2026-10-15T12:58:00Z"/>
-              </w:rPr>
-            </w:pPr>
-            <w:ins w:id="9078" w:author="Claude (AI) - proposed" w:date="2026-10-15T12:58:00Z">
+                <w:ins w:id="9079" w:author="Claude (AI) - proposed" w:date="2026-10-18T00:31:09Z"/>
+              </w:rPr>
+            </w:pPr>
+            <w:ins w:id="9078" w:author="Claude (AI) - proposed" w:date="2026-10-18T00:31:09Z">
               <w:r>
                 <w:rPr>
                   <w:rFonts w:ascii="Arial" w:cs="Arial" w:eastAsia="Arial" w:hAnsi="Arial"/>
@@ -2316,10 +2316,10 @@
               <w:ind w:left="360" w:hanging="180"/>
               <w:jc w:val="left"/>
               <w:rPr>
-                <w:ins w:id="9081" w:author="Claude (AI) - proposed" w:date="2026-10-15T12:58:00Z"/>
-              </w:rPr>
-            </w:pPr>
-            <w:ins w:id="9080" w:author="Claude (AI) - proposed" w:date="2026-10-15T12:58:00Z">
+                <w:ins w:id="9081" w:author="Claude (AI) - proposed" w:date="2026-10-18T00:31:09Z"/>
+              </w:rPr>
+            </w:pPr>
+            <w:ins w:id="9080" w:author="Claude (AI) - proposed" w:date="2026-10-18T00:31:09Z">
               <w:r>
                 <w:rPr>
                   <w:rFonts w:ascii="Arial" w:cs="Arial" w:eastAsia="Arial" w:hAnsi="Arial"/>
@@ -2341,10 +2341,10 @@
               <w:ind w:left="360" w:hanging="180"/>
               <w:jc w:val="left"/>
               <w:rPr>
-                <w:ins w:id="9083" w:author="Claude (AI) - proposed" w:date="2026-10-15T12:58:00Z"/>
-              </w:rPr>
-            </w:pPr>
-            <w:ins w:id="9082" w:author="Claude (AI) - proposed" w:date="2026-10-15T12:58:00Z">
+                <w:ins w:id="9083" w:author="Claude (AI) - proposed" w:date="2026-10-18T00:31:09Z"/>
+              </w:rPr>
+            </w:pPr>
+            <w:ins w:id="9082" w:author="Claude (AI) - proposed" w:date="2026-10-18T00:31:09Z">
               <w:r>
                 <w:rPr>
                   <w:rFonts w:ascii="Arial" w:cs="Arial" w:eastAsia="Arial" w:hAnsi="Arial"/>
@@ -2366,10 +2366,10 @@
               <w:spacing w:after="40" w:before="0"/>
               <w:jc w:val="left"/>
               <w:rPr>
-                <w:ins w:id="9085" w:author="Claude (AI) - proposed" w:date="2026-10-15T12:58:00Z"/>
-              </w:rPr>
-            </w:pPr>
-            <w:ins w:id="9084" w:author="Claude (AI) - proposed" w:date="2026-10-15T12:58:00Z">
+                <w:ins w:id="9085" w:author="Claude (AI) - proposed" w:date="2026-10-18T00:31:09Z"/>
+              </w:rPr>
+            </w:pPr>
+            <w:ins w:id="9084" w:author="Claude (AI) - proposed" w:date="2026-10-18T00:31:09Z">
               <w:r>
                 <w:rPr>
                   <w:rFonts w:ascii="Arial" w:cs="Arial" w:eastAsia="Arial" w:hAnsi="Arial"/>
@@ -2391,10 +2391,10 @@
               <w:spacing w:after="40" w:before="0"/>
               <w:jc w:val="left"/>
               <w:rPr>
-                <w:ins w:id="9087" w:author="Claude (AI) - proposed" w:date="2026-10-15T12:58:00Z"/>
-              </w:rPr>
-            </w:pPr>
-            <w:ins w:id="9086" w:author="Claude (AI) - proposed" w:date="2026-10-15T12:58:00Z">
+                <w:ins w:id="9087" w:author="Claude (AI) - proposed" w:date="2026-10-18T00:31:09Z"/>
+              </w:rPr>
+            </w:pPr>
+            <w:ins w:id="9086" w:author="Claude (AI) - proposed" w:date="2026-10-18T00:31:09Z">
               <w:r>
                 <w:rPr>
                   <w:rFonts w:ascii="Arial" w:cs="Arial" w:eastAsia="Arial" w:hAnsi="Arial"/>
@@ -2853,7 +2853,7 @@
               </w:rPr>
               <w:t xml:space="preserve">KICD KEY INQUIRY </w:t>
             </w:r>
-            <w:del w:id="9088" w:author="Claude (AI) - proposed" w:date="2026-10-15T12:58:00Z">
+            <w:del w:id="9088" w:author="Claude (AI) - proposed" w:date="2026-10-18T00:31:09Z">
               <w:r>
                 <w:rPr>
                   <w:rFonts w:ascii="Arial" w:cs="Arial" w:eastAsia="Arial" w:hAnsi="Arial"/>
@@ -2868,7 +2868,7 @@
                 <w:delText xml:space="preserve">QUESTIONS</w:delText>
               </w:r>
             </w:del>
-            <w:ins w:id="9089" w:author="Claude (AI) - proposed" w:date="2026-10-15T12:58:00Z">
+            <w:ins w:id="9089" w:author="Claude (AI) - proposed" w:date="2026-10-18T00:31:09Z">
               <w:r>
                 <w:rPr>
                   <w:rFonts w:ascii="Arial" w:cs="Arial" w:eastAsia="Arial" w:hAnsi="Arial"/>
@@ -2903,7 +2903,7 @@
               <w:spacing w:after="40" w:before="0"/>
               <w:jc w:val="left"/>
             </w:pPr>
-            <w:del w:id="9090" w:author="Claude (AI) - proposed" w:date="2026-10-15T12:58:00Z">
+            <w:del w:id="9090" w:author="Claude (AI) - proposed" w:date="2026-10-18T00:31:09Z">
               <w:r>
                 <w:rPr>
                   <w:rFonts w:ascii="Arial" w:cs="Arial" w:eastAsia="Arial" w:hAnsi="Arial"/>
@@ -2931,7 +2931,7 @@
               </w:rPr>
               <w:t xml:space="preserve">How do we </w:t>
             </w:r>
-            <w:del w:id="9091" w:author="Claude (AI) - proposed" w:date="2026-10-15T12:58:00Z">
+            <w:del w:id="9091" w:author="Claude (AI) - proposed" w:date="2026-10-18T00:31:09Z">
               <w:r>
                 <w:rPr>
                   <w:rFonts w:ascii="Arial" w:cs="Arial" w:eastAsia="Arial" w:hAnsi="Arial"/>
@@ -2946,7 +2946,7 @@
                 <w:delText xml:space="preserve">calculate</w:delText>
               </w:r>
             </w:del>
-            <w:ins w:id="9092" w:author="Claude (AI) - proposed" w:date="2026-10-15T12:58:00Z">
+            <w:ins w:id="9092" w:author="Claude (AI) - proposed" w:date="2026-10-18T00:31:09Z">
               <w:r>
                 <w:rPr>
                   <w:rFonts w:ascii="Arial" w:cs="Arial" w:eastAsia="Arial" w:hAnsi="Arial"/>
@@ -2974,7 +2974,7 @@
               </w:rPr>
               <w:t xml:space="preserve"> the area of a part of a circle</w:t>
             </w:r>
-            <w:ins w:id="9093" w:author="Claude (AI) - proposed" w:date="2026-10-15T12:58:00Z">
+            <w:ins w:id="9093" w:author="Claude (AI) - proposed" w:date="2026-10-18T00:31:09Z">
               <w:r>
                 <w:rPr>
                   <w:rFonts w:ascii="Arial" w:cs="Arial" w:eastAsia="Arial" w:hAnsi="Arial"/>
@@ -3009,10 +3009,10 @@
               <w:spacing w:after="40" w:before="0"/>
               <w:jc w:val="left"/>
               <w:rPr>
-                <w:del w:id="9095" w:author="Claude (AI) - proposed" w:date="2026-10-15T12:58:00Z"/>
-              </w:rPr>
-            </w:pPr>
-            <w:del w:id="9094" w:author="Claude (AI) - proposed" w:date="2026-10-15T12:58:00Z">
+                <w:del w:id="9095" w:author="Claude (AI) - proposed" w:date="2026-10-18T00:31:09Z"/>
+              </w:rPr>
+            </w:pPr>
+            <w:del w:id="9094" w:author="Claude (AI) - proposed" w:date="2026-10-18T00:31:09Z">
               <w:r>
                 <w:rPr>
                   <w:rFonts w:ascii="Arial" w:cs="Arial" w:eastAsia="Arial" w:hAnsi="Arial"/>
@@ -3243,7 +3243,7 @@
               </w:rPr>
               <w:t xml:space="preserve">Lesson 5: EXPLAIN — Area of a Major Sector — Students extend the formula to major sectors (angle &gt; 180°), distinguishing minor and major sectors; problem contexts include the larger unwatered portion of a circular irrigation field and the </w:t>
             </w:r>
-            <w:del w:id="9096" w:author="Claude (AI) - proposed" w:date="2026-10-15T12:58:00Z">
+            <w:del w:id="9096" w:author="Claude (AI) - proposed" w:date="2026-10-18T00:31:09Z">
               <w:r>
                 <w:rPr>
                   <w:rFonts w:ascii="Arial" w:cs="Arial" w:eastAsia="Arial" w:hAnsi="Arial"/>
@@ -3258,7 +3258,7 @@
                 <w:delText xml:space="preserve">major fan of a matatu wiper</w:delText>
               </w:r>
             </w:del>
-            <w:ins w:id="9097" w:author="Claude (AI) - proposed" w:date="2026-10-15T12:58:00Z">
+            <w:ins w:id="9097" w:author="Claude (AI) - proposed" w:date="2026-10-18T00:31:09Z">
               <w:r>
                 <w:rPr>
                   <w:rFonts w:ascii="Arial" w:cs="Arial" w:eastAsia="Arial" w:hAnsi="Arial"/>
@@ -3366,7 +3366,7 @@
               </w:rPr>
               <w:t xml:space="preserve">Lesson 9: DIGITAL TOOLS &amp; CONSOLIDATION — Students use calculators and digital simulations to confirm earlier hand-calculated sector and segment areas; they identify and correct common errors (e.g., using </w:t>
             </w:r>
-            <w:del w:id="9098" w:author="Claude (AI) - proposed" w:date="2026-10-15T12:58:00Z">
+            <w:del w:id="9098" w:author="Claude (AI) - proposed" w:date="2026-10-18T00:31:09Z">
               <w:r>
                 <w:rPr>
                   <w:rFonts w:ascii="Arial" w:cs="Arial" w:eastAsia="Arial" w:hAnsi="Arial"/>
@@ -3381,7 +3381,7 @@
                 <w:delText xml:space="preserve">degrees vs. radians</w:delText>
               </w:r>
             </w:del>
-            <w:ins w:id="9099" w:author="Claude (AI) - proposed" w:date="2026-10-15T12:58:00Z">
+            <w:ins w:id="9099" w:author="Claude (AI) - proposed" w:date="2026-10-18T00:31:09Z">
               <w:r>
                 <w:rPr>
                   <w:rFonts w:ascii="Arial" w:cs="Arial" w:eastAsia="Arial" w:hAnsi="Arial"/>
@@ -3679,7 +3679,7 @@
         </w:rPr>
         <w:t xml:space="preserve">© 2026 SeaVuria and ARES. This work is licensed under a </w:t>
       </w:r>
-      <w:hyperlink w:history="1" r:id="rIdveux_kjovguecgz4foqdm">
+      <w:hyperlink w:history="1" r:id="rIdfzw1bktxt3nvrxx5cjvjm">
         <w:r>
           <w:rPr>
             <w:rFonts w:ascii="Arial" w:cs="Arial" w:eastAsia="Arial" w:hAnsi="Arial"/>
@@ -3699,7 +3699,7 @@
         </w:rPr>
         <w:t xml:space="preserve"> (</w:t>
       </w:r>
-      <w:hyperlink w:history="1" r:id="rIdivzlcwkn1ehxt0x0qczcz">
+      <w:hyperlink w:history="1" r:id="rIdkuqu3tpihvyffwroht7sb">
         <w:r>
           <w:rPr>
             <w:rFonts w:ascii="Arial" w:cs="Arial" w:eastAsia="Arial" w:hAnsi="Arial"/>
@@ -3719,7 +3719,7 @@
         </w:rPr>
         <w:t xml:space="preserve">). To view a copy of this license, visit </w:t>
       </w:r>
-      <w:hyperlink w:history="1" r:id="rIdruvddke4szrsfzx45q0hb">
+      <w:hyperlink w:history="1" r:id="rIdmxe10fdfke4grqj_c5jjt">
         <w:r>
           <w:rPr>
             <w:rFonts w:ascii="Arial" w:cs="Arial" w:eastAsia="Arial" w:hAnsi="Arial"/>
@@ -4758,7 +4758,7 @@
             <w:pPr>
               <w:spacing w:after="20" w:before="0"/>
             </w:pPr>
-            <w:hyperlink w:history="1" r:id="rIdyomtmv916tqqn7k67ha8j">
+            <w:hyperlink w:history="1" r:id="rId0d2506kxxhiirzaold8c2">
               <w:r>
                 <w:rPr>
                   <w:rFonts w:ascii="Arial" w:cs="Arial" w:eastAsia="Arial" w:hAnsi="Arial"/>
@@ -4791,7 +4791,7 @@
               <w:spacing w:after="10" w:before="0"/>
               <w:ind w:left="120"/>
             </w:pPr>
-            <w:hyperlink w:history="1" r:id="rIdlskodupi0oavdbfxilyk6">
+            <w:hyperlink w:history="1" r:id="rIdojue9cgydp1b2ixxtmkzi">
               <w:r>
                 <w:rPr>
                   <w:rFonts w:ascii="Arial" w:cs="Arial" w:eastAsia="Arial" w:hAnsi="Arial"/>
@@ -4836,7 +4836,7 @@
             <w:pPr>
               <w:spacing w:after="20" w:before="0"/>
             </w:pPr>
-            <w:hyperlink w:history="1" r:id="rIdatt74fcwnvow7uk62eohx">
+            <w:hyperlink w:history="1" r:id="rId6ryne59ciglzwneinxs7h">
               <w:r>
                 <w:rPr>
                   <w:rFonts w:ascii="Arial" w:cs="Arial" w:eastAsia="Arial" w:hAnsi="Arial"/>
@@ -4869,7 +4869,7 @@
               <w:spacing w:after="10" w:before="0"/>
               <w:ind w:left="120"/>
             </w:pPr>
-            <w:hyperlink w:history="1" r:id="rIdbkm1gzwfut4p10kz1gkov">
+            <w:hyperlink w:history="1" r:id="rIdfu31jfdyau5cnwshshgog">
               <w:r>
                 <w:rPr>
                   <w:rFonts w:ascii="Arial" w:cs="Arial" w:eastAsia="Arial" w:hAnsi="Arial"/>
@@ -5069,7 +5069,7 @@
             <w:pPr>
               <w:spacing w:after="20" w:before="0"/>
             </w:pPr>
-            <w:hyperlink w:history="1" r:id="rIdw9dk67ygqgs_2jj7xehtc">
+            <w:hyperlink w:history="1" r:id="rId-ff2jr5yfi0faygvkz1ix">
               <w:r>
                 <w:rPr>
                   <w:rFonts w:ascii="Arial" w:cs="Arial" w:eastAsia="Arial" w:hAnsi="Arial"/>
@@ -5102,7 +5102,7 @@
               <w:spacing w:after="10" w:before="0"/>
               <w:ind w:left="120"/>
             </w:pPr>
-            <w:hyperlink w:history="1" r:id="rIdukevrs4yllzpvsmslfapo">
+            <w:hyperlink w:history="1" r:id="rIdbhqnsus10k5okzxo1_ff0">
               <w:r>
                 <w:rPr>
                   <w:rFonts w:ascii="Arial" w:cs="Arial" w:eastAsia="Arial" w:hAnsi="Arial"/>
@@ -5147,7 +5147,7 @@
             <w:pPr>
               <w:spacing w:after="20" w:before="0"/>
             </w:pPr>
-            <w:hyperlink w:history="1" r:id="rIdrajw7k5jlykj4pepknjhm">
+            <w:hyperlink w:history="1" r:id="rIdndwt2dvlr_xcmkbgzrey-">
               <w:r>
                 <w:rPr>
                   <w:rFonts w:ascii="Arial" w:cs="Arial" w:eastAsia="Arial" w:hAnsi="Arial"/>
@@ -5180,7 +5180,7 @@
               <w:spacing w:after="10" w:before="0"/>
               <w:ind w:left="120"/>
             </w:pPr>
-            <w:hyperlink w:history="1" r:id="rIdilpjbj_ikkuwi_y7gvlyz">
+            <w:hyperlink w:history="1" r:id="rIdcx8glfr4cgcet5qz_xbos">
               <w:r>
                 <w:rPr>
                   <w:rFonts w:ascii="Arial" w:cs="Arial" w:eastAsia="Arial" w:hAnsi="Arial"/>
@@ -5225,7 +5225,7 @@
               </w:rPr>
               <w:t xml:space="preserve">Each group receives: one of the five labelled pizza/chapati slices (or a cardboard sector cut to the same dimensions), a ruler, a protractor, a calculator, and a recording table with columns: Slice Label | Central Angle (°) | Measured Radius (cm) | Fraction of Full Circle (θ/360°) | Estimated Area (cm²) </w:t>
             </w:r>
-            <w:del w:id="9100" w:author="Claude (AI) - proposed" w:date="2026-10-15T12:58:00Z">
+            <w:del w:id="9100" w:author="Claude (AI) - proposed" w:date="2026-10-18T00:31:09Z">
               <w:r>
                 <w:rPr>
                   <w:rFonts w:ascii="Arial" w:cs="Arial" w:eastAsia="Arial" w:hAnsi="Arial"/>
@@ -5240,7 +5240,7 @@
                 <w:delText xml:space="preserve">using A = (θ/360°) × πr²</w:delText>
               </w:r>
             </w:del>
-            <w:ins w:id="9101" w:author="Claude (AI) - proposed" w:date="2026-10-15T12:58:00Z">
+            <w:ins w:id="9101" w:author="Claude (AI) - proposed" w:date="2026-10-18T00:31:09Z">
               <w:r>
                 <w:rPr>
                   <w:rFonts w:ascii="Arial" w:cs="Arial" w:eastAsia="Arial" w:hAnsi="Arial"/>
@@ -5334,7 +5334,7 @@
               </w:rPr>
               <w:t xml:space="preserve">Strategy: DATA COLLECTION &amp; PATTERN RECOGNITION. By physically measuring their own slice and computing its area using proportional reasoning </w:t>
             </w:r>
-            <w:del w:id="9102" w:author="Claude (AI) - proposed" w:date="2026-10-15T12:58:00Z">
+            <w:del w:id="9102" w:author="Claude (AI) - proposed" w:date="2026-10-18T00:31:09Z">
               <w:r>
                 <w:rPr>
                   <w:rFonts w:ascii="Arial" w:cs="Arial" w:eastAsia="Arial" w:hAnsi="Arial"/>
@@ -5349,7 +5349,7 @@
                 <w:delText xml:space="preserve">— before the formal</w:delText>
               </w:r>
             </w:del>
-            <w:ins w:id="9103" w:author="Claude (AI) - proposed" w:date="2026-10-15T12:58:00Z">
+            <w:ins w:id="9103" w:author="Claude (AI) - proposed" w:date="2026-10-18T00:31:09Z">
               <w:r>
                 <w:rPr>
                   <w:rFonts w:ascii="Arial" w:cs="Arial" w:eastAsia="Arial" w:hAnsi="Arial"/>
@@ -5377,7 +5377,7 @@
               </w:rPr>
               <w:t xml:space="preserve"> formula is named — students </w:t>
             </w:r>
-            <w:del w:id="9104" w:author="Claude (AI) - proposed" w:date="2026-10-15T12:58:00Z">
+            <w:del w:id="9104" w:author="Claude (AI) - proposed" w:date="2026-10-18T00:31:09Z">
               <w:r>
                 <w:rPr>
                   <w:rFonts w:ascii="Arial" w:cs="Arial" w:eastAsia="Arial" w:hAnsi="Arial"/>
@@ -5392,7 +5392,7 @@
                 <w:delText xml:space="preserve">construct the sector area formula (A = (θ/360°) × πr²) inductively from first principles</w:delText>
               </w:r>
             </w:del>
-            <w:ins w:id="9105" w:author="Claude (AI) - proposed" w:date="2026-10-15T12:58:00Z">
+            <w:ins w:id="9105" w:author="Claude (AI) - proposed" w:date="2026-10-18T00:31:09Z">
               <w:r>
                 <w:rPr>
                   <w:rFonts w:ascii="Arial" w:cs="Arial" w:eastAsia="Arial" w:hAnsi="Arial"/>
@@ -5420,7 +5420,7 @@
               </w:rPr>
               <w:t xml:space="preserve">. Seeing all five calculated areas displayed simultaneously on the demonstration table allows students to visually confirm the proportional relationship and check whether their prediction was correct. This 'discovery before definition' approach builds durable conceptual understanding</w:t>
             </w:r>
-            <w:ins w:id="9106" w:author="Claude (AI) - proposed" w:date="2026-10-15T12:58:00Z">
+            <w:ins w:id="9106" w:author="Claude (AI) - proposed" w:date="2026-10-18T00:31:09Z">
               <w:r>
                 <w:rPr>
                   <w:rFonts w:ascii="Arial" w:cs="Arial" w:eastAsia="Arial" w:hAnsi="Arial"/>
@@ -5537,7 +5537,7 @@
             <w:pPr>
               <w:spacing w:after="20" w:before="0"/>
             </w:pPr>
-            <w:hyperlink w:history="1" r:id="rIda49yifmvbzs-wfktvyhop">
+            <w:hyperlink w:history="1" r:id="rIdhu52amwhrjenvvwltnxdf">
               <w:r>
                 <w:rPr>
                   <w:rFonts w:ascii="Arial" w:cs="Arial" w:eastAsia="Arial" w:hAnsi="Arial"/>
@@ -5570,7 +5570,7 @@
               <w:spacing w:after="10" w:before="0"/>
               <w:ind w:left="120"/>
             </w:pPr>
-            <w:hyperlink w:history="1" r:id="rIdonuq0dmhxunfa7widprpy">
+            <w:hyperlink w:history="1" r:id="rIdobzirsa0ox6bvvmyhtw5h">
               <w:r>
                 <w:rPr>
                   <w:rFonts w:ascii="Arial" w:cs="Arial" w:eastAsia="Arial" w:hAnsi="Arial"/>
@@ -5615,7 +5615,7 @@
             <w:pPr>
               <w:spacing w:after="20" w:before="0"/>
             </w:pPr>
-            <w:hyperlink w:history="1" r:id="rId-dy17etolglhjnhqi3tnk">
+            <w:hyperlink w:history="1" r:id="rId3b47naixhtlpmjs_yol_m">
               <w:r>
                 <w:rPr>
                   <w:rFonts w:ascii="Arial" w:cs="Arial" w:eastAsia="Arial" w:hAnsi="Arial"/>
@@ -5648,7 +5648,7 @@
               <w:spacing w:after="10" w:before="0"/>
               <w:ind w:left="120"/>
             </w:pPr>
-            <w:hyperlink w:history="1" r:id="rIdfpuo6dvkzulmlftzjqebk">
+            <w:hyperlink w:history="1" r:id="rIdr7zaphbqfvau7mhkmt0mi">
               <w:r>
                 <w:rPr>
                   <w:rFonts w:ascii="Arial" w:cs="Arial" w:eastAsia="Arial" w:hAnsi="Arial"/>
@@ -5693,7 +5693,7 @@
               </w:rPr>
               <w:t xml:space="preserve">The teacher leads a whole-class discussion anchored by the five area values now displayed on the demonstration table. Students are guided to </w:t>
             </w:r>
-            <w:del w:id="9107" w:author="Claude (AI) - proposed" w:date="2026-10-15T12:58:00Z">
+            <w:del w:id="9107" w:author="Claude (AI) - proposed" w:date="2026-10-18T00:31:09Z">
               <w:r>
                 <w:rPr>
                   <w:rFonts w:ascii="Arial" w:cs="Arial" w:eastAsia="Arial" w:hAnsi="Arial"/>
@@ -5708,7 +5708,7 @@
                 <w:delText xml:space="preserve">articulate the pattern</w:delText>
               </w:r>
             </w:del>
-            <w:ins w:id="9108" w:author="Claude (AI) - proposed" w:date="2026-10-15T12:58:00Z">
+            <w:ins w:id="9108" w:author="Claude (AI) - proposed" w:date="2026-10-18T00:31:09Z">
               <w:r>
                 <w:rPr>
                   <w:rFonts w:ascii="Arial" w:cs="Arial" w:eastAsia="Arial" w:hAnsi="Arial"/>
@@ -5736,7 +5736,7 @@
               </w:rPr>
               <w:t xml:space="preserve">: the area of a </w:t>
             </w:r>
-            <w:del w:id="9109" w:author="Claude (AI) - proposed" w:date="2026-10-15T12:58:00Z">
+            <w:del w:id="9109" w:author="Claude (AI) - proposed" w:date="2026-10-18T00:31:09Z">
               <w:r>
                 <w:rPr>
                   <w:rFonts w:ascii="Arial" w:cs="Arial" w:eastAsia="Arial" w:hAnsi="Arial"/>
@@ -5751,7 +5751,7 @@
                 <w:delText xml:space="preserve">sector</w:delText>
               </w:r>
             </w:del>
-            <w:ins w:id="9110" w:author="Claude (AI) - proposed" w:date="2026-10-15T12:58:00Z">
+            <w:ins w:id="9110" w:author="Claude (AI) - proposed" w:date="2026-10-18T00:31:09Z">
               <w:r>
                 <w:rPr>
                   <w:rFonts w:ascii="Arial" w:cs="Arial" w:eastAsia="Arial" w:hAnsi="Arial"/>
@@ -5779,7 +5779,7 @@
               </w:rPr>
               <w:t xml:space="preserve"> is always the same fraction of the </w:t>
             </w:r>
-            <w:del w:id="9111" w:author="Claude (AI) - proposed" w:date="2026-10-15T12:58:00Z">
+            <w:del w:id="9111" w:author="Claude (AI) - proposed" w:date="2026-10-18T00:31:09Z">
               <w:r>
                 <w:rPr>
                   <w:rFonts w:ascii="Arial" w:cs="Arial" w:eastAsia="Arial" w:hAnsi="Arial"/>
@@ -5794,7 +5794,7 @@
                 <w:delText xml:space="preserve">full circle area as the</w:delText>
               </w:r>
             </w:del>
-            <w:ins w:id="9112" w:author="Claude (AI) - proposed" w:date="2026-10-15T12:58:00Z">
+            <w:ins w:id="9112" w:author="Claude (AI) - proposed" w:date="2026-10-18T00:31:09Z">
               <w:r>
                 <w:rPr>
                   <w:rFonts w:ascii="Arial" w:cs="Arial" w:eastAsia="Arial" w:hAnsi="Arial"/>
@@ -5822,7 +5822,7 @@
               </w:rPr>
               <w:t xml:space="preserve"> central angle is of 360°. Students write </w:t>
             </w:r>
-            <w:del w:id="9113" w:author="Claude (AI) - proposed" w:date="2026-10-15T12:58:00Z">
+            <w:del w:id="9113" w:author="Claude (AI) - proposed" w:date="2026-10-18T00:31:09Z">
               <w:r>
                 <w:rPr>
                   <w:rFonts w:ascii="Arial" w:cs="Arial" w:eastAsia="Arial" w:hAnsi="Arial"/>
@@ -5837,7 +5837,7 @@
                 <w:delText xml:space="preserve">the generalised formula</w:delText>
               </w:r>
             </w:del>
-            <w:ins w:id="9114" w:author="Claude (AI) - proposed" w:date="2026-10-15T12:58:00Z">
+            <w:ins w:id="9114" w:author="Claude (AI) - proposed" w:date="2026-10-18T00:31:09Z">
               <w:r>
                 <w:rPr>
                   <w:rFonts w:ascii="Arial" w:cs="Arial" w:eastAsia="Arial" w:hAnsi="Arial"/>
@@ -5865,7 +5865,7 @@
               </w:rPr>
               <w:t xml:space="preserve"> in their own words </w:t>
             </w:r>
-            <w:del w:id="9115" w:author="Claude (AI) - proposed" w:date="2026-10-15T12:58:00Z">
+            <w:del w:id="9115" w:author="Claude (AI) - proposed" w:date="2026-10-18T00:31:09Z">
               <w:r>
                 <w:rPr>
                   <w:rFonts w:ascii="Arial" w:cs="Arial" w:eastAsia="Arial" w:hAnsi="Arial"/>
@@ -5880,7 +5880,7 @@
                 <w:delText xml:space="preserve">first, then in symbolic form: A = (θ/360°) × πr²</w:delText>
               </w:r>
             </w:del>
-            <w:ins w:id="9116" w:author="Claude (AI) - proposed" w:date="2026-10-15T12:58:00Z">
+            <w:ins w:id="9116" w:author="Claude (AI) - proposed" w:date="2026-10-18T00:31:09Z">
               <w:r>
                 <w:rPr>
                   <w:rFonts w:ascii="Arial" w:cs="Arial" w:eastAsia="Arial" w:hAnsi="Arial"/>
@@ -5908,7 +5908,7 @@
               </w:rPr>
               <w:t xml:space="preserve">. Each student individually </w:t>
             </w:r>
-            <w:del w:id="9117" w:author="Claude (AI) - proposed" w:date="2026-10-15T12:58:00Z">
+            <w:del w:id="9117" w:author="Claude (AI) - proposed" w:date="2026-10-18T00:31:09Z">
               <w:r>
                 <w:rPr>
                   <w:rFonts w:ascii="Arial" w:cs="Arial" w:eastAsia="Arial" w:hAnsi="Arial"/>
@@ -5923,7 +5923,7 @@
                 <w:delText xml:space="preserve">applies the formula to</w:delText>
               </w:r>
             </w:del>
-            <w:ins w:id="9118" w:author="Claude (AI) - proposed" w:date="2026-10-15T12:58:00Z">
+            <w:ins w:id="9118" w:author="Claude (AI) - proposed" w:date="2026-10-18T00:31:09Z">
               <w:r>
                 <w:rPr>
                   <w:rFonts w:ascii="Arial" w:cs="Arial" w:eastAsia="Arial" w:hAnsi="Arial"/>
@@ -5951,7 +5951,7 @@
               </w:rPr>
               <w:t xml:space="preserve"> one new problem</w:t>
             </w:r>
-            <w:del w:id="9119" w:author="Claude (AI) - proposed" w:date="2026-10-15T12:58:00Z">
+            <w:del w:id="9119" w:author="Claude (AI) - proposed" w:date="2026-10-18T00:31:09Z">
               <w:r>
                 <w:rPr>
                   <w:rFonts w:ascii="Arial" w:cs="Arial" w:eastAsia="Arial" w:hAnsi="Arial"/>
@@ -5979,7 +5979,7 @@
               </w:rPr>
               <w:t xml:space="preserve">: 'A circular shamba (farm plot) in the Rift Valley has a radius of 20 metres. A farmer fences off a sector-shaped portion for planting maize, with a central angle of 72°. What is the area of the maize plot? Use π = 3.142.' Students </w:t>
             </w:r>
-            <w:ins w:id="9120" w:author="Claude (AI) - proposed" w:date="2026-10-15T12:58:00Z">
+            <w:ins w:id="9120" w:author="Claude (AI) - proposed" w:date="2026-10-18T00:31:09Z">
               <w:r>
                 <w:rPr>
                   <w:rFonts w:ascii="Arial" w:cs="Arial" w:eastAsia="Arial" w:hAnsi="Arial"/>
@@ -6040,7 +6040,7 @@
               </w:rPr>
               <w:t xml:space="preserve">Point to the five sticky notes and say: 'Look at what your measurements and calculations have shown. Let us read the pattern together.' Cold-call 2 students to state the pattern in words. Then say: 'Mathematics gives this </w:t>
             </w:r>
-            <w:del w:id="9121" w:author="Claude (AI) - proposed" w:date="2026-10-15T12:58:00Z">
+            <w:del w:id="9121" w:author="Claude (AI) - proposed" w:date="2026-10-18T00:31:09Z">
               <w:r>
                 <w:rPr>
                   <w:rFonts w:ascii="Arial" w:cs="Arial" w:eastAsia="Arial" w:hAnsi="Arial"/>
@@ -6068,7 +6068,7 @@
               </w:rPr>
               <w:t xml:space="preserve">slice of a circle a </w:t>
             </w:r>
-            <w:del w:id="9122" w:author="Claude (AI) - proposed" w:date="2026-10-15T12:58:00Z">
+            <w:del w:id="9122" w:author="Claude (AI) - proposed" w:date="2026-10-18T00:31:09Z">
               <w:r>
                 <w:rPr>
                   <w:rFonts w:ascii="Arial" w:cs="Arial" w:eastAsia="Arial" w:hAnsi="Arial"/>
@@ -6083,7 +6083,7 @@
                 <w:delText xml:space="preserve">SECTOR. And the rule you have just discovered — that its area</w:delText>
               </w:r>
             </w:del>
-            <w:ins w:id="9123" w:author="Claude (AI) - proposed" w:date="2026-10-15T12:58:00Z">
+            <w:ins w:id="9123" w:author="Claude (AI) - proposed" w:date="2026-10-18T00:31:09Z">
               <w:r>
                 <w:rPr>
                   <w:rFonts w:ascii="Arial" w:cs="Arial" w:eastAsia="Arial" w:hAnsi="Arial"/>
@@ -6111,7 +6111,7 @@
               </w:rPr>
               <w:t xml:space="preserve"> is the fraction </w:t>
             </w:r>
-            <w:del w:id="9124" w:author="Claude (AI) - proposed" w:date="2026-10-15T12:58:00Z">
+            <w:del w:id="9124" w:author="Claude (AI) - proposed" w:date="2026-10-18T00:31:09Z">
               <w:r>
                 <w:rPr>
                   <w:rFonts w:ascii="Arial" w:cs="Arial" w:eastAsia="Arial" w:hAnsi="Arial"/>
@@ -6139,7 +6139,7 @@
               </w:rPr>
               <w:t xml:space="preserve">θ/360°</w:t>
             </w:r>
-            <w:del w:id="9125" w:author="Claude (AI) - proposed" w:date="2026-10-15T12:58:00Z">
+            <w:del w:id="9125" w:author="Claude (AI) - proposed" w:date="2026-10-18T00:31:09Z">
               <w:r>
                 <w:rPr>
                   <w:rFonts w:ascii="Arial" w:cs="Arial" w:eastAsia="Arial" w:hAnsi="Arial"/>
@@ -6154,7 +6154,7 @@
                 <w:delText xml:space="preserve">) of the full circle — is the Sector Area Formula.' Write</w:delText>
               </w:r>
             </w:del>
-            <w:ins w:id="9126" w:author="Claude (AI) - proposed" w:date="2026-10-15T12:58:00Z">
+            <w:ins w:id="9126" w:author="Claude (AI) - proposed" w:date="2026-10-18T00:31:09Z">
               <w:r>
                 <w:rPr>
                   <w:rFonts w:ascii="Arial" w:cs="Arial" w:eastAsia="Arial" w:hAnsi="Arial"/>
@@ -6182,7 +6182,7 @@
               </w:rPr>
               <w:t xml:space="preserve"> on the board</w:t>
             </w:r>
-            <w:del w:id="9127" w:author="Claude (AI) - proposed" w:date="2026-10-15T12:58:00Z">
+            <w:del w:id="9127" w:author="Claude (AI) - proposed" w:date="2026-10-18T00:31:09Z">
               <w:r>
                 <w:rPr>
                   <w:rFonts w:ascii="Arial" w:cs="Arial" w:eastAsia="Arial" w:hAnsi="Arial"/>
@@ -6197,7 +6197,7 @@
                 <w:delText xml:space="preserve">: A = (θ/360°) × πr²</w:delText>
               </w:r>
             </w:del>
-            <w:ins w:id="9128" w:author="Claude (AI) - proposed" w:date="2026-10-15T12:58:00Z">
+            <w:ins w:id="9128" w:author="Claude (AI) - proposed" w:date="2026-10-18T00:31:09Z">
               <w:r>
                 <w:rPr>
                   <w:rFonts w:ascii="Arial" w:cs="Arial" w:eastAsia="Arial" w:hAnsi="Arial"/>
@@ -6225,7 +6225,7 @@
               </w:rPr>
               <w:t xml:space="preserve">. Say: 'This </w:t>
             </w:r>
-            <w:del w:id="9129" w:author="Claude (AI) - proposed" w:date="2026-10-15T12:58:00Z">
+            <w:del w:id="9129" w:author="Claude (AI) - proposed" w:date="2026-10-18T00:31:09Z">
               <w:r>
                 <w:rPr>
                   <w:rFonts w:ascii="Arial" w:cs="Arial" w:eastAsia="Arial" w:hAnsi="Arial"/>
@@ -6240,7 +6240,7 @@
                 <w:delText xml:space="preserve">formula</w:delText>
               </w:r>
             </w:del>
-            <w:ins w:id="9130" w:author="Claude (AI) - proposed" w:date="2026-10-15T12:58:00Z">
+            <w:ins w:id="9130" w:author="Claude (AI) - proposed" w:date="2026-10-18T00:31:09Z">
               <w:r>
                 <w:rPr>
                   <w:rFonts w:ascii="Arial" w:cs="Arial" w:eastAsia="Arial" w:hAnsi="Arial"/>
@@ -6268,7 +6268,7 @@
               </w:rPr>
               <w:t xml:space="preserve"> works for any sector — a pizza slice in Nairobi, a farm plot in the Rift Valley, or a design element on a Maasai shield</w:t>
             </w:r>
-            <w:del w:id="9131" w:author="Claude (AI) - proposed" w:date="2026-10-15T12:58:00Z">
+            <w:del w:id="9131" w:author="Claude (AI) - proposed" w:date="2026-10-18T00:31:09Z">
               <w:r>
                 <w:rPr>
                   <w:rFonts w:ascii="Arial" w:cs="Arial" w:eastAsia="Arial" w:hAnsi="Arial"/>
@@ -6329,7 +6329,7 @@
               </w:rPr>
               <w:t xml:space="preserve">Strategy: CONNECT-EXTEND-CHALLENGE (Visible Thinking Routine). Students first CONNECT the </w:t>
             </w:r>
-            <w:del w:id="9132" w:author="Claude (AI) - proposed" w:date="2026-10-15T12:58:00Z">
+            <w:del w:id="9132" w:author="Claude (AI) - proposed" w:date="2026-10-18T00:31:09Z">
               <w:r>
                 <w:rPr>
                   <w:rFonts w:ascii="Arial" w:cs="Arial" w:eastAsia="Arial" w:hAnsi="Arial"/>
@@ -6344,7 +6344,7 @@
                 <w:delText xml:space="preserve">formula</w:delText>
               </w:r>
             </w:del>
-            <w:ins w:id="9133" w:author="Claude (AI) - proposed" w:date="2026-10-15T12:58:00Z">
+            <w:ins w:id="9133" w:author="Claude (AI) - proposed" w:date="2026-10-18T00:31:09Z">
               <w:r>
                 <w:rPr>
                   <w:rFonts w:ascii="Arial" w:cs="Arial" w:eastAsia="Arial" w:hAnsi="Arial"/>
@@ -6372,7 +6372,7 @@
               </w:rPr>
               <w:t xml:space="preserve"> to what they already computed in Phase 2 (validating their prior reasoning), then EXTEND it to the new Rift Valley shamba context (transfer to a Kenyan real-world scenario), then are CHALLENGED to explain why 360° appears in the denominator (deepening conceptual understanding beyond procedural memorisation). Naming the </w:t>
             </w:r>
-            <w:del w:id="9134" w:author="Claude (AI) - proposed" w:date="2026-10-15T12:58:00Z">
+            <w:del w:id="9134" w:author="Claude (AI) - proposed" w:date="2026-10-18T00:31:09Z">
               <w:r>
                 <w:rPr>
                   <w:rFonts w:ascii="Arial" w:cs="Arial" w:eastAsia="Arial" w:hAnsi="Arial"/>
@@ -6387,7 +6387,7 @@
                 <w:delText xml:space="preserve">formula</w:delText>
               </w:r>
             </w:del>
-            <w:ins w:id="9135" w:author="Claude (AI) - proposed" w:date="2026-10-15T12:58:00Z">
+            <w:ins w:id="9135" w:author="Claude (AI) - proposed" w:date="2026-10-18T00:31:09Z">
               <w:r>
                 <w:rPr>
                   <w:rFonts w:ascii="Arial" w:cs="Arial" w:eastAsia="Arial" w:hAnsi="Arial"/>
@@ -6415,7 +6415,7 @@
               </w:rPr>
               <w:t xml:space="preserve"> only AFTER students have </w:t>
             </w:r>
-            <w:del w:id="9136" w:author="Claude (AI) - proposed" w:date="2026-10-15T12:58:00Z">
+            <w:del w:id="9136" w:author="Claude (AI) - proposed" w:date="2026-10-18T00:31:09Z">
               <w:r>
                 <w:rPr>
                   <w:rFonts w:ascii="Arial" w:cs="Arial" w:eastAsia="Arial" w:hAnsi="Arial"/>
@@ -6430,7 +6430,7 @@
                 <w:delText xml:space="preserve">derived it inductively ensures the symbol is</w:delText>
               </w:r>
             </w:del>
-            <w:ins w:id="9137" w:author="Claude (AI) - proposed" w:date="2026-10-15T12:58:00Z">
+            <w:ins w:id="9137" w:author="Claude (AI) - proposed" w:date="2026-10-18T00:31:09Z">
               <w:r>
                 <w:rPr>
                   <w:rFonts w:ascii="Arial" w:cs="Arial" w:eastAsia="Arial" w:hAnsi="Arial"/>
@@ -6458,7 +6458,7 @@
               </w:rPr>
               <w:t xml:space="preserve"> attached to meaning</w:t>
             </w:r>
-            <w:ins w:id="9138" w:author="Claude (AI) - proposed" w:date="2026-10-15T12:58:00Z">
+            <w:ins w:id="9138" w:author="Claude (AI) - proposed" w:date="2026-10-18T00:31:09Z">
               <w:r>
                 <w:rPr>
                   <w:rFonts w:ascii="Arial" w:cs="Arial" w:eastAsia="Arial" w:hAnsi="Arial"/>
@@ -6575,7 +6575,7 @@
             <w:pPr>
               <w:spacing w:after="20" w:before="0"/>
             </w:pPr>
-            <w:hyperlink w:history="1" r:id="rIdds0dxjkhcyaovjol5cto-">
+            <w:hyperlink w:history="1" r:id="rIdr8yr98gze9uk_0vvfltbz">
               <w:r>
                 <w:rPr>
                   <w:rFonts w:ascii="Arial" w:cs="Arial" w:eastAsia="Arial" w:hAnsi="Arial"/>
@@ -6608,7 +6608,7 @@
               <w:spacing w:after="10" w:before="0"/>
               <w:ind w:left="120"/>
             </w:pPr>
-            <w:hyperlink w:history="1" r:id="rId7og3e5zdmp_3d_bop4p7c">
+            <w:hyperlink w:history="1" r:id="rIdtokh-kw39xrwykbcsvtyo">
               <w:r>
                 <w:rPr>
                   <w:rFonts w:ascii="Arial" w:cs="Arial" w:eastAsia="Arial" w:hAnsi="Arial"/>
@@ -6653,7 +6653,7 @@
             <w:pPr>
               <w:spacing w:after="20" w:before="0"/>
             </w:pPr>
-            <w:hyperlink w:history="1" r:id="rId4vmy5ltxw2fe-l_57yj4p">
+            <w:hyperlink w:history="1" r:id="rIdu0pckuewglmiytd1l9bas">
               <w:r>
                 <w:rPr>
                   <w:rFonts w:ascii="Arial" w:cs="Arial" w:eastAsia="Arial" w:hAnsi="Arial"/>
@@ -6686,7 +6686,7 @@
               <w:spacing w:after="10" w:before="0"/>
               <w:ind w:left="120"/>
             </w:pPr>
-            <w:hyperlink w:history="1" r:id="rIducejvf8rudhd5lazsf9qb">
+            <w:hyperlink w:history="1" r:id="rId_loogmyidafxajfypkavr">
               <w:r>
                 <w:rPr>
                   <w:rFonts w:ascii="Arial" w:cs="Arial" w:eastAsia="Arial" w:hAnsi="Arial"/>
@@ -6886,7 +6886,7 @@
             <w:pPr>
               <w:spacing w:after="20" w:before="0"/>
             </w:pPr>
-            <w:hyperlink w:history="1" r:id="rIdttryz668rnmjrghe4atxv">
+            <w:hyperlink w:history="1" r:id="rIdvisbmja65a_lpi_tusyyc">
               <w:r>
                 <w:rPr>
                   <w:rFonts w:ascii="Arial" w:cs="Arial" w:eastAsia="Arial" w:hAnsi="Arial"/>
@@ -6935,7 +6935,7 @@
               <w:spacing w:after="10" w:before="0"/>
               <w:ind w:left="120"/>
             </w:pPr>
-            <w:hyperlink w:history="1" r:id="rIdzzqbfzcapw_-pdfsg5l2w">
+            <w:hyperlink w:history="1" r:id="rIdqyyu37rstnjvnsphxtd4s">
               <w:r>
                 <w:rPr>
                   <w:rFonts w:ascii="Arial" w:cs="Arial" w:eastAsia="Arial" w:hAnsi="Arial"/>
@@ -6980,7 +6980,7 @@
             <w:pPr>
               <w:spacing w:after="20" w:before="0"/>
             </w:pPr>
-            <w:hyperlink w:history="1" r:id="rIdpiufqvazy2zhzsjgfunuj">
+            <w:hyperlink w:history="1" r:id="rIddjqqzpuusv9rdmppugcdq">
               <w:r>
                 <w:rPr>
                   <w:rFonts w:ascii="Arial" w:cs="Arial" w:eastAsia="Arial" w:hAnsi="Arial"/>
@@ -7029,7 +7029,7 @@
               <w:spacing w:after="10" w:before="0"/>
               <w:ind w:left="120"/>
             </w:pPr>
-            <w:hyperlink w:history="1" r:id="rIdyw5_ahxuizxrydqpyn8w4">
+            <w:hyperlink w:history="1" r:id="rIdho3mqcqhqrgr8h26ttykd">
               <w:r>
                 <w:rPr>
                   <w:rFonts w:ascii="Arial" w:cs="Arial" w:eastAsia="Arial" w:hAnsi="Arial"/>
@@ -7074,7 +7074,7 @@
               </w:rPr>
               <w:t xml:space="preserve">Students individually draw an INITIAL MODEL in their exercise books. The prompt is: 'Draw a diagram that shows a circular pizza of radius r cut into a sector with central angle θ. Label all the parts you know. Write </w:t>
             </w:r>
-            <w:del w:id="9139" w:author="Claude (AI) - proposed" w:date="2026-10-15T12:58:00Z">
+            <w:del w:id="9139" w:author="Claude (AI) - proposed" w:date="2026-10-18T00:31:09Z">
               <w:r>
                 <w:rPr>
                   <w:rFonts w:ascii="Arial" w:cs="Arial" w:eastAsia="Arial" w:hAnsi="Arial"/>
@@ -7089,7 +7089,7 @@
                 <w:delText xml:space="preserve">the formula for</w:delText>
               </w:r>
             </w:del>
-            <w:ins w:id="9140" w:author="Claude (AI) - proposed" w:date="2026-10-15T12:58:00Z">
+            <w:ins w:id="9140" w:author="Claude (AI) - proposed" w:date="2026-10-18T00:31:09Z">
               <w:r>
                 <w:rPr>
                   <w:rFonts w:ascii="Arial" w:cs="Arial" w:eastAsia="Arial" w:hAnsi="Arial"/>
@@ -7117,7 +7117,7 @@
               </w:rPr>
               <w:t xml:space="preserve"> its area. Show using arrows or annotations WHY the </w:t>
             </w:r>
-            <w:del w:id="9141" w:author="Claude (AI) - proposed" w:date="2026-10-15T12:58:00Z">
+            <w:del w:id="9141" w:author="Claude (AI) - proposed" w:date="2026-10-18T00:31:09Z">
               <w:r>
                 <w:rPr>
                   <w:rFonts w:ascii="Arial" w:cs="Arial" w:eastAsia="Arial" w:hAnsi="Arial"/>
@@ -7132,7 +7132,7 @@
                 <w:delText xml:space="preserve">formula</w:delText>
               </w:r>
             </w:del>
-            <w:ins w:id="9142" w:author="Claude (AI) - proposed" w:date="2026-10-15T12:58:00Z">
+            <w:ins w:id="9142" w:author="Claude (AI) - proposed" w:date="2026-10-18T00:31:09Z">
               <w:r>
                 <w:rPr>
                   <w:rFonts w:ascii="Arial" w:cs="Arial" w:eastAsia="Arial" w:hAnsi="Arial"/>
@@ -7160,7 +7160,7 @@
               </w:rPr>
               <w:t xml:space="preserve"> makes sense — connect each part of the </w:t>
             </w:r>
-            <w:del w:id="9143" w:author="Claude (AI) - proposed" w:date="2026-10-15T12:58:00Z">
+            <w:del w:id="9143" w:author="Claude (AI) - proposed" w:date="2026-10-18T00:31:09Z">
               <w:r>
                 <w:rPr>
                   <w:rFonts w:ascii="Arial" w:cs="Arial" w:eastAsia="Arial" w:hAnsi="Arial"/>
@@ -7175,7 +7175,7 @@
                 <w:delText xml:space="preserve">formula</w:delText>
               </w:r>
             </w:del>
-            <w:ins w:id="9144" w:author="Claude (AI) - proposed" w:date="2026-10-15T12:58:00Z">
+            <w:ins w:id="9144" w:author="Claude (AI) - proposed" w:date="2026-10-18T00:31:09Z">
               <w:r>
                 <w:rPr>
                   <w:rFonts w:ascii="Arial" w:cs="Arial" w:eastAsia="Arial" w:hAnsi="Arial"/>
@@ -7203,7 +7203,7 @@
               </w:rPr>
               <w:t xml:space="preserve"> to a part of your diagram.' Students annotate their drawings with labels: centre of circle, radius r, central angle θ (in degrees), arc, sector. They write </w:t>
             </w:r>
-            <w:del w:id="9145" w:author="Claude (AI) - proposed" w:date="2026-10-15T12:58:00Z">
+            <w:del w:id="9145" w:author="Claude (AI) - proposed" w:date="2026-10-18T00:31:09Z">
               <w:r>
                 <w:rPr>
                   <w:rFonts w:ascii="Arial" w:cs="Arial" w:eastAsia="Arial" w:hAnsi="Arial"/>
@@ -7218,7 +7218,7 @@
                 <w:delText xml:space="preserve">A = (θ/360°) × πr²</w:delText>
               </w:r>
             </w:del>
-            <w:ins w:id="9146" w:author="Claude (AI) - proposed" w:date="2026-10-15T12:58:00Z">
+            <w:ins w:id="9146" w:author="Claude (AI) - proposed" w:date="2026-10-18T00:31:09Z">
               <w:r>
                 <w:rPr>
                   <w:rFonts w:ascii="Arial" w:cs="Arial" w:eastAsia="Arial" w:hAnsi="Arial"/>
@@ -7246,7 +7246,7 @@
               </w:rPr>
               <w:t xml:space="preserve"> next to the sector</w:t>
             </w:r>
-            <w:ins w:id="9147" w:author="Claude (AI) - proposed" w:date="2026-10-15T12:58:00Z">
+            <w:ins w:id="9147" w:author="Claude (AI) - proposed" w:date="2026-10-18T00:31:09Z">
               <w:r>
                 <w:rPr>
                   <w:rFonts w:ascii="Arial" w:cs="Arial" w:eastAsia="Arial" w:hAnsi="Arial"/>
@@ -7274,7 +7274,7 @@
               </w:rPr>
               <w:t xml:space="preserve"> and add an annotation explaining </w:t>
             </w:r>
-            <w:del w:id="9148" w:author="Claude (AI) - proposed" w:date="2026-10-15T12:58:00Z">
+            <w:del w:id="9148" w:author="Claude (AI) - proposed" w:date="2026-10-18T00:31:09Z">
               <w:r>
                 <w:rPr>
                   <w:rFonts w:ascii="Arial" w:cs="Arial" w:eastAsia="Arial" w:hAnsi="Arial"/>
@@ -7289,7 +7289,7 @@
                 <w:delText xml:space="preserve">what each part of the formula means</w:delText>
               </w:r>
             </w:del>
-            <w:ins w:id="9149" w:author="Claude (AI) - proposed" w:date="2026-10-15T12:58:00Z">
+            <w:ins w:id="9149" w:author="Claude (AI) - proposed" w:date="2026-10-18T00:31:09Z">
               <w:r>
                 <w:rPr>
                   <w:rFonts w:ascii="Arial" w:cs="Arial" w:eastAsia="Arial" w:hAnsi="Arial"/>
@@ -7416,7 +7416,7 @@
               </w:rPr>
               <w:t xml:space="preserve">OBSERVABLE INDICATOR: Collect or photograph initial models. A proficient model will show: a full circle with a clearly marked centre, a sector shaded and labelled with θ and r, the </w:t>
             </w:r>
-            <w:del w:id="9150" w:author="Claude (AI) - proposed" w:date="2026-10-15T12:58:00Z">
+            <w:del w:id="9150" w:author="Claude (AI) - proposed" w:date="2026-10-18T00:31:09Z">
               <w:r>
                 <w:rPr>
                   <w:rFonts w:ascii="Arial" w:cs="Arial" w:eastAsia="Arial" w:hAnsi="Arial"/>
@@ -7431,7 +7431,7 @@
                 <w:delText xml:space="preserve">formula A = (θ/360°) × πr²</w:delText>
               </w:r>
             </w:del>
-            <w:ins w:id="9151" w:author="Claude (AI) - proposed" w:date="2026-10-15T12:58:00Z">
+            <w:ins w:id="9151" w:author="Claude (AI) - proposed" w:date="2026-10-18T00:31:09Z">
               <w:r>
                 <w:rPr>
                   <w:rFonts w:ascii="Arial" w:cs="Arial" w:eastAsia="Arial" w:hAnsi="Arial"/>
@@ -7459,7 +7459,7 @@
               </w:rPr>
               <w:t xml:space="preserve">, and at least one annotation connecting the formula to the diagram. A developing model shows the sector but lacks the annotation or the connection to the full circle. A beginning model shows only the </w:t>
             </w:r>
-            <w:del w:id="9152" w:author="Claude (AI) - proposed" w:date="2026-10-15T12:58:00Z">
+            <w:del w:id="9152" w:author="Claude (AI) - proposed" w:date="2026-10-18T00:31:09Z">
               <w:r>
                 <w:rPr>
                   <w:rFonts w:ascii="Arial" w:cs="Arial" w:eastAsia="Arial" w:hAnsi="Arial"/>
@@ -7474,7 +7474,7 @@
                 <w:delText xml:space="preserve">formula</w:delText>
               </w:r>
             </w:del>
-            <w:ins w:id="9153" w:author="Claude (AI) - proposed" w:date="2026-10-15T12:58:00Z">
+            <w:ins w:id="9153" w:author="Claude (AI) - proposed" w:date="2026-10-18T00:31:09Z">
               <w:r>
                 <w:rPr>
                   <w:rFonts w:ascii="Arial" w:cs="Arial" w:eastAsia="Arial" w:hAnsi="Arial"/>
@@ -7795,7 +7795,7 @@
               </w:rPr>
               <w:t xml:space="preserve">The area of a sector (a slice of a circle) is a fraction of the full circle's area, determined by the ratio of its central angle to 360°. </w:t>
             </w:r>
-            <w:del w:id="9154" w:author="Claude (AI) - proposed" w:date="2026-10-15T12:58:00Z">
+            <w:del w:id="9154" w:author="Claude (AI) - proposed" w:date="2026-10-18T00:31:09Z">
               <w:r>
                 <w:rPr>
                   <w:rFonts w:ascii="Arial" w:cs="Arial" w:eastAsia="Arial" w:hAnsi="Arial"/>
@@ -7810,7 +7810,7 @@
                 <w:delText xml:space="preserve">The formula is A</w:delText>
               </w:r>
             </w:del>
-            <w:ins w:id="9155" w:author="Claude (AI) - proposed" w:date="2026-10-15T12:58:00Z">
+            <w:ins w:id="9155" w:author="Claude (AI) - proposed" w:date="2026-10-18T00:31:09Z">
               <w:r>
                 <w:rPr>
                   <w:rFonts w:ascii="Arial" w:cs="Arial" w:eastAsia="Arial" w:hAnsi="Arial"/>
@@ -7838,7 +7838,7 @@
               </w:rPr>
               <w:t xml:space="preserve"> = (θ/360°) × </w:t>
             </w:r>
-            <w:del w:id="9156" w:author="Claude (AI) - proposed" w:date="2026-10-15T12:58:00Z">
+            <w:del w:id="9156" w:author="Claude (AI) - proposed" w:date="2026-10-18T00:31:09Z">
               <w:r>
                 <w:rPr>
                   <w:rFonts w:ascii="Arial" w:cs="Arial" w:eastAsia="Arial" w:hAnsi="Arial"/>
@@ -7853,7 +7853,7 @@
                 <w:delText xml:space="preserve">πr²</w:delText>
               </w:r>
             </w:del>
-            <w:ins w:id="9157" w:author="Claude (AI) - proposed" w:date="2026-10-15T12:58:00Z">
+            <w:ins w:id="9157" w:author="Claude (AI) - proposed" w:date="2026-10-18T00:31:09Z">
               <w:r>
                 <w:rPr>
                   <w:rFonts w:ascii="Arial" w:cs="Arial" w:eastAsia="Arial" w:hAnsi="Arial"/>
@@ -7881,7 +7881,7 @@
               </w:rPr>
               <w:t xml:space="preserve">, where θ is the central angle in degrees and r is the radius</w:t>
             </w:r>
-            <w:ins w:id="9158" w:author="Claude (AI) - proposed" w:date="2026-10-15T12:58:00Z">
+            <w:ins w:id="9158" w:author="Claude (AI) - proposed" w:date="2026-10-18T00:31:09Z">
               <w:r>
                 <w:rPr>
                   <w:rFonts w:ascii="Arial" w:cs="Arial" w:eastAsia="Arial" w:hAnsi="Arial"/>
@@ -7997,7 +7997,7 @@
         </w:rPr>
         <w:t xml:space="preserve">© 2026 SeaVuria and ARES. Aligned with KICD objectives. Developed by SeaVuria; technical implementation by ARES (with AI assistance from Claude). Licensed under </w:t>
       </w:r>
-      <w:hyperlink w:history="1" r:id="rId7lmdmle2xbywvvn-mk-qu">
+      <w:hyperlink w:history="1" r:id="rId5ikq88uhfg8wofbp235tx">
         <w:r>
           <w:rPr>
             <w:rFonts w:ascii="Arial" w:cs="Arial" w:eastAsia="Arial" w:hAnsi="Arial"/>
@@ -8018,7 +8018,7 @@
         </w:rPr>
         <w:t xml:space="preserve"> (</w:t>
       </w:r>
-      <w:hyperlink w:history="1" r:id="rIdeihmm7w1jxcqaaln0iioo">
+      <w:hyperlink w:history="1" r:id="rIdsxbxwamzhzuapubq14l7c">
         <w:r>
           <w:rPr>
             <w:rFonts w:ascii="Arial" w:cs="Arial" w:eastAsia="Arial" w:hAnsi="Arial"/>
@@ -9058,7 +9058,7 @@
             <w:pPr>
               <w:spacing w:after="20" w:before="0"/>
             </w:pPr>
-            <w:hyperlink w:history="1" r:id="rIdu8junitjhqicnxnbam2qt">
+            <w:hyperlink w:history="1" r:id="rIdqa-zegqdxx2hdydfgcecg">
               <w:r>
                 <w:rPr>
                   <w:rFonts w:ascii="Arial" w:cs="Arial" w:eastAsia="Arial" w:hAnsi="Arial"/>
@@ -9091,7 +9091,7 @@
               <w:spacing w:after="10" w:before="0"/>
               <w:ind w:left="120"/>
             </w:pPr>
-            <w:hyperlink w:history="1" r:id="rIdgtb3torvpjzzcqgz-rvvk">
+            <w:hyperlink w:history="1" r:id="rId7bxnvgndjxz-7j2rurw77">
               <w:r>
                 <w:rPr>
                   <w:rFonts w:ascii="Arial" w:cs="Arial" w:eastAsia="Arial" w:hAnsi="Arial"/>
@@ -9136,7 +9136,7 @@
             <w:pPr>
               <w:spacing w:after="20" w:before="0"/>
             </w:pPr>
-            <w:hyperlink w:history="1" r:id="rIdqbr6of5e0q6-nffofjlxx">
+            <w:hyperlink w:history="1" r:id="rIdu4dezdeuucjsntyrgxsju">
               <w:r>
                 <w:rPr>
                   <w:rFonts w:ascii="Arial" w:cs="Arial" w:eastAsia="Arial" w:hAnsi="Arial"/>
@@ -9169,7 +9169,7 @@
               <w:spacing w:after="10" w:before="0"/>
               <w:ind w:left="120"/>
             </w:pPr>
-            <w:hyperlink w:history="1" r:id="rIdzzg-5u6vm7zbnsa1gcszj">
+            <w:hyperlink w:history="1" r:id="rId5_nhc7il-v41ewyrladnt">
               <w:r>
                 <w:rPr>
                   <w:rFonts w:ascii="Arial" w:cs="Arial" w:eastAsia="Arial" w:hAnsi="Arial"/>
@@ -9369,7 +9369,7 @@
             <w:pPr>
               <w:spacing w:after="20" w:before="0"/>
             </w:pPr>
-            <w:hyperlink w:history="1" r:id="rIdf9gp5lhqswofcs4u-kgtf">
+            <w:hyperlink w:history="1" r:id="rIdy3hxs_iq0nx1ghpakphqy">
               <w:r>
                 <w:rPr>
                   <w:rFonts w:ascii="Arial" w:cs="Arial" w:eastAsia="Arial" w:hAnsi="Arial"/>
@@ -9402,7 +9402,7 @@
               <w:spacing w:after="10" w:before="0"/>
               <w:ind w:left="120"/>
             </w:pPr>
-            <w:hyperlink w:history="1" r:id="rIdsobmhwcjgaj7sol-2liid">
+            <w:hyperlink w:history="1" r:id="rIdgvzbc2lc3bprl3uket3qn">
               <w:r>
                 <w:rPr>
                   <w:rFonts w:ascii="Arial" w:cs="Arial" w:eastAsia="Arial" w:hAnsi="Arial"/>
@@ -9447,7 +9447,7 @@
             <w:pPr>
               <w:spacing w:after="20" w:before="0"/>
             </w:pPr>
-            <w:hyperlink w:history="1" r:id="rIdedv3ivyvaiqazyqvbtu3x">
+            <w:hyperlink w:history="1" r:id="rId1gfa_fn2atcz38fid9kfx">
               <w:r>
                 <w:rPr>
                   <w:rFonts w:ascii="Arial" w:cs="Arial" w:eastAsia="Arial" w:hAnsi="Arial"/>
@@ -9480,7 +9480,7 @@
               <w:spacing w:after="10" w:before="0"/>
               <w:ind w:left="120"/>
             </w:pPr>
-            <w:hyperlink w:history="1" r:id="rIdamlf0wh4t4zxingbe268o">
+            <w:hyperlink w:history="1" r:id="rIdojjwvoxkijhqvxsjpxvhd">
               <w:r>
                 <w:rPr>
                   <w:rFonts w:ascii="Arial" w:cs="Arial" w:eastAsia="Arial" w:hAnsi="Arial"/>
@@ -9525,7 +9525,7 @@
               </w:rPr>
               <w:t xml:space="preserve">The teacher displays a large, unlabelled diagram of a circle with a sector and a segment drawn on it. Learners work in pairs for 3 minutes to label as many parts as they can recall (radius, diameter, chord, arc, sector, segment, central angle). Pairs then compare labels with a neighbouring pair and negotiate any differences. After the brief vocabulary warm-up, groups of four receive an ACTIVITY ENVELOPE containing: (a) four pre-cut sector-shaped cards, all cut from circles of radius r = 10 cm but with central angles of 45°, 90°, 135° and 180°; (b) a ruler; (c) a protractor; (d) a DATA COLLECTION TABLE printed on A4 paper with columns for central angle, radius, fraction of full circle (θ/360°), full circle area (πr²), and calculated sector area. Learners measure the radius and central angle of each sector card, confirm or correct the printed angle, and fill in every column of the table. Groups then plot central angle (x-axis) against calculated sector area (y-axis) on a provided grid to look for a pattern, noting whether the points fall on a straight line through the origin.</w:t>
             </w:r>
-            <w:ins w:id="9159" w:author="Claude (AI) - proposed" w:date="2026-10-15T12:58:00Z">
+            <w:ins w:id="9159" w:author="Claude (AI) - proposed" w:date="2026-10-18T00:31:09Z">
               <w:r>
                 <w:rPr>
                   <w:rFonts w:ascii="Arial" w:cs="Arial" w:eastAsia="Arial" w:hAnsi="Arial"/>
@@ -9573,7 +9573,7 @@
               </w:rPr>
               <w:t xml:space="preserve">Hold up the unlabelled diagram and say: 'In your pairs, label every part you can see — you have exactly 3 minutes, starting now.' After comparison, reveal correct labels one at a time and ask learners to self-correct</w:t>
             </w:r>
-            <w:ins w:id="9160" w:author="Claude (AI) - proposed" w:date="2026-10-15T12:58:00Z">
+            <w:ins w:id="9160" w:author="Claude (AI) - proposed" w:date="2026-10-18T00:31:09Z">
               <w:r>
                 <w:rPr>
                   <w:rFonts w:ascii="Arial" w:cs="Arial" w:eastAsia="Arial" w:hAnsi="Arial"/>
@@ -9601,7 +9601,7 @@
               </w:rPr>
               <w:t xml:space="preserve">. Transition to the main activity: 'You are now detectives. Your envelope contains four pizza slices cut from the same circular pizza — same radius, different angles. Your job is to measure carefully and fill in the table. Do not calculate anything yet until the radius and angle columns are complete.' Circulate and ask probing questions such as: 'How are you placing the protractor to measure the central angle?' and 'What does the fraction column mean in words?' If a group finishes early, prompt them to write one sentence on a sticky note describing the pattern they see in their graph. Allow a 20-second wait time after each probing question before offering a hint.</w:t>
             </w:r>
-            <w:ins w:id="9161" w:author="Claude (AI) - proposed" w:date="2026-10-15T12:58:00Z">
+            <w:ins w:id="9161" w:author="Claude (AI) - proposed" w:date="2026-10-18T00:31:09Z">
               <w:r>
                 <w:rPr>
                   <w:rFonts w:ascii="Arial" w:cs="Arial" w:eastAsia="Arial" w:hAnsi="Arial"/>
@@ -9738,7 +9738,7 @@
             <w:pPr>
               <w:spacing w:after="20" w:before="0"/>
             </w:pPr>
-            <w:hyperlink w:history="1" r:id="rIds7trtb7upsncodyxsas5s">
+            <w:hyperlink w:history="1" r:id="rIdjhg85g9inluiwhrl6jsze">
               <w:r>
                 <w:rPr>
                   <w:rFonts w:ascii="Arial" w:cs="Arial" w:eastAsia="Arial" w:hAnsi="Arial"/>
@@ -9787,7 +9787,7 @@
               <w:spacing w:after="10" w:before="0"/>
               <w:ind w:left="120"/>
             </w:pPr>
-            <w:hyperlink w:history="1" r:id="rIdqfokttvhsjv69iuqbh0we">
+            <w:hyperlink w:history="1" r:id="rIdnwjuslv4m677ehklcyh_8">
               <w:r>
                 <w:rPr>
                   <w:rFonts w:ascii="Arial" w:cs="Arial" w:eastAsia="Arial" w:hAnsi="Arial"/>
@@ -9832,7 +9832,7 @@
             <w:pPr>
               <w:spacing w:after="20" w:before="0"/>
             </w:pPr>
-            <w:hyperlink w:history="1" r:id="rId4mpmpoxocpwdqskhyuiyx">
+            <w:hyperlink w:history="1" r:id="rIdim3-uhfw593scs_0naxis">
               <w:r>
                 <w:rPr>
                   <w:rFonts w:ascii="Arial" w:cs="Arial" w:eastAsia="Arial" w:hAnsi="Arial"/>
@@ -9881,7 +9881,7 @@
               <w:spacing w:after="10" w:before="0"/>
               <w:ind w:left="120"/>
             </w:pPr>
-            <w:hyperlink w:history="1" r:id="rIdvgwmlmg2hovga7k43zoqv">
+            <w:hyperlink w:history="1" r:id="rIdcispdzjdt-llhhbeodw0x">
               <w:r>
                 <w:rPr>
                   <w:rFonts w:ascii="Arial" w:cs="Arial" w:eastAsia="Arial" w:hAnsi="Arial"/>
@@ -9926,7 +9926,7 @@
               </w:rPr>
               <w:t xml:space="preserve">Groups share their data tables and graphs in a gallery-walk: each group posts their table and graph on the wall and all learners spend 5 minutes in a silent walk, placing a sticky dot next to any result that surprises them. The class then reconvenes and the teacher facilitates a structured discussion to draw out the proportional pattern. Learners articulate, in their own words, that doubling the central angle doubles the sector area, and that the sector area equals the fraction θ/360° multiplied by the full circle area πr². The teacher </w:t>
             </w:r>
-            <w:del w:id="9162" w:author="Claude (AI) - proposed" w:date="2026-10-15T12:58:00Z">
+            <w:del w:id="9162" w:author="Claude (AI) - proposed" w:date="2026-10-18T00:31:09Z">
               <w:r>
                 <w:rPr>
                   <w:rFonts w:ascii="Arial" w:cs="Arial" w:eastAsia="Arial" w:hAnsi="Arial"/>
@@ -9941,7 +9941,7 @@
                 <w:delText xml:space="preserve">formalises this as the expression A = (θ/360°) × πr², writes it</w:delText>
               </w:r>
             </w:del>
-            <w:ins w:id="9163" w:author="Claude (AI) - proposed" w:date="2026-10-15T12:58:00Z">
+            <w:ins w:id="9163" w:author="Claude (AI) - proposed" w:date="2026-10-18T00:31:09Z">
               <w:r>
                 <w:rPr>
                   <w:rFonts w:ascii="Arial" w:cs="Arial" w:eastAsia="Arial" w:hAnsi="Arial"/>
@@ -9969,7 +9969,7 @@
               </w:rPr>
               <w:t xml:space="preserve"> on the board</w:t>
             </w:r>
-            <w:del w:id="9164" w:author="Claude (AI) - proposed" w:date="2026-10-15T12:58:00Z">
+            <w:del w:id="9164" w:author="Claude (AI) - proposed" w:date="2026-10-18T00:31:09Z">
               <w:r>
                 <w:rPr>
                   <w:rFonts w:ascii="Arial" w:cs="Arial" w:eastAsia="Arial" w:hAnsi="Arial"/>
@@ -9984,7 +9984,7 @@
                 <w:delText xml:space="preserve">,</w:delText>
               </w:r>
             </w:del>
-            <w:ins w:id="9165" w:author="Claude (AI) - proposed" w:date="2026-10-15T12:58:00Z">
+            <w:ins w:id="9165" w:author="Claude (AI) - proposed" w:date="2026-10-18T00:31:09Z">
               <w:r>
                 <w:rPr>
                   <w:rFonts w:ascii="Arial" w:cs="Arial" w:eastAsia="Arial" w:hAnsi="Arial"/>
@@ -10012,7 +10012,7 @@
               </w:rPr>
               <w:t xml:space="preserve"> and connects each </w:t>
             </w:r>
-            <w:del w:id="9166" w:author="Claude (AI) - proposed" w:date="2026-10-15T12:58:00Z">
+            <w:del w:id="9166" w:author="Claude (AI) - proposed" w:date="2026-10-18T00:31:09Z">
               <w:r>
                 <w:rPr>
                   <w:rFonts w:ascii="Arial" w:cs="Arial" w:eastAsia="Arial" w:hAnsi="Arial"/>
@@ -10027,7 +10027,7 @@
                 <w:delText xml:space="preserve">symbol</w:delText>
               </w:r>
             </w:del>
-            <w:ins w:id="9167" w:author="Claude (AI) - proposed" w:date="2026-10-15T12:58:00Z">
+            <w:ins w:id="9167" w:author="Claude (AI) - proposed" w:date="2026-10-18T00:31:09Z">
               <w:r>
                 <w:rPr>
                   <w:rFonts w:ascii="Arial" w:cs="Arial" w:eastAsia="Arial" w:hAnsi="Arial"/>
@@ -10055,7 +10055,7 @@
               </w:rPr>
               <w:t xml:space="preserve"> back to the measurements learners just took</w:t>
             </w:r>
-            <w:ins w:id="9168" w:author="Claude (AI) - proposed" w:date="2026-10-15T12:58:00Z">
+            <w:ins w:id="9168" w:author="Claude (AI) - proposed" w:date="2026-10-18T00:31:09Z">
               <w:r>
                 <w:rPr>
                   <w:rFonts w:ascii="Arial" w:cs="Arial" w:eastAsia="Arial" w:hAnsi="Arial"/>
@@ -10116,7 +10116,7 @@
               </w:rPr>
               <w:t xml:space="preserve">During the gallery walk, do not comment — let learners place sticky dots independently. After the walk, ask: 'Which result attracted the most dots? Why does it surprise people?' Then ask: 'Look at the 45° sector and the 90° sector areas in your table. What do you notice about the ratio?' After responses, say: 'Can someone put that pattern into one sentence using the words angle and area?' Write the student-generated sentence on the board alongside the </w:t>
             </w:r>
-            <w:del w:id="9169" w:author="Claude (AI) - proposed" w:date="2026-10-15T12:58:00Z">
+            <w:del w:id="9169" w:author="Claude (AI) - proposed" w:date="2026-10-18T00:31:09Z">
               <w:r>
                 <w:rPr>
                   <w:rFonts w:ascii="Arial" w:cs="Arial" w:eastAsia="Arial" w:hAnsi="Arial"/>
@@ -10131,7 +10131,7 @@
                 <w:delText xml:space="preserve">formal expression. When formalising the formula</w:delText>
               </w:r>
             </w:del>
-            <w:ins w:id="9170" w:author="Claude (AI) - proposed" w:date="2026-10-15T12:58:00Z">
+            <w:ins w:id="9170" w:author="Claude (AI) - proposed" w:date="2026-10-18T00:31:09Z">
               <w:r>
                 <w:rPr>
                   <w:rFonts w:ascii="Arial" w:cs="Arial" w:eastAsia="Arial" w:hAnsi="Arial"/>
@@ -10159,7 +10159,7 @@
               </w:rPr>
               <w:t xml:space="preserve">, point to each </w:t>
             </w:r>
-            <w:del w:id="9171" w:author="Claude (AI) - proposed" w:date="2026-10-15T12:58:00Z">
+            <w:del w:id="9171" w:author="Claude (AI) - proposed" w:date="2026-10-18T00:31:09Z">
               <w:r>
                 <w:rPr>
                   <w:rFonts w:ascii="Arial" w:cs="Arial" w:eastAsia="Arial" w:hAnsi="Arial"/>
@@ -10174,7 +10174,7 @@
                 <w:delText xml:space="preserve">symbol</w:delText>
               </w:r>
             </w:del>
-            <w:ins w:id="9172" w:author="Claude (AI) - proposed" w:date="2026-10-15T12:58:00Z">
+            <w:ins w:id="9172" w:author="Claude (AI) - proposed" w:date="2026-10-18T00:31:09Z">
               <w:r>
                 <w:rPr>
                   <w:rFonts w:ascii="Arial" w:cs="Arial" w:eastAsia="Arial" w:hAnsi="Arial"/>
@@ -10324,7 +10324,7 @@
             <w:pPr>
               <w:spacing w:after="20" w:before="0"/>
             </w:pPr>
-            <w:hyperlink w:history="1" r:id="rIdoczzfm06ja-q5cijatrag">
+            <w:hyperlink w:history="1" r:id="rIddiflavrwtcnjc-7yujfq2">
               <w:r>
                 <w:rPr>
                   <w:rFonts w:ascii="Arial" w:cs="Arial" w:eastAsia="Arial" w:hAnsi="Arial"/>
@@ -10373,7 +10373,7 @@
               <w:spacing w:after="10" w:before="0"/>
               <w:ind w:left="120"/>
             </w:pPr>
-            <w:hyperlink w:history="1" r:id="rIdl8jh6r6its0owv8iwoihc">
+            <w:hyperlink w:history="1" r:id="rIdhgzpigr-ucig4a1yqcxaq">
               <w:r>
                 <w:rPr>
                   <w:rFonts w:ascii="Arial" w:cs="Arial" w:eastAsia="Arial" w:hAnsi="Arial"/>
@@ -10418,7 +10418,7 @@
             <w:pPr>
               <w:spacing w:after="20" w:before="0"/>
             </w:pPr>
-            <w:hyperlink w:history="1" r:id="rIdmjwhhakz7pn4bw7bdshbz">
+            <w:hyperlink w:history="1" r:id="rId6mg66xcerli8cvvbz3s8o">
               <w:r>
                 <w:rPr>
                   <w:rFonts w:ascii="Arial" w:cs="Arial" w:eastAsia="Arial" w:hAnsi="Arial"/>
@@ -10467,7 +10467,7 @@
               <w:spacing w:after="10" w:before="0"/>
               <w:ind w:left="120"/>
             </w:pPr>
-            <w:hyperlink w:history="1" r:id="rIdmjpzpobk-h0e2ookzhtsq">
+            <w:hyperlink w:history="1" r:id="rId4h1jykvr2evdmscr-1hv2">
               <w:r>
                 <w:rPr>
                   <w:rFonts w:ascii="Arial" w:cs="Arial" w:eastAsia="Arial" w:hAnsi="Arial"/>
@@ -10667,7 +10667,7 @@
             <w:pPr>
               <w:spacing w:after="20" w:before="0"/>
             </w:pPr>
-            <w:hyperlink w:history="1" r:id="rIda0-qmyjnlv51uw2mchhn6">
+            <w:hyperlink w:history="1" r:id="rIdkk2u-rcot2d_izlvbfbj6">
               <w:r>
                 <w:rPr>
                   <w:rFonts w:ascii="Arial" w:cs="Arial" w:eastAsia="Arial" w:hAnsi="Arial"/>
@@ -10716,7 +10716,7 @@
               <w:spacing w:after="10" w:before="0"/>
               <w:ind w:left="120"/>
             </w:pPr>
-            <w:hyperlink w:history="1" r:id="rIdzcugurxgen7h6v-nymf9x">
+            <w:hyperlink w:history="1" r:id="rIdhv5eggkdg8rdulrkaencj">
               <w:r>
                 <w:rPr>
                   <w:rFonts w:ascii="Arial" w:cs="Arial" w:eastAsia="Arial" w:hAnsi="Arial"/>
@@ -10761,7 +10761,7 @@
             <w:pPr>
               <w:spacing w:after="20" w:before="0"/>
             </w:pPr>
-            <w:hyperlink w:history="1" r:id="rIdzxl1doijq7viq3hzj3xos">
+            <w:hyperlink w:history="1" r:id="rIddewx_oxpffpnab0ragna2">
               <w:r>
                 <w:rPr>
                   <w:rFonts w:ascii="Arial" w:cs="Arial" w:eastAsia="Arial" w:hAnsi="Arial"/>
@@ -10810,7 +10810,7 @@
               <w:spacing w:after="10" w:before="0"/>
               <w:ind w:left="120"/>
             </w:pPr>
-            <w:hyperlink w:history="1" r:id="rIde3jd7qdawmviwzynp_pfl">
+            <w:hyperlink w:history="1" r:id="rId2xgdfrgwr3o-oqmhpletj">
               <w:r>
                 <w:rPr>
                   <w:rFonts w:ascii="Arial" w:cs="Arial" w:eastAsia="Arial" w:hAnsi="Arial"/>
@@ -10855,7 +10855,7 @@
               </w:rPr>
               <w:t xml:space="preserve">Each group receives a blank A3 sheet and constructs a cumulative circle model: a large, accurately drawn circle (radius 10 cm, to match the activity cards) with at least four sectors of different angles drawn in and labelled with both the angle and the calculated sector area from their data table. Learners add a fraction strip alongside the circle — a horizontal bar divided into segments proportional to θ/360° — to make the fraction concept visible. Groups annotate the model with all key vocabulary from the lesson (radius, central angle, minor sector, arc, segment) and write the </w:t>
             </w:r>
-            <w:del w:id="9173" w:author="Claude (AI) - proposed" w:date="2026-10-15T12:58:00Z">
+            <w:del w:id="9173" w:author="Claude (AI) - proposed" w:date="2026-10-18T00:31:09Z">
               <w:r>
                 <w:rPr>
                   <w:rFonts w:ascii="Arial" w:cs="Arial" w:eastAsia="Arial" w:hAnsi="Arial"/>
@@ -10870,7 +10870,7 @@
                 <w:delText xml:space="preserve">generalised area expression A = (</w:delText>
               </w:r>
             </w:del>
-            <w:ins w:id="9174" w:author="Claude (AI) - proposed" w:date="2026-10-15T12:58:00Z">
+            <w:ins w:id="9174" w:author="Claude (AI) - proposed" w:date="2026-10-18T00:31:09Z">
               <w:r>
                 <w:rPr>
                   <w:rFonts w:ascii="Arial" w:cs="Arial" w:eastAsia="Arial" w:hAnsi="Arial"/>
@@ -10898,7 +10898,7 @@
               </w:rPr>
               <w:t xml:space="preserve">θ/360°</w:t>
             </w:r>
-            <w:del w:id="9175" w:author="Claude (AI) - proposed" w:date="2026-10-15T12:58:00Z">
+            <w:del w:id="9175" w:author="Claude (AI) - proposed" w:date="2026-10-18T00:31:09Z">
               <w:r>
                 <w:rPr>
                   <w:rFonts w:ascii="Arial" w:cs="Arial" w:eastAsia="Arial" w:hAnsi="Arial"/>
@@ -10913,7 +10913,7 @@
                 <w:delText xml:space="preserve">) × πr²</w:delText>
               </w:r>
             </w:del>
-            <w:ins w:id="9176" w:author="Claude (AI) - proposed" w:date="2026-10-15T12:58:00Z">
+            <w:ins w:id="9176" w:author="Claude (AI) - proposed" w:date="2026-10-18T00:31:09Z">
               <w:r>
                 <w:rPr>
                   <w:rFonts w:ascii="Arial" w:cs="Arial" w:eastAsia="Arial" w:hAnsi="Arial"/>
@@ -10941,7 +10941,7 @@
               </w:rPr>
               <w:t xml:space="preserve"> in a prominent box on their sheet, with arrows connecting each </w:t>
             </w:r>
-            <w:del w:id="9177" w:author="Claude (AI) - proposed" w:date="2026-10-15T12:58:00Z">
+            <w:del w:id="9177" w:author="Claude (AI) - proposed" w:date="2026-10-18T00:31:09Z">
               <w:r>
                 <w:rPr>
                   <w:rFonts w:ascii="Arial" w:cs="Arial" w:eastAsia="Arial" w:hAnsi="Arial"/>
@@ -10956,7 +10956,7 @@
                 <w:delText xml:space="preserve">symbol</w:delText>
               </w:r>
             </w:del>
-            <w:ins w:id="9178" w:author="Claude (AI) - proposed" w:date="2026-10-15T12:58:00Z">
+            <w:ins w:id="9178" w:author="Claude (AI) - proposed" w:date="2026-10-18T00:31:09Z">
               <w:r>
                 <w:rPr>
                   <w:rFonts w:ascii="Arial" w:cs="Arial" w:eastAsia="Arial" w:hAnsi="Arial"/>
@@ -11017,7 +11017,7 @@
               </w:rPr>
               <w:t xml:space="preserve">Distribute A3 sheets, compasses, rulers, and protractors. Say: 'You are making a reference model that you and your classmates will use for the next three lessons — accuracy and clarity matter.' Prompt groups who draw sectors without labels: 'Can I tell the angle and area of that sector just by looking at your model? If not, add the information now.' Prompt groups who omit the fraction strip: 'Show me where the fraction θ/360° lives in your diagram.' After the pair comparison, ask one group to share the improvement they agreed on and ask the class whether other groups made the same change. Close the lesson by pointing to the displayed models and saying: 'In Lesson 3 we will use the same fraction idea to derive the arc length formula — your model is your starting point.' Allow </w:t>
             </w:r>
-            <w:del w:id="9179" w:author="Claude (AI) - proposed" w:date="2026-10-15T12:58:00Z">
+            <w:del w:id="9179" w:author="Claude (AI) - proposed" w:date="2026-10-18T00:31:09Z">
               <w:r>
                 <w:rPr>
                   <w:rFonts w:ascii="Arial" w:cs="Arial" w:eastAsia="Arial" w:hAnsi="Arial"/>
@@ -11032,7 +11032,7 @@
                 <w:delText xml:space="preserve">15</w:delText>
               </w:r>
             </w:del>
-            <w:ins w:id="9180" w:author="Claude (AI) - proposed" w:date="2026-10-15T12:58:00Z">
+            <w:ins w:id="9180" w:author="Claude (AI) - proposed" w:date="2026-10-18T00:31:09Z">
               <w:r>
                 <w:rPr>
                   <w:rFonts w:ascii="Arial" w:cs="Arial" w:eastAsia="Arial" w:hAnsi="Arial"/>
@@ -11060,7 +11060,7 @@
               </w:rPr>
               <w:t xml:space="preserve"> minutes for construction before the </w:t>
             </w:r>
-            <w:ins w:id="9181" w:author="Claude (AI) - proposed" w:date="2026-10-15T12:58:00Z">
+            <w:ins w:id="9181" w:author="Claude (AI) - proposed" w:date="2026-10-18T00:31:09Z">
               <w:r>
                 <w:rPr>
                   <w:rFonts w:ascii="Arial" w:cs="Arial" w:eastAsia="Arial" w:hAnsi="Arial"/>
@@ -11379,7 +11379,7 @@
               </w:rPr>
               <w:t xml:space="preserve">Learners measured the radius and central angle of four pre-cut sector cards (all from a circle of radius 10 cm, with angles 45°, 90°, 135° and 180°), calculated the fraction each angle is of 360°, multiplied by the full circle area, and plotted angle against sector area — observing that the data points formed a straight line through the origin.</w:t>
             </w:r>
-            <w:ins w:id="9182" w:author="Claude (AI) - proposed" w:date="2026-10-15T12:58:00Z">
+            <w:ins w:id="9182" w:author="Claude (AI) - proposed" w:date="2026-10-18T00:31:09Z">
               <w:r>
                 <w:rPr>
                   <w:rFonts w:ascii="Arial" w:cs="Arial" w:eastAsia="Arial" w:hAnsi="Arial"/>
@@ -11462,7 +11462,7 @@
               </w:rPr>
               <w:t xml:space="preserve">Learners reviewed and consolidated vocabulary for circle parts: radius, diameter, chord, arc, sector, segment, and central angle. They established that a sector is a fraction (θ/360°) of a full circle and that its area equals that fraction multiplied by πr², producing the </w:t>
             </w:r>
-            <w:del w:id="9183" w:author="Claude (AI) - proposed" w:date="2026-10-15T12:58:00Z">
+            <w:del w:id="9183" w:author="Claude (AI) - proposed" w:date="2026-10-18T00:31:09Z">
               <w:r>
                 <w:rPr>
                   <w:rFonts w:ascii="Arial" w:cs="Arial" w:eastAsia="Arial" w:hAnsi="Arial"/>
@@ -11477,7 +11477,7 @@
                 <w:delText xml:space="preserve">expression A = (</w:delText>
               </w:r>
             </w:del>
-            <w:ins w:id="9184" w:author="Claude (AI) - proposed" w:date="2026-10-15T12:58:00Z">
+            <w:ins w:id="9184" w:author="Claude (AI) - proposed" w:date="2026-10-18T00:31:09Z">
               <w:r>
                 <w:rPr>
                   <w:rFonts w:ascii="Arial" w:cs="Arial" w:eastAsia="Arial" w:hAnsi="Arial"/>
@@ -11505,7 +11505,7 @@
               </w:rPr>
               <w:t xml:space="preserve">θ/360°</w:t>
             </w:r>
-            <w:del w:id="9185" w:author="Claude (AI) - proposed" w:date="2026-10-15T12:58:00Z">
+            <w:del w:id="9185" w:author="Claude (AI) - proposed" w:date="2026-10-18T00:31:09Z">
               <w:r>
                 <w:rPr>
                   <w:rFonts w:ascii="Arial" w:cs="Arial" w:eastAsia="Arial" w:hAnsi="Arial"/>
@@ -11520,7 +11520,7 @@
                 <w:delText xml:space="preserve">) × πr²</w:delText>
               </w:r>
             </w:del>
-            <w:ins w:id="9186" w:author="Claude (AI) - proposed" w:date="2026-10-15T12:58:00Z">
+            <w:ins w:id="9186" w:author="Claude (AI) - proposed" w:date="2026-10-18T00:31:09Z">
               <w:r>
                 <w:rPr>
                   <w:rFonts w:ascii="Arial" w:cs="Arial" w:eastAsia="Arial" w:hAnsi="Arial"/>
@@ -11636,7 +11636,7 @@
         </w:rPr>
         <w:t xml:space="preserve">© 2026 SeaVuria and ARES. Aligned with KICD objectives. Developed by SeaVuria; technical implementation by ARES (with AI assistance from Claude). Licensed under </w:t>
       </w:r>
-      <w:hyperlink w:history="1" r:id="rIdugbmz3qh00r3asyxvwdtt">
+      <w:hyperlink w:history="1" r:id="rIdk6-dhlezhyelghrod-jcp">
         <w:r>
           <w:rPr>
             <w:rFonts w:ascii="Arial" w:cs="Arial" w:eastAsia="Arial" w:hAnsi="Arial"/>
@@ -11657,7 +11657,7 @@
         </w:rPr>
         <w:t xml:space="preserve"> (</w:t>
       </w:r>
-      <w:hyperlink w:history="1" r:id="rId7p3qc4jggcmslhneigswt">
+      <w:hyperlink w:history="1" r:id="rIdk3shvizd56ph6ywcwutia">
         <w:r>
           <w:rPr>
             <w:rFonts w:ascii="Arial" w:cs="Arial" w:eastAsia="Arial" w:hAnsi="Arial"/>
@@ -12697,7 +12697,7 @@
             <w:pPr>
               <w:spacing w:after="20" w:before="0"/>
             </w:pPr>
-            <w:hyperlink w:history="1" r:id="rIdwcd0icx4opwhnvdaxvlng">
+            <w:hyperlink w:history="1" r:id="rId14lv4mdw4f3sxn8fcaiqq">
               <w:r>
                 <w:rPr>
                   <w:rFonts w:ascii="Arial" w:cs="Arial" w:eastAsia="Arial" w:hAnsi="Arial"/>
@@ -12730,7 +12730,7 @@
               <w:spacing w:after="10" w:before="0"/>
               <w:ind w:left="120"/>
             </w:pPr>
-            <w:hyperlink w:history="1" r:id="rId69urv5kdk9di1eribsmuf">
+            <w:hyperlink w:history="1" r:id="rId-n-_va7lfa3-tnpzfpq-_">
               <w:r>
                 <w:rPr>
                   <w:rFonts w:ascii="Arial" w:cs="Arial" w:eastAsia="Arial" w:hAnsi="Arial"/>
@@ -12775,7 +12775,7 @@
             <w:pPr>
               <w:spacing w:after="20" w:before="0"/>
             </w:pPr>
-            <w:hyperlink w:history="1" r:id="rIdjeiu__yc2etkzg4_jtcqy">
+            <w:hyperlink w:history="1" r:id="rIda7zrvz-sz0grqvxf3klds">
               <w:r>
                 <w:rPr>
                   <w:rFonts w:ascii="Arial" w:cs="Arial" w:eastAsia="Arial" w:hAnsi="Arial"/>
@@ -12808,7 +12808,7 @@
               <w:spacing w:after="10" w:before="0"/>
               <w:ind w:left="120"/>
             </w:pPr>
-            <w:hyperlink w:history="1" r:id="rIduw2tkyzm9ajstbjk1t34k">
+            <w:hyperlink w:history="1" r:id="rIdzphobi15yl4fo03gglbwv">
               <w:r>
                 <w:rPr>
                   <w:rFonts w:ascii="Arial" w:cs="Arial" w:eastAsia="Arial" w:hAnsi="Arial"/>
@@ -12853,7 +12853,7 @@
               </w:rPr>
               <w:t xml:space="preserve">The teacher places the </w:t>
             </w:r>
-            <w:del w:id="9187" w:author="Claude (AI) - proposed" w:date="2026-10-15T12:58:00Z">
+            <w:del w:id="9187" w:author="Claude (AI) - proposed" w:date="2026-10-18T00:31:09Z">
               <w:r>
                 <w:rPr>
                   <w:rFonts w:ascii="Arial" w:cs="Arial" w:eastAsia="Arial" w:hAnsi="Arial"/>
@@ -12868,7 +12868,7 @@
                 <w:delText xml:space="preserve">pizza/chapati cut-outs</w:delText>
               </w:r>
             </w:del>
-            <w:ins w:id="9188" w:author="Claude (AI) - proposed" w:date="2026-10-15T12:58:00Z">
+            <w:ins w:id="9188" w:author="Claude (AI) - proposed" w:date="2026-10-18T00:31:09Z">
               <w:r>
                 <w:rPr>
                   <w:rFonts w:ascii="Arial" w:cs="Arial" w:eastAsia="Arial" w:hAnsi="Arial"/>
@@ -12896,7 +12896,7 @@
               </w:rPr>
               <w:t xml:space="preserve"> from Lesson 2</w:t>
             </w:r>
-            <w:ins w:id="9189" w:author="Claude (AI) - proposed" w:date="2026-10-15T12:58:00Z">
+            <w:ins w:id="9189" w:author="Claude (AI) - proposed" w:date="2026-10-18T00:31:09Z">
               <w:r>
                 <w:rPr>
                   <w:rFonts w:ascii="Arial" w:cs="Arial" w:eastAsia="Arial" w:hAnsi="Arial"/>
@@ -13079,7 +13079,7 @@
             <w:pPr>
               <w:spacing w:after="20" w:before="0"/>
             </w:pPr>
-            <w:hyperlink w:history="1" r:id="rIdy3tft3sawlpc3x0-zgygx">
+            <w:hyperlink w:history="1" r:id="rIdp_jlmwkfphdz8weuztdyp">
               <w:r>
                 <w:rPr>
                   <w:rFonts w:ascii="Arial" w:cs="Arial" w:eastAsia="Arial" w:hAnsi="Arial"/>
@@ -13112,7 +13112,7 @@
               <w:spacing w:after="10" w:before="0"/>
               <w:ind w:left="120"/>
             </w:pPr>
-            <w:hyperlink w:history="1" r:id="rId6-o1pnj7gpbw0wi97k7ct">
+            <w:hyperlink w:history="1" r:id="rIddzgkoipmabr44jidqvqfh">
               <w:r>
                 <w:rPr>
                   <w:rFonts w:ascii="Arial" w:cs="Arial" w:eastAsia="Arial" w:hAnsi="Arial"/>
@@ -13157,7 +13157,7 @@
             <w:pPr>
               <w:spacing w:after="20" w:before="0"/>
             </w:pPr>
-            <w:hyperlink w:history="1" r:id="rId4pkxyvh6ndcofmcbdq77u">
+            <w:hyperlink w:history="1" r:id="rIdbt_szxpm7awxanwfqhfkl">
               <w:r>
                 <w:rPr>
                   <w:rFonts w:ascii="Arial" w:cs="Arial" w:eastAsia="Arial" w:hAnsi="Arial"/>
@@ -13190,7 +13190,7 @@
               <w:spacing w:after="10" w:before="0"/>
               <w:ind w:left="120"/>
             </w:pPr>
-            <w:hyperlink w:history="1" r:id="rIditektlcrshnh6q4dpjkou">
+            <w:hyperlink w:history="1" r:id="rId_9ekvinll36mqvnxezkpl">
               <w:r>
                 <w:rPr>
                   <w:rFonts w:ascii="Arial" w:cs="Arial" w:eastAsia="Arial" w:hAnsi="Arial"/>
@@ -13235,7 +13235,7 @@
               </w:rPr>
               <w:t xml:space="preserve">Students work in pairs with a piece of string, a ruler, and a </w:t>
             </w:r>
-            <w:ins w:id="9190" w:author="Claude (AI) - proposed" w:date="2026-10-15T12:58:00Z">
+            <w:ins w:id="9190" w:author="Claude (AI) - proposed" w:date="2026-10-18T00:31:09Z">
               <w:r>
                 <w:rPr>
                   <w:rFonts w:ascii="Arial" w:cs="Arial" w:eastAsia="Arial" w:hAnsi="Arial"/>
@@ -13263,7 +13263,7 @@
               </w:rPr>
               <w:t xml:space="preserve">cardboard circle of </w:t>
             </w:r>
-            <w:del w:id="9191" w:author="Claude (AI) - proposed" w:date="2026-10-15T12:58:00Z">
+            <w:del w:id="9191" w:author="Claude (AI) - proposed" w:date="2026-10-18T00:31:09Z">
               <w:r>
                 <w:rPr>
                   <w:rFonts w:ascii="Arial" w:cs="Arial" w:eastAsia="Arial" w:hAnsi="Arial"/>
@@ -13278,7 +13278,7 @@
                 <w:delText xml:space="preserve">known radius (pre-cut in Lesson 2</w:delText>
               </w:r>
             </w:del>
-            <w:ins w:id="9192" w:author="Claude (AI) - proposed" w:date="2026-10-15T12:58:00Z">
+            <w:ins w:id="9192" w:author="Claude (AI) - proposed" w:date="2026-10-18T00:31:09Z">
               <w:r>
                 <w:rPr>
                   <w:rFonts w:ascii="Arial" w:cs="Arial" w:eastAsia="Arial" w:hAnsi="Arial"/>
@@ -13461,7 +13461,7 @@
             <w:pPr>
               <w:spacing w:after="20" w:before="0"/>
             </w:pPr>
-            <w:hyperlink w:history="1" r:id="rIdobu5f032_yijcn0tixkem">
+            <w:hyperlink w:history="1" r:id="rIdmu1glzxlxfqehl0xrsfcq">
               <w:r>
                 <w:rPr>
                   <w:rFonts w:ascii="Arial" w:cs="Arial" w:eastAsia="Arial" w:hAnsi="Arial"/>
@@ -13510,7 +13510,7 @@
               <w:spacing w:after="10" w:before="0"/>
               <w:ind w:left="120"/>
             </w:pPr>
-            <w:hyperlink w:history="1" r:id="rIdbs-cbxoaalwygmwg5af8q">
+            <w:hyperlink w:history="1" r:id="rIdzrylwoutys8zq0a4q-7r-">
               <w:r>
                 <w:rPr>
                   <w:rFonts w:ascii="Arial" w:cs="Arial" w:eastAsia="Arial" w:hAnsi="Arial"/>
@@ -13555,7 +13555,7 @@
             <w:pPr>
               <w:spacing w:after="20" w:before="0"/>
             </w:pPr>
-            <w:hyperlink w:history="1" r:id="rIdlyrvgjdzruzq6_nmhqmgh">
+            <w:hyperlink w:history="1" r:id="rIdvsolxqw7aprrohswpk0oj">
               <w:r>
                 <w:rPr>
                   <w:rFonts w:ascii="Arial" w:cs="Arial" w:eastAsia="Arial" w:hAnsi="Arial"/>
@@ -13604,7 +13604,7 @@
               <w:spacing w:after="10" w:before="0"/>
               <w:ind w:left="120"/>
             </w:pPr>
-            <w:hyperlink w:history="1" r:id="rIdxjiryjphf7dzoeqwaysrs">
+            <w:hyperlink w:history="1" r:id="rIdkmcd47kka37xzzhbymp28">
               <w:r>
                 <w:rPr>
                   <w:rFonts w:ascii="Arial" w:cs="Arial" w:eastAsia="Arial" w:hAnsi="Arial"/>
@@ -13748,7 +13748,7 @@
               </w:rPr>
               <w:t xml:space="preserve">Teacher collects answers to all three examples. Correct answers: Example 1 — approximately 17.6 cm; Example 2 — approximately 130.9 m; Example 3 — approximately 439.8 m. Common errors to watch for: using diameter instead of radius; </w:t>
             </w:r>
-            <w:del w:id="9193" w:author="Claude (AI) - proposed" w:date="2026-10-15T12:58:00Z">
+            <w:del w:id="9193" w:author="Claude (AI) - proposed" w:date="2026-10-18T00:31:09Z">
               <w:r>
                 <w:rPr>
                   <w:rFonts w:ascii="Arial" w:cs="Arial" w:eastAsia="Arial" w:hAnsi="Arial"/>
@@ -13763,7 +13763,7 @@
                 <w:delText xml:space="preserve">writing the formula as</w:delText>
               </w:r>
             </w:del>
-            <w:ins w:id="9194" w:author="Claude (AI) - proposed" w:date="2026-10-15T12:58:00Z">
+            <w:ins w:id="9194" w:author="Claude (AI) - proposed" w:date="2026-10-18T00:31:09Z">
               <w:r>
                 <w:rPr>
                   <w:rFonts w:ascii="Arial" w:cs="Arial" w:eastAsia="Arial" w:hAnsi="Arial"/>
@@ -13791,7 +13791,7 @@
               </w:rPr>
               <w:t xml:space="preserve"> (theta/</w:t>
             </w:r>
-            <w:del w:id="9195" w:author="Claude (AI) - proposed" w:date="2026-10-15T12:58:00Z">
+            <w:del w:id="9195" w:author="Claude (AI) - proposed" w:date="2026-10-18T00:31:09Z">
               <w:r>
                 <w:rPr>
                   <w:rFonts w:ascii="Arial" w:cs="Arial" w:eastAsia="Arial" w:hAnsi="Arial"/>
@@ -13806,7 +13806,7 @@
                 <w:delText xml:space="preserve">180</w:delText>
               </w:r>
             </w:del>
-            <w:ins w:id="9196" w:author="Claude (AI) - proposed" w:date="2026-10-15T12:58:00Z">
+            <w:ins w:id="9196" w:author="Claude (AI) - proposed" w:date="2026-10-18T00:31:09Z">
               <w:r>
                 <w:rPr>
                   <w:rFonts w:ascii="Arial" w:cs="Arial" w:eastAsia="Arial" w:hAnsi="Arial"/>
@@ -13834,7 +13834,7 @@
               </w:rPr>
               <w:t xml:space="preserve">) x pi r </w:t>
             </w:r>
-            <w:del w:id="9197" w:author="Claude (AI) - proposed" w:date="2026-10-15T12:58:00Z">
+            <w:del w:id="9197" w:author="Claude (AI) - proposed" w:date="2026-10-18T00:31:09Z">
               <w:r>
                 <w:rPr>
                   <w:rFonts w:ascii="Arial" w:cs="Arial" w:eastAsia="Arial" w:hAnsi="Arial"/>
@@ -13849,7 +13849,7 @@
                 <w:delText xml:space="preserve">(radian confusion)</w:delText>
               </w:r>
             </w:del>
-            <w:ins w:id="9198" w:author="Claude (AI) - proposed" w:date="2026-10-15T12:58:00Z">
+            <w:ins w:id="9198" w:author="Claude (AI) - proposed" w:date="2026-10-18T00:31:09Z">
               <w:r>
                 <w:rPr>
                   <w:rFonts w:ascii="Arial" w:cs="Arial" w:eastAsia="Arial" w:hAnsi="Arial"/>
@@ -13877,7 +13877,7 @@
               </w:rPr>
               <w:t xml:space="preserve">; forgetting to multiply by 2 in 2pi r</w:t>
             </w:r>
-            <w:ins w:id="9199" w:author="Claude (AI) - proposed" w:date="2026-10-15T12:58:00Z">
+            <w:ins w:id="9199" w:author="Claude (AI) - proposed" w:date="2026-10-18T00:31:09Z">
               <w:r>
                 <w:rPr>
                   <w:rFonts w:ascii="Arial" w:cs="Arial" w:eastAsia="Arial" w:hAnsi="Arial"/>
@@ -13961,7 +13961,7 @@
             <w:pPr>
               <w:spacing w:after="20" w:before="0"/>
             </w:pPr>
-            <w:hyperlink w:history="1" r:id="rIdtmdj7euqayuazzonjpweq">
+            <w:hyperlink w:history="1" r:id="rIddwogbnxzd8ptbhfjhxvhw">
               <w:r>
                 <w:rPr>
                   <w:rFonts w:ascii="Arial" w:cs="Arial" w:eastAsia="Arial" w:hAnsi="Arial"/>
@@ -14010,7 +14010,7 @@
               <w:spacing w:after="10" w:before="0"/>
               <w:ind w:left="120"/>
             </w:pPr>
-            <w:hyperlink w:history="1" r:id="rIdi8nhdl35-aedltdrssr4e">
+            <w:hyperlink w:history="1" r:id="rIdgndtfyf73ms3vdqe31z6p">
               <w:r>
                 <w:rPr>
                   <w:rFonts w:ascii="Arial" w:cs="Arial" w:eastAsia="Arial" w:hAnsi="Arial"/>
@@ -14055,7 +14055,7 @@
             <w:pPr>
               <w:spacing w:after="20" w:before="0"/>
             </w:pPr>
-            <w:hyperlink w:history="1" r:id="rIdczu0h2f1qr5q-3dgitavk">
+            <w:hyperlink w:history="1" r:id="rIdmjasap07cxq2jb72kd1qx">
               <w:r>
                 <w:rPr>
                   <w:rFonts w:ascii="Arial" w:cs="Arial" w:eastAsia="Arial" w:hAnsi="Arial"/>
@@ -14104,7 +14104,7 @@
               <w:spacing w:after="10" w:before="0"/>
               <w:ind w:left="120"/>
             </w:pPr>
-            <w:hyperlink w:history="1" r:id="rId_nj3odusnjxut1sqdkxou">
+            <w:hyperlink w:history="1" r:id="rIdaqwyib8pdeivpcjn8cxdb">
               <w:r>
                 <w:rPr>
                   <w:rFonts w:ascii="Arial" w:cs="Arial" w:eastAsia="Arial" w:hAnsi="Arial"/>
@@ -14304,7 +14304,7 @@
             <w:pPr>
               <w:spacing w:after="20" w:before="0"/>
             </w:pPr>
-            <w:hyperlink w:history="1" r:id="rIdykftqavdlza_8rthsmzht">
+            <w:hyperlink w:history="1" r:id="rIdr95kjzsrgxid9aqelsi1f">
               <w:r>
                 <w:rPr>
                   <w:rFonts w:ascii="Arial" w:cs="Arial" w:eastAsia="Arial" w:hAnsi="Arial"/>
@@ -14353,7 +14353,7 @@
               <w:spacing w:after="10" w:before="0"/>
               <w:ind w:left="120"/>
             </w:pPr>
-            <w:hyperlink w:history="1" r:id="rIdpldcem5q37akye0ijjxiv">
+            <w:hyperlink w:history="1" r:id="rIdyuscjlnv2bilvu2guxdg4">
               <w:r>
                 <w:rPr>
                   <w:rFonts w:ascii="Arial" w:cs="Arial" w:eastAsia="Arial" w:hAnsi="Arial"/>
@@ -14398,7 +14398,7 @@
             <w:pPr>
               <w:spacing w:after="20" w:before="0"/>
             </w:pPr>
-            <w:hyperlink w:history="1" r:id="rIdtqyhmehtytualcncfjwkz">
+            <w:hyperlink w:history="1" r:id="rIdwustbo_rpc8wehci1opom">
               <w:r>
                 <w:rPr>
                   <w:rFonts w:ascii="Arial" w:cs="Arial" w:eastAsia="Arial" w:hAnsi="Arial"/>
@@ -14447,7 +14447,7 @@
               <w:spacing w:after="10" w:before="0"/>
               <w:ind w:left="120"/>
             </w:pPr>
-            <w:hyperlink w:history="1" r:id="rIdcxnbafskfqqfxr9bcpf2h">
+            <w:hyperlink w:history="1" r:id="rIdchg64ayruzf6nb_wxlrcg">
               <w:r>
                 <w:rPr>
                   <w:rFonts w:ascii="Arial" w:cs="Arial" w:eastAsia="Arial" w:hAnsi="Arial"/>
@@ -14972,7 +14972,7 @@
         </w:rPr>
         <w:t xml:space="preserve">© 2026 SeaVuria and ARES. Aligned with KICD objectives. Developed by SeaVuria; technical implementation by ARES (with AI assistance from Claude). Licensed under </w:t>
       </w:r>
-      <w:hyperlink w:history="1" r:id="rIdmmswwnxrlrvbauwleo9n5">
+      <w:hyperlink w:history="1" r:id="rIdhppa4z_1n6jbinbvfjsgv">
         <w:r>
           <w:rPr>
             <w:rFonts w:ascii="Arial" w:cs="Arial" w:eastAsia="Arial" w:hAnsi="Arial"/>
@@ -14993,7 +14993,7 @@
         </w:rPr>
         <w:t xml:space="preserve"> (</w:t>
       </w:r>
-      <w:hyperlink w:history="1" r:id="rIdqne87atmc6_fphupdjmxb">
+      <w:hyperlink w:history="1" r:id="rIdy-xffpoisuitaf9e5vq13">
         <w:r>
           <w:rPr>
             <w:rFonts w:ascii="Arial" w:cs="Arial" w:eastAsia="Arial" w:hAnsi="Arial"/>
@@ -15310,7 +15310,7 @@
               </w:rPr>
               <w:t xml:space="preserve">By the end of the lesson, learners should be able to: (a) state the formula for the area of a sector as A = (θ/360°) × πr²; (b) explain why the sector area formula is analogous to the arc length formula; (c) calculate the area of a minor sector given the radius and central angle; (d) distinguish </w:t>
             </w:r>
-            <w:del w:id="9200" w:author="Claude (AI) - proposed" w:date="2026-10-15T12:58:00Z">
+            <w:del w:id="9200" w:author="Claude (AI) - proposed" w:date="2026-10-18T00:31:09Z">
               <w:r>
                 <w:rPr>
                   <w:rFonts w:ascii="Arial" w:cs="Arial" w:eastAsia="Arial" w:hAnsi="Arial"/>
@@ -15325,7 +15325,7 @@
                 <w:delText xml:space="preserve">between a sector and a segment and use both areas to solve problems</w:delText>
               </w:r>
             </w:del>
-            <w:ins w:id="9201" w:author="Claude (AI) - proposed" w:date="2026-10-15T12:58:00Z">
+            <w:ins w:id="9201" w:author="Claude (AI) - proposed" w:date="2026-10-18T00:31:09Z">
               <w:r>
                 <w:rPr>
                   <w:rFonts w:ascii="Arial" w:cs="Arial" w:eastAsia="Arial" w:hAnsi="Arial"/>
@@ -16076,7 +16076,7 @@
             <w:pPr>
               <w:spacing w:after="20" w:before="0"/>
             </w:pPr>
-            <w:hyperlink w:history="1" r:id="rId1o0jr1nhj2nrho1ch0hgo">
+            <w:hyperlink w:history="1" r:id="rIdnckj7qoqa7pxjvbds81lx">
               <w:r>
                 <w:rPr>
                   <w:rFonts w:ascii="Arial" w:cs="Arial" w:eastAsia="Arial" w:hAnsi="Arial"/>
@@ -16109,7 +16109,7 @@
               <w:spacing w:after="10" w:before="0"/>
               <w:ind w:left="120"/>
             </w:pPr>
-            <w:hyperlink w:history="1" r:id="rIdyqem-gai29kbcyypnpnmp">
+            <w:hyperlink w:history="1" r:id="rIdaehehzwz3al6d-dxgpnhi">
               <w:r>
                 <w:rPr>
                   <w:rFonts w:ascii="Arial" w:cs="Arial" w:eastAsia="Arial" w:hAnsi="Arial"/>
@@ -16154,7 +16154,7 @@
             <w:pPr>
               <w:spacing w:after="20" w:before="0"/>
             </w:pPr>
-            <w:hyperlink w:history="1" r:id="rIdes87bcms4ls1330hjytuy">
+            <w:hyperlink w:history="1" r:id="rIdmcynkey-zemg91nuwzwuk">
               <w:r>
                 <w:rPr>
                   <w:rFonts w:ascii="Arial" w:cs="Arial" w:eastAsia="Arial" w:hAnsi="Arial"/>
@@ -16187,7 +16187,7 @@
               <w:spacing w:after="10" w:before="0"/>
               <w:ind w:left="120"/>
             </w:pPr>
-            <w:hyperlink w:history="1" r:id="rIdyazkygekgrkjmegwlsx9g">
+            <w:hyperlink w:history="1" r:id="rIdnsfvvopm1-nqusvh0kats">
               <w:r>
                 <w:rPr>
                   <w:rFonts w:ascii="Arial" w:cs="Arial" w:eastAsia="Arial" w:hAnsi="Arial"/>
@@ -16387,7 +16387,7 @@
             <w:pPr>
               <w:spacing w:after="20" w:before="0"/>
             </w:pPr>
-            <w:hyperlink w:history="1" r:id="rIdgvnyrwtvdbma-0wo9wyvt">
+            <w:hyperlink w:history="1" r:id="rIdbchgutuhz-8_xa50rdd5v">
               <w:r>
                 <w:rPr>
                   <w:rFonts w:ascii="Arial" w:cs="Arial" w:eastAsia="Arial" w:hAnsi="Arial"/>
@@ -16420,7 +16420,7 @@
               <w:spacing w:after="10" w:before="0"/>
               <w:ind w:left="120"/>
             </w:pPr>
-            <w:hyperlink w:history="1" r:id="rIdqgjpq2gbrtgvf_2gikept">
+            <w:hyperlink w:history="1" r:id="rIduwa6rwsar8zooavybtgsr">
               <w:r>
                 <w:rPr>
                   <w:rFonts w:ascii="Arial" w:cs="Arial" w:eastAsia="Arial" w:hAnsi="Arial"/>
@@ -16465,7 +16465,7 @@
             <w:pPr>
               <w:spacing w:after="20" w:before="0"/>
             </w:pPr>
-            <w:hyperlink w:history="1" r:id="rIdp9erinre5yymoekzgh225">
+            <w:hyperlink w:history="1" r:id="rIdd6odbusqclmp9tskpn04i">
               <w:r>
                 <w:rPr>
                   <w:rFonts w:ascii="Arial" w:cs="Arial" w:eastAsia="Arial" w:hAnsi="Arial"/>
@@ -16498,7 +16498,7 @@
               <w:spacing w:after="10" w:before="0"/>
               <w:ind w:left="120"/>
             </w:pPr>
-            <w:hyperlink w:history="1" r:id="rId6gs4b3frztbrxxtv5syel">
+            <w:hyperlink w:history="1" r:id="rIducgmdlp8lg_zppl4esbf3">
               <w:r>
                 <w:rPr>
                   <w:rFonts w:ascii="Arial" w:cs="Arial" w:eastAsia="Arial" w:hAnsi="Arial"/>
@@ -16543,7 +16543,7 @@
               </w:rPr>
               <w:t xml:space="preserve">Learners open their notebooks to the arc length derivation notes from Lesson 3. The teacher guides a whole-class structured derivation using the 'Analogy Bridge' method — a two-column table drawn on the board headed 'Arc Length (what we already know)' and 'Sector Area (what we are discovering)'. Row by row, learners fill in the table in their own books alongside the teacher. The table has five rows: (1) Full circle measurement [Circumference = 2πr | Area = πr²]; (2) Fraction of the circle [θ/360°  | θ/360°]; (3) Formula [Arc length = (θ/360°) × 2πr | Sector area = (θ/360°) × πr²]; (4) What it means in words [The arc is that fraction of the full circumference | The sector is that fraction of the full area]; (5) Pizza check — Slice A, θ=60°, r=14 cm [Arc = (60/360)×2π×14 = 14.</w:t>
             </w:r>
-            <w:del w:id="9202" w:author="Claude (AI) - proposed" w:date="2026-10-15T12:58:00Z">
+            <w:del w:id="9202" w:author="Claude (AI) - proposed" w:date="2026-10-18T00:31:09Z">
               <w:r>
                 <w:rPr>
                   <w:rFonts w:ascii="Arial" w:cs="Arial" w:eastAsia="Arial" w:hAnsi="Arial"/>
@@ -16558,7 +16558,7 @@
                 <w:delText xml:space="preserve">67</w:delText>
               </w:r>
             </w:del>
-            <w:ins w:id="9203" w:author="Claude (AI) - proposed" w:date="2026-10-15T12:58:00Z">
+            <w:ins w:id="9203" w:author="Claude (AI) - proposed" w:date="2026-10-18T00:31:09Z">
               <w:r>
                 <w:rPr>
                   <w:rFonts w:ascii="Arial" w:cs="Arial" w:eastAsia="Arial" w:hAnsi="Arial"/>
@@ -16619,7 +16619,7 @@
               </w:rPr>
               <w:t xml:space="preserve">Draw the two-column Analogy Bridge table on the board. Say: 'In Lesson 3 we derived the arc length formula by asking: what fraction of the full circle is our sector? Today we use exactly the same logic — but for AREA instead of length.' Complete Row 1 together: ask 'What is the area of the FULL circle?' — wait 10 seconds — cold-call 1 learner. Write πr² in the right column. For Row 2 say: 'What fraction of the full 360 degrees does our sector take up?' — wait 10 seconds — cold-call 1 learner. Write θ/360° in both columns. For Row 3 say: 'So if the full area is πr² and our sector is θ/360° of the full circle, write the formula for sector area in your book. Do it now — do not look at your partner's book.' Wait 15 seconds. Cold-call 2 learners and write A = (θ/360°) × πr² on the board. Underline it. Say: 'This is the formula. Write it in a box in your book.' For the Pizza Check (Row 5), say: 'Use your calculator. Find the area of Slice A: θ = 60°, r = 14 cm. Show every step.' Wait 2 minutes. Cold-call 1 learner to read out their steps. Correct any errors on the board. Then say: 'Now calculate Slice B on your own — θ = 120°, r = 14 cm. You have 3 minutes.' After 3 minutes cold-call 1 learner. Write the answer (205.</w:t>
             </w:r>
-            <w:del w:id="9204" w:author="Claude (AI) - proposed" w:date="2026-10-15T12:58:00Z">
+            <w:del w:id="9204" w:author="Claude (AI) - proposed" w:date="2026-10-18T00:31:09Z">
               <w:r>
                 <w:rPr>
                   <w:rFonts w:ascii="Arial" w:cs="Arial" w:eastAsia="Arial" w:hAnsi="Arial"/>
@@ -16634,7 +16634,7 @@
                 <w:delText xml:space="preserve">2</w:delText>
               </w:r>
             </w:del>
-            <w:ins w:id="9205" w:author="Claude (AI) - proposed" w:date="2026-10-15T12:58:00Z">
+            <w:ins w:id="9205" w:author="Claude (AI) - proposed" w:date="2026-10-18T00:31:09Z">
               <w:r>
                 <w:rPr>
                   <w:rFonts w:ascii="Arial" w:cs="Arial" w:eastAsia="Arial" w:hAnsi="Arial"/>
@@ -16662,7 +16662,7 @@
               </w:rPr>
               <w:t xml:space="preserve"> cm²) on the board. Say: 'Look at your DQB prediction. Were you right? Is 205.</w:t>
             </w:r>
-            <w:del w:id="9206" w:author="Claude (AI) - proposed" w:date="2026-10-15T12:58:00Z">
+            <w:del w:id="9206" w:author="Claude (AI) - proposed" w:date="2026-10-18T00:31:09Z">
               <w:r>
                 <w:rPr>
                   <w:rFonts w:ascii="Arial" w:cs="Arial" w:eastAsia="Arial" w:hAnsi="Arial"/>
@@ -16677,7 +16677,7 @@
                 <w:delText xml:space="preserve">2</w:delText>
               </w:r>
             </w:del>
-            <w:ins w:id="9207" w:author="Claude (AI) - proposed" w:date="2026-10-15T12:58:00Z">
+            <w:ins w:id="9207" w:author="Claude (AI) - proposed" w:date="2026-10-18T00:31:09Z">
               <w:r>
                 <w:rPr>
                   <w:rFonts w:ascii="Arial" w:cs="Arial" w:eastAsia="Arial" w:hAnsi="Arial"/>
@@ -16705,7 +16705,7 @@
               </w:rPr>
               <w:t xml:space="preserve"> exactly twice 102.6?' — pause 5 seconds for mental arithmetic — '</w:t>
             </w:r>
-            <w:ins w:id="9208" w:author="Claude (AI) - proposed" w:date="2026-10-15T12:58:00Z">
+            <w:ins w:id="9208" w:author="Claude (AI) - proposed" w:date="2026-10-18T00:31:09Z">
               <w:r>
                 <w:rPr>
                   <w:rFonts w:ascii="Arial" w:cs="Arial" w:eastAsia="Arial" w:hAnsi="Arial"/>
@@ -16766,7 +16766,7 @@
               </w:rPr>
               <w:t xml:space="preserve">Strategy: Analogy Bridge (Structured Comparison Table). By placing arc length and sector area side by side in matching rows, learners see that the same proportional logic governs both formulas. This reduces cognitive load (the derivation is not new reasoning — it is the same reasoning applied to area instead of length) and deepens understanding of why the formula works rather than just what it is. Completing the table in their own books ensures active encoding rather than passive copying.</w:t>
             </w:r>
-            <w:ins w:id="9209" w:author="Claude (AI) - proposed" w:date="2026-10-15T12:58:00Z">
+            <w:ins w:id="9209" w:author="Claude (AI) - proposed" w:date="2026-10-18T00:31:09Z">
               <w:r>
                 <w:rPr>
                   <w:rFonts w:ascii="Arial" w:cs="Arial" w:eastAsia="Arial" w:hAnsi="Arial"/>
@@ -16814,7 +16814,7 @@
               </w:rPr>
               <w:t xml:space="preserve">Observable indicator: After the Pizza Check, every learner should have A = 205.</w:t>
             </w:r>
-            <w:del w:id="9210" w:author="Claude (AI) - proposed" w:date="2026-10-15T12:58:00Z">
+            <w:del w:id="9210" w:author="Claude (AI) - proposed" w:date="2026-10-18T00:31:09Z">
               <w:r>
                 <w:rPr>
                   <w:rFonts w:ascii="Arial" w:cs="Arial" w:eastAsia="Arial" w:hAnsi="Arial"/>
@@ -16829,7 +16829,7 @@
                 <w:delText xml:space="preserve">2</w:delText>
               </w:r>
             </w:del>
-            <w:ins w:id="9211" w:author="Claude (AI) - proposed" w:date="2026-10-15T12:58:00Z">
+            <w:ins w:id="9211" w:author="Claude (AI) - proposed" w:date="2026-10-18T00:31:09Z">
               <w:r>
                 <w:rPr>
                   <w:rFonts w:ascii="Arial" w:cs="Arial" w:eastAsia="Arial" w:hAnsi="Arial"/>
@@ -16857,7 +16857,7 @@
               </w:rPr>
               <w:t xml:space="preserve"> cm² for Slice B written with at least three visible steps: (1) substitution, (2) fraction simplification, (3) multiplication by π×196. Teacher circulates during the 3-minute independent calculation and looks for: (a) learners who get 205.25 cm² — correct</w:t>
             </w:r>
-            <w:del w:id="9212" w:author="Claude (AI) - proposed" w:date="2026-10-15T12:58:00Z">
+            <w:del w:id="9212" w:author="Claude (AI) - proposed" w:date="2026-10-18T00:31:09Z">
               <w:r>
                 <w:rPr>
                   <w:rFonts w:ascii="Arial" w:cs="Arial" w:eastAsia="Arial" w:hAnsi="Arial"/>
@@ -16872,7 +16872,7 @@
                 <w:delText xml:space="preserve">,</w:delText>
               </w:r>
             </w:del>
-            <w:ins w:id="9213" w:author="Claude (AI) - proposed" w:date="2026-10-15T12:58:00Z">
+            <w:ins w:id="9213" w:author="Claude (AI) - proposed" w:date="2026-10-18T00:31:09Z">
               <w:r>
                 <w:rPr>
                   <w:rFonts w:ascii="Arial" w:cs="Arial" w:eastAsia="Arial" w:hAnsi="Arial"/>
@@ -16956,7 +16956,7 @@
             <w:pPr>
               <w:spacing w:after="20" w:before="0"/>
             </w:pPr>
-            <w:hyperlink w:history="1" r:id="rIdoh3jnqzbzksj0s_ywycbm">
+            <w:hyperlink w:history="1" r:id="rIdkl1nyifdvpampvhvhf4ah">
               <w:r>
                 <w:rPr>
                   <w:rFonts w:ascii="Arial" w:cs="Arial" w:eastAsia="Arial" w:hAnsi="Arial"/>
@@ -17005,7 +17005,7 @@
               <w:spacing w:after="10" w:before="0"/>
               <w:ind w:left="120"/>
             </w:pPr>
-            <w:hyperlink w:history="1" r:id="rIdyxfils6xjtihi6djl6is8">
+            <w:hyperlink w:history="1" r:id="rIdv8txkr0gyz5tkbcbkoxzo">
               <w:r>
                 <w:rPr>
                   <w:rFonts w:ascii="Arial" w:cs="Arial" w:eastAsia="Arial" w:hAnsi="Arial"/>
@@ -17050,7 +17050,7 @@
             <w:pPr>
               <w:spacing w:after="20" w:before="0"/>
             </w:pPr>
-            <w:hyperlink w:history="1" r:id="rIdlszrzyw_gafkh37ctvaff">
+            <w:hyperlink w:history="1" r:id="rId17v0n-_j7yc1ml4u53qbj">
               <w:r>
                 <w:rPr>
                   <w:rFonts w:ascii="Arial" w:cs="Arial" w:eastAsia="Arial" w:hAnsi="Arial"/>
@@ -17099,7 +17099,7 @@
               <w:spacing w:after="10" w:before="0"/>
               <w:ind w:left="120"/>
             </w:pPr>
-            <w:hyperlink w:history="1" r:id="rIdoovpxhutuaj2bhxu3kjfd">
+            <w:hyperlink w:history="1" r:id="rIdnymbyeaafcs5ekyahzar5">
               <w:r>
                 <w:rPr>
                   <w:rFonts w:ascii="Arial" w:cs="Arial" w:eastAsia="Arial" w:hAnsi="Arial"/>
@@ -17177,7 +17177,7 @@
               </w:rPr>
               <w:t xml:space="preserve">Say: 'You now have the formula. Let's use it. I have three problems — each one connects the formula to a real situation in Kenya. Work in pairs. Show all working. You have 15 minutes.' Write the three problems on the board clearly, labelling θ and r for Problem 1 as a scaffold (θ = 80°, r = 15 cm). Do NOT scaffold θ and r for Problems 2 and 3 — learners must identify these from the problem text. Circulate actively. At the 5-minute mark, check that all pairs have completed Problem 1 correctly (A ≈ 157.1 cm²). For pairs still on Problem 1, ask: 'What is θ? What is r? Substitute.' For Problem 2, listen for confusion about 'pivot arm = radius'. If heard, ask the whole class: 'In the irrigation problem, what does the pivot arm represent geometrically?' — wait 10 seconds — cold-call 1 learner. At 15 minutes, say: 'Stop. Compare your answers with the pair next to you. You have 3 minutes to agree on a single set of answers.' After 3 minutes, cold-call one group of 4 to give each answer. Write the correct solutions on the board: P1 = 157.1 cm², P2 = </w:t>
             </w:r>
-            <w:del w:id="9214" w:author="Claude (AI) - proposed" w:date="2026-10-15T12:58:00Z">
+            <w:del w:id="9214" w:author="Claude (AI) - proposed" w:date="2026-10-18T00:31:09Z">
               <w:r>
                 <w:rPr>
                   <w:rFonts w:ascii="Arial" w:cs="Arial" w:eastAsia="Arial" w:hAnsi="Arial"/>
@@ -17192,7 +17192,7 @@
                 <w:delText xml:space="preserve">1,039</w:delText>
               </w:r>
             </w:del>
-            <w:ins w:id="9215" w:author="Claude (AI) - proposed" w:date="2026-10-15T12:58:00Z">
+            <w:ins w:id="9215" w:author="Claude (AI) - proposed" w:date="2026-10-18T00:31:09Z">
               <w:r>
                 <w:rPr>
                   <w:rFonts w:ascii="Arial" w:cs="Arial" w:eastAsia="Arial" w:hAnsi="Arial"/>
@@ -17220,7 +17220,7 @@
               </w:rPr>
               <w:t xml:space="preserve"> m² (nearest m²</w:t>
             </w:r>
-            <w:ins w:id="9216" w:author="Claude (AI) - proposed" w:date="2026-10-15T12:58:00Z">
+            <w:ins w:id="9216" w:author="Claude (AI) - proposed" w:date="2026-10-18T00:31:09Z">
               <w:r>
                 <w:rPr>
                   <w:rFonts w:ascii="Arial" w:cs="Arial" w:eastAsia="Arial" w:hAnsi="Arial"/>
@@ -17248,7 +17248,7 @@
               </w:rPr>
               <w:t xml:space="preserve">), P3 = </w:t>
             </w:r>
-            <w:del w:id="9217" w:author="Claude (AI) - proposed" w:date="2026-10-15T12:58:00Z">
+            <w:del w:id="9217" w:author="Claude (AI) - proposed" w:date="2026-10-18T00:31:09Z">
               <w:r>
                 <w:rPr>
                   <w:rFonts w:ascii="Arial" w:cs="Arial" w:eastAsia="Arial" w:hAnsi="Arial"/>
@@ -17263,7 +17263,7 @@
                 <w:delText xml:space="preserve">16π</w:delText>
               </w:r>
             </w:del>
-            <w:ins w:id="9218" w:author="Claude (AI) - proposed" w:date="2026-10-15T12:58:00Z">
+            <w:ins w:id="9218" w:author="Claude (AI) - proposed" w:date="2026-10-18T00:31:09Z">
               <w:r>
                 <w:rPr>
                   <w:rFonts w:ascii="Arial" w:cs="Arial" w:eastAsia="Arial" w:hAnsi="Arial"/>
@@ -17291,7 +17291,7 @@
               </w:rPr>
               <w:t xml:space="preserve">/5 cm² (exact</w:t>
             </w:r>
-            <w:ins w:id="9219" w:author="Claude (AI) - proposed" w:date="2026-10-15T12:58:00Z">
+            <w:ins w:id="9219" w:author="Claude (AI) - proposed" w:date="2026-10-18T00:31:09Z">
               <w:r>
                 <w:rPr>
                   <w:rFonts w:ascii="Arial" w:cs="Arial" w:eastAsia="Arial" w:hAnsi="Arial"/>
@@ -17319,7 +17319,7 @@
               </w:rPr>
               <w:t xml:space="preserve">). For Problem 3, say: 'Why did I ask for the answer in terms of π? Because it is EXACT. </w:t>
             </w:r>
-            <w:del w:id="9220" w:author="Claude (AI) - proposed" w:date="2026-10-15T12:58:00Z">
+            <w:del w:id="9220" w:author="Claude (AI) - proposed" w:date="2026-10-18T00:31:09Z">
               <w:r>
                 <w:rPr>
                   <w:rFonts w:ascii="Arial" w:cs="Arial" w:eastAsia="Arial" w:hAnsi="Arial"/>
@@ -17334,7 +17334,7 @@
                 <w:delText xml:space="preserve">16π</w:delText>
               </w:r>
             </w:del>
-            <w:ins w:id="9221" w:author="Claude (AI) - proposed" w:date="2026-10-15T12:58:00Z">
+            <w:ins w:id="9221" w:author="Claude (AI) - proposed" w:date="2026-10-18T00:31:09Z">
               <w:r>
                 <w:rPr>
                   <w:rFonts w:ascii="Arial" w:cs="Arial" w:eastAsia="Arial" w:hAnsi="Arial"/>
@@ -17428,7 +17428,7 @@
               </w:rPr>
               <w:t xml:space="preserve">Observable indicators for each problem: P1 — learner writes A = (80/360) × π × 15², simplifies to (2/9) × 225π, arrives at 157.1 cm² (3 s.f.); P2 — learner correctly identifies r = 21 m and θ = 135°, writes A = (135/360) × π × 441, arrives at </w:t>
             </w:r>
-            <w:del w:id="9222" w:author="Claude (AI) - proposed" w:date="2026-10-15T12:58:00Z">
+            <w:del w:id="9222" w:author="Claude (AI) - proposed" w:date="2026-10-18T00:31:09Z">
               <w:r>
                 <w:rPr>
                   <w:rFonts w:ascii="Arial" w:cs="Arial" w:eastAsia="Arial" w:hAnsi="Arial"/>
@@ -17443,7 +17443,7 @@
                 <w:delText xml:space="preserve">1,039 m²</w:delText>
               </w:r>
             </w:del>
-            <w:ins w:id="9223" w:author="Claude (AI) - proposed" w:date="2026-10-15T12:58:00Z">
+            <w:ins w:id="9223" w:author="Claude (AI) - proposed" w:date="2026-10-18T00:31:09Z">
               <w:r>
                 <w:rPr>
                   <w:rFonts w:ascii="Arial" w:cs="Arial" w:eastAsia="Arial" w:hAnsi="Arial"/>
@@ -17527,7 +17527,7 @@
             <w:pPr>
               <w:spacing w:after="20" w:before="0"/>
             </w:pPr>
-            <w:hyperlink w:history="1" r:id="rIdpt3xitsvc1wfdm6aac5ay">
+            <w:hyperlink w:history="1" r:id="rIdhutx-lb62clxxokswxerp">
               <w:r>
                 <w:rPr>
                   <w:rFonts w:ascii="Arial" w:cs="Arial" w:eastAsia="Arial" w:hAnsi="Arial"/>
@@ -17576,7 +17576,7 @@
               <w:spacing w:after="10" w:before="0"/>
               <w:ind w:left="120"/>
             </w:pPr>
-            <w:hyperlink w:history="1" r:id="rIdw4e89gwwk3ntkbl7xruke">
+            <w:hyperlink w:history="1" r:id="rIdqetnpojso4sb4yrhkchnf">
               <w:r>
                 <w:rPr>
                   <w:rFonts w:ascii="Arial" w:cs="Arial" w:eastAsia="Arial" w:hAnsi="Arial"/>
@@ -17621,7 +17621,7 @@
             <w:pPr>
               <w:spacing w:after="20" w:before="0"/>
             </w:pPr>
-            <w:hyperlink w:history="1" r:id="rIddbaoikw5-2omhayj6izd5">
+            <w:hyperlink w:history="1" r:id="rIdrrxujziqummgjoptm_sar">
               <w:r>
                 <w:rPr>
                   <w:rFonts w:ascii="Arial" w:cs="Arial" w:eastAsia="Arial" w:hAnsi="Arial"/>
@@ -17670,7 +17670,7 @@
               <w:spacing w:after="10" w:before="0"/>
               <w:ind w:left="120"/>
             </w:pPr>
-            <w:hyperlink w:history="1" r:id="rIdln_16b2hokhp7l799owng">
+            <w:hyperlink w:history="1" r:id="rIdpemgang0ixvm46nffexup">
               <w:r>
                 <w:rPr>
                   <w:rFonts w:ascii="Arial" w:cs="Arial" w:eastAsia="Arial" w:hAnsi="Arial"/>
@@ -17715,7 +17715,7 @@
               </w:rPr>
               <w:t xml:space="preserve">The class pauses for a 10-minute structured DQB update. Learners return to the class DQB (a large wall display or whiteboard section maintained since Lesson 1). Working individually for 3 minutes, each learner writes two things on separate sticky notes: (1) a GREEN note — one thing today's lesson has now answered about the driving question ('How can we use the radius and the central angle to calculate the exact area of a pizza slice?'); (2) an ORANGE note — one new question or confusion that today's lesson has raised (e.g., 'What if the slice is less than a triangle? How do we find the area of the curved segment between the chord and the arc?'). Learners post their notes on the DQB. The teacher reads selected orange notes aloud and previews </w:t>
             </w:r>
-            <w:del w:id="9224" w:author="Claude (AI) - proposed" w:date="2026-10-15T12:58:00Z">
+            <w:del w:id="9224" w:author="Claude (AI) - proposed" w:date="2026-10-18T00:31:09Z">
               <w:r>
                 <w:rPr>
                   <w:rFonts w:ascii="Arial" w:cs="Arial" w:eastAsia="Arial" w:hAnsi="Arial"/>
@@ -17730,7 +17730,7 @@
                 <w:delText xml:space="preserve">Lesson 5</w:delText>
               </w:r>
             </w:del>
-            <w:ins w:id="9225" w:author="Claude (AI) - proposed" w:date="2026-10-15T12:58:00Z">
+            <w:ins w:id="9225" w:author="Claude (AI) - proposed" w:date="2026-10-18T00:31:09Z">
               <w:r>
                 <w:rPr>
                   <w:rFonts w:ascii="Arial" w:cs="Arial" w:eastAsia="Arial" w:hAnsi="Arial"/>
@@ -17758,7 +17758,7 @@
               </w:rPr>
               <w:t xml:space="preserve">: 'Your orange notes </w:t>
             </w:r>
-            <w:del w:id="9226" w:author="Claude (AI) - proposed" w:date="2026-10-15T12:58:00Z">
+            <w:del w:id="9226" w:author="Claude (AI) - proposed" w:date="2026-10-18T00:31:09Z">
               <w:r>
                 <w:rPr>
                   <w:rFonts w:ascii="Arial" w:cs="Arial" w:eastAsia="Arial" w:hAnsi="Arial"/>
@@ -17773,7 +17773,7 @@
                 <w:delText xml:space="preserve">tell me exactly what we explore next —</w:delText>
               </w:r>
             </w:del>
-            <w:ins w:id="9227" w:author="Claude (AI) - proposed" w:date="2026-10-15T12:58:00Z">
+            <w:ins w:id="9227" w:author="Claude (AI) - proposed" w:date="2026-10-18T00:31:09Z">
               <w:r>
                 <w:rPr>
                   <w:rFonts w:ascii="Arial" w:cs="Arial" w:eastAsia="Arial" w:hAnsi="Arial"/>
@@ -17801,7 +17801,7 @@
               </w:rPr>
               <w:t xml:space="preserve"> the area of a segment</w:t>
             </w:r>
-            <w:ins w:id="9228" w:author="Claude (AI) - proposed" w:date="2026-10-15T12:58:00Z">
+            <w:ins w:id="9228" w:author="Claude (AI) - proposed" w:date="2026-10-18T00:31:09Z">
               <w:r>
                 <w:rPr>
                   <w:rFonts w:ascii="Arial" w:cs="Arial" w:eastAsia="Arial" w:hAnsi="Arial"/>
@@ -17862,7 +17862,7 @@
               </w:rPr>
               <w:t xml:space="preserve">Say: 'Before we build our model, we update our Driving Question Board — the record of what we have figured out together.' Distribute two sticky notes per learner (green and orange, or label plain notes G and O). Say: 'Green note: write one specific thing you can now DO that answers part of our driving question. Orange note: write one new question or one thing that still puzzles you about circular areas.' Allow 3 minutes of silent individual writing. Circulate and read over shoulders — prompt any learner with a blank orange note: 'Think about the sliver between the chord and the arc of our pizza slice — is that a sector? What would you call it?' After posting, read 3 green notes and 3 orange notes aloud. For each green note say: 'Good — you can now [restate the learner's point]. That IS part of our answer.' For each orange note say: 'Excellent question. Hold it — </w:t>
             </w:r>
-            <w:del w:id="9229" w:author="Claude (AI) - proposed" w:date="2026-10-15T12:58:00Z">
+            <w:del w:id="9229" w:author="Claude (AI) - proposed" w:date="2026-10-18T00:31:09Z">
               <w:r>
                 <w:rPr>
                   <w:rFonts w:ascii="Arial" w:cs="Arial" w:eastAsia="Arial" w:hAnsi="Arial"/>
@@ -17877,7 +17877,7 @@
                 <w:delText xml:space="preserve">it becomes the focus of Lesson 5</w:delText>
               </w:r>
             </w:del>
-            <w:ins w:id="9230" w:author="Claude (AI) - proposed" w:date="2026-10-15T12:58:00Z">
+            <w:ins w:id="9230" w:author="Claude (AI) - proposed" w:date="2026-10-18T00:31:09Z">
               <w:r>
                 <w:rPr>
                   <w:rFonts w:ascii="Arial" w:cs="Arial" w:eastAsia="Arial" w:hAnsi="Arial"/>
@@ -18027,7 +18027,7 @@
             <w:pPr>
               <w:spacing w:after="20" w:before="0"/>
             </w:pPr>
-            <w:hyperlink w:history="1" r:id="rIdjerxl2rdgbetc6uo_fyan">
+            <w:hyperlink w:history="1" r:id="rIdtovycpytxxxesvyj5mbnx">
               <w:r>
                 <w:rPr>
                   <w:rFonts w:ascii="Arial" w:cs="Arial" w:eastAsia="Arial" w:hAnsi="Arial"/>
@@ -18076,7 +18076,7 @@
               <w:spacing w:after="10" w:before="0"/>
               <w:ind w:left="120"/>
             </w:pPr>
-            <w:hyperlink w:history="1" r:id="rIdfcyg12kyufn-cbbftr2em">
+            <w:hyperlink w:history="1" r:id="rIdovkfofsmmx4rlufyar5l8">
               <w:r>
                 <w:rPr>
                   <w:rFonts w:ascii="Arial" w:cs="Arial" w:eastAsia="Arial" w:hAnsi="Arial"/>
@@ -18121,7 +18121,7 @@
             <w:pPr>
               <w:spacing w:after="20" w:before="0"/>
             </w:pPr>
-            <w:hyperlink w:history="1" r:id="rId-dn_balxvn9s536xnb3dz">
+            <w:hyperlink w:history="1" r:id="rIdyaedc0uzog9kx_j-5ydpf">
               <w:r>
                 <w:rPr>
                   <w:rFonts w:ascii="Arial" w:cs="Arial" w:eastAsia="Arial" w:hAnsi="Arial"/>
@@ -18170,7 +18170,7 @@
               <w:spacing w:after="10" w:before="0"/>
               <w:ind w:left="120"/>
             </w:pPr>
-            <w:hyperlink w:history="1" r:id="rIdr1ilclaxmos93j6ndo4vx">
+            <w:hyperlink w:history="1" r:id="rIdwnlwxg_d4pnlssfu4cjte">
               <w:r>
                 <w:rPr>
                   <w:rFonts w:ascii="Arial" w:cs="Arial" w:eastAsia="Arial" w:hAnsi="Arial"/>
@@ -18248,7 +18248,7 @@
               </w:rPr>
               <w:t xml:space="preserve">Say: 'Take out your cumulative circle model — the diagram you have been adding to since Lesson 1. Today we add the sector area layer.' Project or draw a reference version of the model on the board showing today's additions. Say: 'Step 1: Inside your sector, write the formula and draw an arrow from the sector to the formula. Step 2: Draw a chord — a straight line — connecting the two radius endpoints of your sector. Label the region between the chord and the arc as a segment. Write: Area of segment = Area of sector − Area of triangle. This is a PREVIEW — we derive it in Lesson </w:t>
             </w:r>
-            <w:del w:id="9231" w:author="Claude (AI) - proposed" w:date="2026-10-15T12:58:00Z">
+            <w:del w:id="9231" w:author="Claude (AI) - proposed" w:date="2026-10-18T00:31:09Z">
               <w:r>
                 <w:rPr>
                   <w:rFonts w:ascii="Arial" w:cs="Arial" w:eastAsia="Arial" w:hAnsi="Arial"/>
@@ -18263,7 +18263,7 @@
                 <w:delText xml:space="preserve">5</w:delText>
               </w:r>
             </w:del>
-            <w:ins w:id="9232" w:author="Claude (AI) - proposed" w:date="2026-10-15T12:58:00Z">
+            <w:ins w:id="9232" w:author="Claude (AI) - proposed" w:date="2026-10-18T00:31:09Z">
               <w:r>
                 <w:rPr>
                   <w:rFonts w:ascii="Arial" w:cs="Arial" w:eastAsia="Arial" w:hAnsi="Arial"/>
@@ -18324,7 +18324,7 @@
               </w:rPr>
               <w:t xml:space="preserve">Strategy: Cumulative Model Building with Peer Review. The annotated diagram is a running visual knowledge artefact that grows across all 10 lessons. Each addition forces learners to integrate new knowledge with prior layers (arc length, circumference, full circle area). Adding the 'coming next — segment' annotation bridges to Lesson </w:t>
             </w:r>
-            <w:del w:id="9233" w:author="Claude (AI) - proposed" w:date="2026-10-15T12:58:00Z">
+            <w:del w:id="9233" w:author="Claude (AI) - proposed" w:date="2026-10-18T00:31:09Z">
               <w:r>
                 <w:rPr>
                   <w:rFonts w:ascii="Arial" w:cs="Arial" w:eastAsia="Arial" w:hAnsi="Arial"/>
@@ -18339,7 +18339,7 @@
                 <w:delText xml:space="preserve">5</w:delText>
               </w:r>
             </w:del>
-            <w:ins w:id="9234" w:author="Claude (AI) - proposed" w:date="2026-10-15T12:58:00Z">
+            <w:ins w:id="9234" w:author="Claude (AI) - proposed" w:date="2026-10-18T00:31:09Z">
               <w:r>
                 <w:rPr>
                   <w:rFonts w:ascii="Arial" w:cs="Arial" w:eastAsia="Arial" w:hAnsi="Arial"/>
@@ -18555,7 +18555,7 @@
               </w:rPr>
               <w:t xml:space="preserve">3. DQB ORANGE NOTES — Do learners' orange notes show that the majority are asking about segments (the intended bridge to Lesson </w:t>
             </w:r>
-            <w:del w:id="9235" w:author="Claude (AI) - proposed" w:date="2026-10-15T12:58:00Z">
+            <w:del w:id="9235" w:author="Claude (AI) - proposed" w:date="2026-10-18T00:31:09Z">
               <w:r>
                 <w:rPr>
                   <w:rFonts w:ascii="Arial" w:cs="Arial" w:eastAsia="Arial" w:hAnsi="Arial"/>
@@ -18570,7 +18570,7 @@
                 <w:delText xml:space="preserve">5</w:delText>
               </w:r>
             </w:del>
-            <w:ins w:id="9236" w:author="Claude (AI) - proposed" w:date="2026-10-15T12:58:00Z">
+            <w:ins w:id="9236" w:author="Claude (AI) - proposed" w:date="2026-10-18T00:31:09Z">
               <w:r>
                 <w:rPr>
                   <w:rFonts w:ascii="Arial" w:cs="Arial" w:eastAsia="Arial" w:hAnsi="Arial"/>
@@ -18598,7 +18598,7 @@
               </w:rPr>
               <w:t xml:space="preserve">), or are some still confused about the basic sector formula? If more than 25% of orange notes reveal sector confusion, insert a 10-minute consolidation activity at the start of Lesson 5 before introducing </w:t>
             </w:r>
-            <w:del w:id="9237" w:author="Claude (AI) - proposed" w:date="2026-10-15T12:58:00Z">
+            <w:del w:id="9237" w:author="Claude (AI) - proposed" w:date="2026-10-18T00:31:09Z">
               <w:r>
                 <w:rPr>
                   <w:rFonts w:ascii="Arial" w:cs="Arial" w:eastAsia="Arial" w:hAnsi="Arial"/>
@@ -18613,7 +18613,7 @@
                 <w:delText xml:space="preserve">segments</w:delText>
               </w:r>
             </w:del>
-            <w:ins w:id="9238" w:author="Claude (AI) - proposed" w:date="2026-10-15T12:58:00Z">
+            <w:ins w:id="9238" w:author="Claude (AI) - proposed" w:date="2026-10-18T00:31:09Z">
               <w:r>
                 <w:rPr>
                   <w:rFonts w:ascii="Arial" w:cs="Arial" w:eastAsia="Arial" w:hAnsi="Arial"/>
@@ -18661,7 +18661,7 @@
               </w:rPr>
               <w:t xml:space="preserve">4. KENYA CONTEXTS — Did learners engage more strongly with the pizza/chapati problem, the irrigation shamba problem, or the bead panel problem? Note which context generated the most spontaneous discussion — use that context as the anchor for Lesson </w:t>
             </w:r>
-            <w:del w:id="9239" w:author="Claude (AI) - proposed" w:date="2026-10-15T12:58:00Z">
+            <w:del w:id="9239" w:author="Claude (AI) - proposed" w:date="2026-10-18T00:31:09Z">
               <w:r>
                 <w:rPr>
                   <w:rFonts w:ascii="Arial" w:cs="Arial" w:eastAsia="Arial" w:hAnsi="Arial"/>
@@ -18676,7 +18676,7 @@
                 <w:delText xml:space="preserve">5</w:delText>
               </w:r>
             </w:del>
-            <w:ins w:id="9240" w:author="Claude (AI) - proposed" w:date="2026-10-15T12:58:00Z">
+            <w:ins w:id="9240" w:author="Claude (AI) - proposed" w:date="2026-10-18T00:31:09Z">
               <w:r>
                 <w:rPr>
                   <w:rFonts w:ascii="Arial" w:cs="Arial" w:eastAsia="Arial" w:hAnsi="Arial"/>
@@ -18854,7 +18854,7 @@
               </w:rPr>
               <w:t xml:space="preserve">Learners observed that two pizza/chapati slices from the same circular food (radius 14 cm) with central angles 60° and 120° have areas of 102.6 cm² and 205.</w:t>
             </w:r>
-            <w:del w:id="9241" w:author="Claude (AI) - proposed" w:date="2026-10-15T12:58:00Z">
+            <w:del w:id="9241" w:author="Claude (AI) - proposed" w:date="2026-10-18T00:31:09Z">
               <w:r>
                 <w:rPr>
                   <w:rFonts w:ascii="Arial" w:cs="Arial" w:eastAsia="Arial" w:hAnsi="Arial"/>
@@ -18869,7 +18869,7 @@
                 <w:delText xml:space="preserve">2 cm² respectively</w:delText>
               </w:r>
             </w:del>
-            <w:ins w:id="9242" w:author="Claude (AI) - proposed" w:date="2026-10-15T12:58:00Z">
+            <w:ins w:id="9242" w:author="Claude (AI) - proposed" w:date="2026-10-18T00:31:09Z">
               <w:r>
                 <w:rPr>
                   <w:rFonts w:ascii="Arial" w:cs="Arial" w:eastAsia="Arial" w:hAnsi="Arial"/>
@@ -19053,7 +19053,7 @@
         </w:rPr>
         <w:t xml:space="preserve">© 2026 SeaVuria and ARES. Aligned with KICD objectives. Developed by SeaVuria; technical implementation by ARES (with AI assistance from Claude). Licensed under </w:t>
       </w:r>
-      <w:hyperlink w:history="1" r:id="rIdn6_wrgc3ahu0dle5zmfsk">
+      <w:hyperlink w:history="1" r:id="rIdlb7mo8szofofhtl3ay_qc">
         <w:r>
           <w:rPr>
             <w:rFonts w:ascii="Arial" w:cs="Arial" w:eastAsia="Arial" w:hAnsi="Arial"/>
@@ -19074,7 +19074,7 @@
         </w:rPr>
         <w:t xml:space="preserve"> (</w:t>
       </w:r>
-      <w:hyperlink w:history="1" r:id="rIdh8snysdghqucp6fiuapwt">
+      <w:hyperlink w:history="1" r:id="rIdb14jwwq0iemolfdol0vi0">
         <w:r>
           <w:rPr>
             <w:rFonts w:ascii="Arial" w:cs="Arial" w:eastAsia="Arial" w:hAnsi="Arial"/>
@@ -19323,7 +19323,7 @@
               </w:rPr>
               <w:t xml:space="preserve">To extend the sector area formula to major sectors (central angle greater than 180 degrees) and apply it to real Kenyan contexts including </w:t>
             </w:r>
-            <w:del w:id="9243" w:author="Claude (AI) - proposed" w:date="2026-10-15T12:58:00Z">
+            <w:del w:id="9243" w:author="Claude (AI) - proposed" w:date="2026-10-18T00:31:09Z">
               <w:r>
                 <w:rPr>
                   <w:rFonts w:ascii="Arial" w:cs="Arial" w:eastAsia="Arial" w:hAnsi="Arial"/>
@@ -19338,7 +19338,7 @@
                 <w:delText xml:space="preserve">irrigation fields and matatu windscreen wipers</w:delText>
               </w:r>
             </w:del>
-            <w:ins w:id="9244" w:author="Claude (AI) - proposed" w:date="2026-10-15T12:58:00Z">
+            <w:ins w:id="9244" w:author="Claude (AI) - proposed" w:date="2026-10-18T00:31:09Z">
               <w:r>
                 <w:rPr>
                   <w:rFonts w:ascii="Arial" w:cs="Arial" w:eastAsia="Arial" w:hAnsi="Arial"/>
@@ -19869,7 +19869,7 @@
               </w:rPr>
               <w:t xml:space="preserve">Learners begin by revisiting the pizza phenomenon: after a narrow slice (minor sector) is removed, they predict the area of the large remaining piece. They observe that the remaining angle is greater than 180 degrees and must decide whether their formula still works. Through guided inquiry they confirm that A = (theta divided by 360) multiplied by pi r squared is universal, apply it to a major sector of a centre-pivot irrigation field (the unwatered portion) and to </w:t>
             </w:r>
-            <w:del w:id="9245" w:author="Claude (AI) - proposed" w:date="2026-10-15T12:58:00Z">
+            <w:del w:id="9245" w:author="Claude (AI) - proposed" w:date="2026-10-18T00:31:09Z">
               <w:r>
                 <w:rPr>
                   <w:rFonts w:ascii="Arial" w:cs="Arial" w:eastAsia="Arial" w:hAnsi="Arial"/>
@@ -19884,7 +19884,7 @@
                 <w:delText xml:space="preserve">the sweep of a matatu windscreen wiper</w:delText>
               </w:r>
             </w:del>
-            <w:ins w:id="9246" w:author="Claude (AI) - proposed" w:date="2026-10-15T12:58:00Z">
+            <w:ins w:id="9246" w:author="Claude (AI) - proposed" w:date="2026-10-18T00:31:09Z">
               <w:r>
                 <w:rPr>
                   <w:rFonts w:ascii="Arial" w:cs="Arial" w:eastAsia="Arial" w:hAnsi="Arial"/>
@@ -20200,7 +20200,7 @@
             <w:pPr>
               <w:spacing w:after="20" w:before="0"/>
             </w:pPr>
-            <w:hyperlink w:history="1" r:id="rIds-7ai1jxsplcwfwvkx6hh">
+            <w:hyperlink w:history="1" r:id="rIdcqhpz80noi28u0t_z8nbo">
               <w:r>
                 <w:rPr>
                   <w:rFonts w:ascii="Arial" w:cs="Arial" w:eastAsia="Arial" w:hAnsi="Arial"/>
@@ -20249,7 +20249,7 @@
               <w:spacing w:after="10" w:before="0"/>
               <w:ind w:left="120"/>
             </w:pPr>
-            <w:hyperlink w:history="1" r:id="rIdftgsz4j8fkyg61xyk9orr">
+            <w:hyperlink w:history="1" r:id="rIdadfdzjvr30vvezstqqr8x">
               <w:r>
                 <w:rPr>
                   <w:rFonts w:ascii="Arial" w:cs="Arial" w:eastAsia="Arial" w:hAnsi="Arial"/>
@@ -20294,7 +20294,7 @@
             <w:pPr>
               <w:spacing w:after="20" w:before="0"/>
             </w:pPr>
-            <w:hyperlink w:history="1" r:id="rIdz9aa2beufva1kagazf6v1">
+            <w:hyperlink w:history="1" r:id="rId5tquwkgvb_orjvkjhmhgq">
               <w:r>
                 <w:rPr>
                   <w:rFonts w:ascii="Arial" w:cs="Arial" w:eastAsia="Arial" w:hAnsi="Arial"/>
@@ -20343,7 +20343,7 @@
               <w:spacing w:after="10" w:before="0"/>
               <w:ind w:left="120"/>
             </w:pPr>
-            <w:hyperlink w:history="1" r:id="rIdfl0o3kxfp-4knwi7itowk">
+            <w:hyperlink w:history="1" r:id="rIda-apkpzwv5qoiye213_ko">
               <w:r>
                 <w:rPr>
                   <w:rFonts w:ascii="Arial" w:cs="Arial" w:eastAsia="Arial" w:hAnsi="Arial"/>
@@ -20543,7 +20543,7 @@
             <w:pPr>
               <w:spacing w:after="20" w:before="0"/>
             </w:pPr>
-            <w:hyperlink w:history="1" r:id="rId8reuziqbsaf5xpcuwts7g">
+            <w:hyperlink w:history="1" r:id="rIdiaecrvfdzdi3p-jssj6rk">
               <w:r>
                 <w:rPr>
                   <w:rFonts w:ascii="Arial" w:cs="Arial" w:eastAsia="Arial" w:hAnsi="Arial"/>
@@ -20592,7 +20592,7 @@
               <w:spacing w:after="10" w:before="0"/>
               <w:ind w:left="120"/>
             </w:pPr>
-            <w:hyperlink w:history="1" r:id="rId1zrxko1uoygg8y0dencsy">
+            <w:hyperlink w:history="1" r:id="rIdrg-u0r1b6douv50u8b8yj">
               <w:r>
                 <w:rPr>
                   <w:rFonts w:ascii="Arial" w:cs="Arial" w:eastAsia="Arial" w:hAnsi="Arial"/>
@@ -20637,7 +20637,7 @@
             <w:pPr>
               <w:spacing w:after="20" w:before="0"/>
             </w:pPr>
-            <w:hyperlink w:history="1" r:id="rIdz06uvnxmqjieafrv14bxm">
+            <w:hyperlink w:history="1" r:id="rId3wmycnozvg-bjvc3iuqos">
               <w:r>
                 <w:rPr>
                   <w:rFonts w:ascii="Arial" w:cs="Arial" w:eastAsia="Arial" w:hAnsi="Arial"/>
@@ -20686,7 +20686,7 @@
               <w:spacing w:after="10" w:before="0"/>
               <w:ind w:left="120"/>
             </w:pPr>
-            <w:hyperlink w:history="1" r:id="rIddjsnfkhv1zg5itmptnet3">
+            <w:hyperlink w:history="1" r:id="rIdxn8lxhyjsryzltf30ezyg">
               <w:r>
                 <w:rPr>
                   <w:rFonts w:ascii="Arial" w:cs="Arial" w:eastAsia="Arial" w:hAnsi="Arial"/>
@@ -20731,7 +20731,7 @@
               </w:rPr>
               <w:t xml:space="preserve">Learners receive a printed worksheet showing three circles, each with a shaded sector: Circle 1 has a 60-degree shaded sector (minor), Circle 2 has a 200-degree shaded sector (major), Circle 3 has a 270-degree shaded sector (major). For each circle, learners (i) label the shaded sector as minor or major, (ii) write the angle of the UNSHADED sector, (iii) confirm that shaded angle plus unshaded angle equals 360 degrees. </w:t>
             </w:r>
-            <w:del w:id="9247" w:author="Claude (AI) - proposed" w:date="2026-10-15T12:58:00Z">
+            <w:del w:id="9247" w:author="Claude (AI) - proposed" w:date="2026-10-18T00:31:09Z">
               <w:r>
                 <w:rPr>
                   <w:rFonts w:ascii="Arial" w:cs="Arial" w:eastAsia="Arial" w:hAnsi="Arial"/>
@@ -20792,7 +20792,7 @@
               </w:rPr>
               <w:t xml:space="preserve">Circulate and ask targeted questions: 'How did you decide which sector is major?' and 'If I give you only the minor angle, how can you find the major angle?' WAIT 20 SECONDS after each question. After groups settle, ask one group to explain how they found the unshaded angles. Introduce the vocabulary REFLEX ANGLE (greater than 180 degrees) and MAJOR SECTOR formally at this point, writing definitions on the board.</w:t>
             </w:r>
-            <w:ins w:id="9248" w:author="Claude (AI) - proposed" w:date="2026-10-15T12:58:00Z">
+            <w:ins w:id="9248" w:author="Claude (AI) - proposed" w:date="2026-10-18T00:31:09Z">
               <w:r>
                 <w:rPr>
                   <w:rFonts w:ascii="Arial" w:cs="Arial" w:eastAsia="Arial" w:hAnsi="Arial"/>
@@ -20929,7 +20929,7 @@
             <w:pPr>
               <w:spacing w:after="20" w:before="0"/>
             </w:pPr>
-            <w:hyperlink w:history="1" r:id="rIdedqpbsp9e9lpw4oqsaux0">
+            <w:hyperlink w:history="1" r:id="rIdfchctm7pudvegvphdcbnx">
               <w:r>
                 <w:rPr>
                   <w:rFonts w:ascii="Arial" w:cs="Arial" w:eastAsia="Arial" w:hAnsi="Arial"/>
@@ -20978,7 +20978,7 @@
               <w:spacing w:after="10" w:before="0"/>
               <w:ind w:left="120"/>
             </w:pPr>
-            <w:hyperlink w:history="1" r:id="rIdo8c8dbvycfwdfdsjuqzkj">
+            <w:hyperlink w:history="1" r:id="rIdaloctjnh2qph4maeulavr">
               <w:r>
                 <w:rPr>
                   <w:rFonts w:ascii="Arial" w:cs="Arial" w:eastAsia="Arial" w:hAnsi="Arial"/>
@@ -21023,7 +21023,7 @@
             <w:pPr>
               <w:spacing w:after="20" w:before="0"/>
             </w:pPr>
-            <w:hyperlink w:history="1" r:id="rIdfyvgdhds1vbofjw9ugxur">
+            <w:hyperlink w:history="1" r:id="rId65pj2n5z5xes2sax78qds">
               <w:r>
                 <w:rPr>
                   <w:rFonts w:ascii="Arial" w:cs="Arial" w:eastAsia="Arial" w:hAnsi="Arial"/>
@@ -21072,7 +21072,7 @@
               <w:spacing w:after="10" w:before="0"/>
               <w:ind w:left="120"/>
             </w:pPr>
-            <w:hyperlink w:history="1" r:id="rIdw2xicddgaj_lr1im-ppr7">
+            <w:hyperlink w:history="1" r:id="rIdu7celrdejkrrssm-tov47">
               <w:r>
                 <w:rPr>
                   <w:rFonts w:ascii="Arial" w:cs="Arial" w:eastAsia="Arial" w:hAnsi="Arial"/>
@@ -21117,7 +21117,7 @@
               </w:rPr>
               <w:t xml:space="preserve">Step 1 — Derive: The teacher guides learners to substitute theta = 200 degrees and r = 15 cm into A = (theta divided by 360) multiplied by pi r squared. Learners calculate on paper, then verify by also computing the minor sector (theta = 160 degrees) and checking the two areas sum to pi times 15 squared. Step 2 — Kenyan Context A (Irrigation Field): A centre-pivot irrigation system in Laikipia has radius 80 m. It waters a minor sector of 110 degrees. Learners calculate (i) the watered area and (ii) the UNwatered major sector area (250 degrees). Step 3 — Kenyan Context B (</w:t>
             </w:r>
-            <w:del w:id="9249" w:author="Claude (AI) - proposed" w:date="2026-10-15T12:58:00Z">
+            <w:del w:id="9249" w:author="Claude (AI) - proposed" w:date="2026-10-18T00:31:09Z">
               <w:r>
                 <w:rPr>
                   <w:rFonts w:ascii="Arial" w:cs="Arial" w:eastAsia="Arial" w:hAnsi="Arial"/>
@@ -21132,7 +21132,7 @@
                 <w:delText xml:space="preserve">Matatu Wiper</w:delText>
               </w:r>
             </w:del>
-            <w:ins w:id="9250" w:author="Claude (AI) - proposed" w:date="2026-10-15T12:58:00Z">
+            <w:ins w:id="9250" w:author="Claude (AI) - proposed" w:date="2026-10-18T00:31:09Z">
               <w:r>
                 <w:rPr>
                   <w:rFonts w:ascii="Arial" w:cs="Arial" w:eastAsia="Arial" w:hAnsi="Arial"/>
@@ -21160,7 +21160,7 @@
               </w:rPr>
               <w:t xml:space="preserve">): A </w:t>
             </w:r>
-            <w:del w:id="9251" w:author="Claude (AI) - proposed" w:date="2026-10-15T12:58:00Z">
+            <w:del w:id="9251" w:author="Claude (AI) - proposed" w:date="2026-10-18T00:31:09Z">
               <w:r>
                 <w:rPr>
                   <w:rFonts w:ascii="Arial" w:cs="Arial" w:eastAsia="Arial" w:hAnsi="Arial"/>
@@ -21175,7 +21175,7 @@
                 <w:delText xml:space="preserve">matatu windscreen wiper sweeps a major arc. The wiper arm is 28 cm long, and the wiper blade sweeps through a reflex angle of 210 degrees on its return stroke</w:delText>
               </w:r>
             </w:del>
-            <w:ins w:id="9252" w:author="Claude (AI) - proposed" w:date="2026-10-15T12:58:00Z">
+            <w:ins w:id="9252" w:author="Claude (AI) - proposed" w:date="2026-10-18T00:31:09Z">
               <w:r>
                 <w:rPr>
                   <w:rFonts w:ascii="Arial" w:cs="Arial" w:eastAsia="Arial" w:hAnsi="Arial"/>
@@ -21203,7 +21203,7 @@
               </w:rPr>
               <w:t xml:space="preserve">. Learners calculate the area </w:t>
             </w:r>
-            <w:del w:id="9253" w:author="Claude (AI) - proposed" w:date="2026-10-15T12:58:00Z">
+            <w:del w:id="9253" w:author="Claude (AI) - proposed" w:date="2026-10-18T00:31:09Z">
               <w:r>
                 <w:rPr>
                   <w:rFonts w:ascii="Arial" w:cs="Arial" w:eastAsia="Arial" w:hAnsi="Arial"/>
@@ -21218,7 +21218,7 @@
                 <w:delText xml:space="preserve">cleaned on the return stroke</w:delText>
               </w:r>
             </w:del>
-            <w:ins w:id="9254" w:author="Claude (AI) - proposed" w:date="2026-10-15T12:58:00Z">
+            <w:ins w:id="9254" w:author="Claude (AI) - proposed" w:date="2026-10-18T00:31:09Z">
               <w:r>
                 <w:rPr>
                   <w:rFonts w:ascii="Arial" w:cs="Arial" w:eastAsia="Arial" w:hAnsi="Arial"/>
@@ -21279,7 +21279,7 @@
               </w:rPr>
               <w:t xml:space="preserve">Step 1: Write the formula on the board and say: 'Before we calculate anything new, let us test whether our formula dares to accept an angle bigger than 180. Try theta = 200 degrees.' WAIT 2 MINUTES for individual calculation. Step 2: After checking answers, say: 'Now let us visit a real shamba in Laikipia. A farmer tells us the pivot waters 110 degrees — but the county agricultural officer wants to know how much land is NOT being watered. What do we do first?' WAIT 30 SECONDS. Step 3: Introduce the </w:t>
             </w:r>
-            <w:del w:id="9255" w:author="Claude (AI) - proposed" w:date="2026-10-15T12:58:00Z">
+            <w:del w:id="9255" w:author="Claude (AI) - proposed" w:date="2026-10-18T00:31:09Z">
               <w:r>
                 <w:rPr>
                   <w:rFonts w:ascii="Arial" w:cs="Arial" w:eastAsia="Arial" w:hAnsi="Arial"/>
@@ -21294,7 +21294,7 @@
                 <w:delText xml:space="preserve">matatu</w:delText>
               </w:r>
             </w:del>
-            <w:ins w:id="9256" w:author="Claude (AI) - proposed" w:date="2026-10-15T12:58:00Z">
+            <w:ins w:id="9256" w:author="Claude (AI) - proposed" w:date="2026-10-18T00:31:09Z">
               <w:r>
                 <w:rPr>
                   <w:rFonts w:ascii="Arial" w:cs="Arial" w:eastAsia="Arial" w:hAnsi="Arial"/>
@@ -21322,7 +21322,7 @@
               </w:rPr>
               <w:t xml:space="preserve"> context with a quick sketch on the board</w:t>
             </w:r>
-            <w:del w:id="9257" w:author="Claude (AI) - proposed" w:date="2026-10-15T12:58:00Z">
+            <w:del w:id="9257" w:author="Claude (AI) - proposed" w:date="2026-10-18T00:31:09Z">
               <w:r>
                 <w:rPr>
                   <w:rFonts w:ascii="Arial" w:cs="Arial" w:eastAsia="Arial" w:hAnsi="Arial"/>
@@ -21337,7 +21337,7 @@
                 <w:delText xml:space="preserve"> of a wiper arc</w:delText>
               </w:r>
             </w:del>
-            <w:ins w:id="9258" w:author="Claude (AI) - proposed" w:date="2026-10-15T12:58:00Z">
+            <w:ins w:id="9258" w:author="Claude (AI) - proposed" w:date="2026-10-18T00:31:09Z">
               <w:r>
                 <w:rPr>
                   <w:rFonts w:ascii="Arial" w:cs="Arial" w:eastAsia="Arial" w:hAnsi="Arial"/>
@@ -21365,7 +21365,7 @@
               </w:rPr>
               <w:t xml:space="preserve">. Ask: '</w:t>
             </w:r>
-            <w:del w:id="9259" w:author="Claude (AI) - proposed" w:date="2026-10-15T12:58:00Z">
+            <w:del w:id="9259" w:author="Claude (AI) - proposed" w:date="2026-10-18T00:31:09Z">
               <w:r>
                 <w:rPr>
                   <w:rFonts w:ascii="Arial" w:cs="Arial" w:eastAsia="Arial" w:hAnsi="Arial"/>
@@ -21380,7 +21380,7 @@
                 <w:delText xml:space="preserve">Why might an engineer designing windscreen wipers need to calculate this area</w:delText>
               </w:r>
             </w:del>
-            <w:ins w:id="9260" w:author="Claude (AI) - proposed" w:date="2026-10-15T12:58:00Z">
+            <w:ins w:id="9260" w:author="Claude (AI) - proposed" w:date="2026-10-18T00:31:09Z">
               <w:r>
                 <w:rPr>
                   <w:rFonts w:ascii="Arial" w:cs="Arial" w:eastAsia="Arial" w:hAnsi="Arial"/>
@@ -21408,7 +21408,7 @@
               </w:rPr>
               <w:t xml:space="preserve">?' WAIT 20 SECONDS.</w:t>
             </w:r>
-            <w:ins w:id="9261" w:author="Claude (AI) - proposed" w:date="2026-10-15T12:58:00Z">
+            <w:ins w:id="9261" w:author="Claude (AI) - proposed" w:date="2026-10-18T00:31:09Z">
               <w:r>
                 <w:rPr>
                   <w:rFonts w:ascii="Arial" w:cs="Arial" w:eastAsia="Arial" w:hAnsi="Arial"/>
@@ -21558,7 +21558,7 @@
             <w:pPr>
               <w:spacing w:after="20" w:before="0"/>
             </w:pPr>
-            <w:hyperlink w:history="1" r:id="rIdyh2ebywneguedohgfgapu">
+            <w:hyperlink w:history="1" r:id="rIdjkmppcr7dx-orx05bjvvf">
               <w:r>
                 <w:rPr>
                   <w:rFonts w:ascii="Arial" w:cs="Arial" w:eastAsia="Arial" w:hAnsi="Arial"/>
@@ -21607,7 +21607,7 @@
               <w:spacing w:after="10" w:before="0"/>
               <w:ind w:left="120"/>
             </w:pPr>
-            <w:hyperlink w:history="1" r:id="rIdutblkoduruoc27gwaltxj">
+            <w:hyperlink w:history="1" r:id="rIdd4lbwsd3tyczfvuvj0klq">
               <w:r>
                 <w:rPr>
                   <w:rFonts w:ascii="Arial" w:cs="Arial" w:eastAsia="Arial" w:hAnsi="Arial"/>
@@ -21652,7 +21652,7 @@
             <w:pPr>
               <w:spacing w:after="20" w:before="0"/>
             </w:pPr>
-            <w:hyperlink w:history="1" r:id="rIdftj2fecmbaslrqn7nnxek">
+            <w:hyperlink w:history="1" r:id="rIdkbdb8xsllkqhbolazf02w">
               <w:r>
                 <w:rPr>
                   <w:rFonts w:ascii="Arial" w:cs="Arial" w:eastAsia="Arial" w:hAnsi="Arial"/>
@@ -21701,7 +21701,7 @@
               <w:spacing w:after="10" w:before="0"/>
               <w:ind w:left="120"/>
             </w:pPr>
-            <w:hyperlink w:history="1" r:id="rIdouagc4xvkpkyxhtewtiru">
+            <w:hyperlink w:history="1" r:id="rIdgk4zlwjvjiidhrz8gttla">
               <w:r>
                 <w:rPr>
                   <w:rFonts w:ascii="Arial" w:cs="Arial" w:eastAsia="Arial" w:hAnsi="Arial"/>
@@ -21901,7 +21901,7 @@
             <w:pPr>
               <w:spacing w:after="20" w:before="0"/>
             </w:pPr>
-            <w:hyperlink w:history="1" r:id="rIdvpdfiub9-yvf-r9lvamej">
+            <w:hyperlink w:history="1" r:id="rIdzmgx5e1-fwcwowbubbojz">
               <w:r>
                 <w:rPr>
                   <w:rFonts w:ascii="Arial" w:cs="Arial" w:eastAsia="Arial" w:hAnsi="Arial"/>
@@ -21950,7 +21950,7 @@
               <w:spacing w:after="10" w:before="0"/>
               <w:ind w:left="120"/>
             </w:pPr>
-            <w:hyperlink w:history="1" r:id="rIdjeerbsrjnfqunr58-so37">
+            <w:hyperlink w:history="1" r:id="rId8a1e8b8yr_qnbikyuthoo">
               <w:r>
                 <w:rPr>
                   <w:rFonts w:ascii="Arial" w:cs="Arial" w:eastAsia="Arial" w:hAnsi="Arial"/>
@@ -21995,7 +21995,7 @@
             <w:pPr>
               <w:spacing w:after="20" w:before="0"/>
             </w:pPr>
-            <w:hyperlink w:history="1" r:id="rIdtiuyqb770zk9uuiwljxse">
+            <w:hyperlink w:history="1" r:id="rIdmhwi-1nokgsqxeamfoh3n">
               <w:r>
                 <w:rPr>
                   <w:rFonts w:ascii="Arial" w:cs="Arial" w:eastAsia="Arial" w:hAnsi="Arial"/>
@@ -22044,7 +22044,7 @@
               <w:spacing w:after="10" w:before="0"/>
               <w:ind w:left="120"/>
             </w:pPr>
-            <w:hyperlink w:history="1" r:id="rIdo-egr9-nkjog_vovtsmmy">
+            <w:hyperlink w:history="1" r:id="rIdf1o5g7r5ciqdn7pazkqsz">
               <w:r>
                 <w:rPr>
                   <w:rFonts w:ascii="Arial" w:cs="Arial" w:eastAsia="Arial" w:hAnsi="Arial"/>
@@ -22089,7 +22089,7 @@
               </w:rPr>
               <w:t xml:space="preserve">Learners update their circle-parts model (begun in Lesson 1 and extended each lesson). They add a new diagram showing a circle divided into a minor sector (theta degrees) and a major sector (360 minus theta degrees), label both with their area formulas, and draw a double-headed arrow labelled 'together they equal pi r squared.' They then </w:t>
             </w:r>
-            <w:del w:id="9262" w:author="Claude (AI) - proposed" w:date="2026-10-15T12:58:00Z">
+            <w:del w:id="9262" w:author="Claude (AI) - proposed" w:date="2026-10-18T00:31:09Z">
               <w:r>
                 <w:rPr>
                   <w:rFonts w:ascii="Arial" w:cs="Arial" w:eastAsia="Arial" w:hAnsi="Arial"/>
@@ -22104,7 +22104,7 @@
                 <w:delText xml:space="preserve">complete</w:delText>
               </w:r>
             </w:del>
-            <w:ins w:id="9263" w:author="Claude (AI) - proposed" w:date="2026-10-15T12:58:00Z">
+            <w:ins w:id="9263" w:author="Claude (AI) - proposed" w:date="2026-10-18T00:31:09Z">
               <w:r>
                 <w:rPr>
                   <w:rFonts w:ascii="Arial" w:cs="Arial" w:eastAsia="Arial" w:hAnsi="Arial"/>
@@ -22132,7 +22132,7 @@
               </w:rPr>
               <w:t xml:space="preserve"> a three-row summary table in their books</w:t>
             </w:r>
-            <w:ins w:id="9264" w:author="Claude (AI) - proposed" w:date="2026-10-15T12:58:00Z">
+            <w:ins w:id="9264" w:author="Claude (AI) - proposed" w:date="2026-10-18T00:31:09Z">
               <w:r>
                 <w:rPr>
                   <w:rFonts w:ascii="Arial" w:cs="Arial" w:eastAsia="Arial" w:hAnsi="Arial"/>
@@ -22259,7 +22259,7 @@
               </w:rPr>
               <w:t xml:space="preserve">Exit prompt responses reveal two things: (i) whether learners can correctly compute the Laikipia area (expected: approximately 13 </w:t>
             </w:r>
-            <w:del w:id="9265" w:author="Claude (AI) - proposed" w:date="2026-10-15T12:58:00Z">
+            <w:del w:id="9265" w:author="Claude (AI) - proposed" w:date="2026-10-18T00:31:09Z">
               <w:r>
                 <w:rPr>
                   <w:rFonts w:ascii="Arial" w:cs="Arial" w:eastAsia="Arial" w:hAnsi="Arial"/>
@@ -22274,7 +22274,7 @@
                 <w:delText xml:space="preserve">962 square metres</w:delText>
               </w:r>
             </w:del>
-            <w:ins w:id="9266" w:author="Claude (AI) - proposed" w:date="2026-10-15T12:58:00Z">
+            <w:ins w:id="9266" w:author="Claude (AI) - proposed" w:date="2026-10-18T00:31:09Z">
               <w:r>
                 <w:rPr>
                   <w:rFonts w:ascii="Arial" w:cs="Arial" w:eastAsia="Arial" w:hAnsi="Arial"/>
@@ -22663,7 +22663,7 @@
               </w:rPr>
               <w:t xml:space="preserve">The unwatered portion of a centre-pivot irrigation field in Laikipia and the </w:t>
             </w:r>
-            <w:del w:id="9267" w:author="Claude (AI) - proposed" w:date="2026-10-15T12:58:00Z">
+            <w:del w:id="9267" w:author="Claude (AI) - proposed" w:date="2026-10-18T00:31:09Z">
               <w:r>
                 <w:rPr>
                   <w:rFonts w:ascii="Arial" w:cs="Arial" w:eastAsia="Arial" w:hAnsi="Arial"/>
@@ -22678,7 +22678,7 @@
                 <w:delText xml:space="preserve">return-stroke sweep of a matatu windscreen wiper</w:delText>
               </w:r>
             </w:del>
-            <w:ins w:id="9268" w:author="Claude (AI) - proposed" w:date="2026-10-15T12:58:00Z">
+            <w:ins w:id="9268" w:author="Claude (AI) - proposed" w:date="2026-10-18T00:31:09Z">
               <w:r>
                 <w:rPr>
                   <w:rFonts w:ascii="Arial" w:cs="Arial" w:eastAsia="Arial" w:hAnsi="Arial"/>
@@ -22726,7 +22726,7 @@
         </w:rPr>
         <w:t xml:space="preserve">© 2026 SeaVuria and ARES. Aligned with KICD objectives. Developed by SeaVuria; technical implementation by ARES (with AI assistance from Claude). Licensed under </w:t>
       </w:r>
-      <w:hyperlink w:history="1" r:id="rIdovo4xf2bwg_asbgz9fywk">
+      <w:hyperlink w:history="1" r:id="rIdwiwqeqc5-l7wsyud7ifev">
         <w:r>
           <w:rPr>
             <w:rFonts w:ascii="Arial" w:cs="Arial" w:eastAsia="Arial" w:hAnsi="Arial"/>
@@ -22747,7 +22747,7 @@
         </w:rPr>
         <w:t xml:space="preserve"> (</w:t>
       </w:r>
-      <w:hyperlink w:history="1" r:id="rIdwawfb3w5gg6zdnicvhiwv">
+      <w:hyperlink w:history="1" r:id="rId2hfs4lm_brakwcsif3iou">
         <w:r>
           <w:rPr>
             <w:rFonts w:ascii="Arial" w:cs="Arial" w:eastAsia="Arial" w:hAnsi="Arial"/>
@@ -23499,7 +23499,7 @@
               </w:rPr>
               <w:t xml:space="preserve">Learners begin by revisiting the pizza/chapati phenomenon and the sector area formula from Lesson </w:t>
             </w:r>
-            <w:del w:id="9269" w:author="Claude (AI) - proposed" w:date="2026-10-15T12:58:00Z">
+            <w:del w:id="9269" w:author="Claude (AI) - proposed" w:date="2026-10-18T00:31:09Z">
               <w:r>
                 <w:rPr>
                   <w:rFonts w:ascii="Arial" w:cs="Arial" w:eastAsia="Arial" w:hAnsi="Arial"/>
@@ -23514,7 +23514,7 @@
                 <w:delText xml:space="preserve">5</w:delText>
               </w:r>
             </w:del>
-            <w:ins w:id="9270" w:author="Claude (AI) - proposed" w:date="2026-10-15T12:58:00Z">
+            <w:ins w:id="9270" w:author="Claude (AI) - proposed" w:date="2026-10-18T00:31:09Z">
               <w:r>
                 <w:rPr>
                   <w:rFonts w:ascii="Arial" w:cs="Arial" w:eastAsia="Arial" w:hAnsi="Arial"/>
@@ -23830,7 +23830,7 @@
             <w:pPr>
               <w:spacing w:after="20" w:before="0"/>
             </w:pPr>
-            <w:hyperlink w:history="1" r:id="rIdt-bnedjxzpmg-mbq1fo5z">
+            <w:hyperlink w:history="1" r:id="rIdik3tuj2oz3wnebfxif_fx">
               <w:r>
                 <w:rPr>
                   <w:rFonts w:ascii="Arial" w:cs="Arial" w:eastAsia="Arial" w:hAnsi="Arial"/>
@@ -23863,7 +23863,7 @@
               <w:spacing w:after="10" w:before="0"/>
               <w:ind w:left="120"/>
             </w:pPr>
-            <w:hyperlink w:history="1" r:id="rIdkzaxefzwi3zyg3eilckld">
+            <w:hyperlink w:history="1" r:id="rId9dopup3niu8dsl15dloo8">
               <w:r>
                 <w:rPr>
                   <w:rFonts w:ascii="Arial" w:cs="Arial" w:eastAsia="Arial" w:hAnsi="Arial"/>
@@ -23908,7 +23908,7 @@
             <w:pPr>
               <w:spacing w:after="20" w:before="0"/>
             </w:pPr>
-            <w:hyperlink w:history="1" r:id="rIdq0pllcwg0twdarou6wgzx">
+            <w:hyperlink w:history="1" r:id="rIdhg2s9n-0ixpfhis9whwkd">
               <w:r>
                 <w:rPr>
                   <w:rFonts w:ascii="Arial" w:cs="Arial" w:eastAsia="Arial" w:hAnsi="Arial"/>
@@ -23941,7 +23941,7 @@
               <w:spacing w:after="10" w:before="0"/>
               <w:ind w:left="120"/>
             </w:pPr>
-            <w:hyperlink w:history="1" r:id="rIdmqrhdj31u525tnm0nkeiq">
+            <w:hyperlink w:history="1" r:id="rIdtyzs_bhfndgvglk8pqwok">
               <w:r>
                 <w:rPr>
                   <w:rFonts w:ascii="Arial" w:cs="Arial" w:eastAsia="Arial" w:hAnsi="Arial"/>
@@ -24141,7 +24141,7 @@
             <w:pPr>
               <w:spacing w:after="20" w:before="0"/>
             </w:pPr>
-            <w:hyperlink w:history="1" r:id="rIdobeshxxjizlmybvjr14nc">
+            <w:hyperlink w:history="1" r:id="rIdumpjfsn9k3vz_rd8aodcw">
               <w:r>
                 <w:rPr>
                   <w:rFonts w:ascii="Arial" w:cs="Arial" w:eastAsia="Arial" w:hAnsi="Arial"/>
@@ -24174,7 +24174,7 @@
               <w:spacing w:after="10" w:before="0"/>
               <w:ind w:left="120"/>
             </w:pPr>
-            <w:hyperlink w:history="1" r:id="rIdt9cgf2ybnowrhbfq4jyxd">
+            <w:hyperlink w:history="1" r:id="rIdr6s4eclr9cyqh46wokwk4">
               <w:r>
                 <w:rPr>
                   <w:rFonts w:ascii="Arial" w:cs="Arial" w:eastAsia="Arial" w:hAnsi="Arial"/>
@@ -24219,7 +24219,7 @@
             <w:pPr>
               <w:spacing w:after="20" w:before="0"/>
             </w:pPr>
-            <w:hyperlink w:history="1" r:id="rIdngjcfhttsdg6w0yiypu5l">
+            <w:hyperlink w:history="1" r:id="rIdfc6pxdkw7lt6l1nw6-lag">
               <w:r>
                 <w:rPr>
                   <w:rFonts w:ascii="Arial" w:cs="Arial" w:eastAsia="Arial" w:hAnsi="Arial"/>
@@ -24252,7 +24252,7 @@
               <w:spacing w:after="10" w:before="0"/>
               <w:ind w:left="120"/>
             </w:pPr>
-            <w:hyperlink w:history="1" r:id="rIdhqwrwn_ehacgq_8-vxpap">
+            <w:hyperlink w:history="1" r:id="rIdstmltoaprjmpnq46ikiz0">
               <w:r>
                 <w:rPr>
                   <w:rFonts w:ascii="Arial" w:cs="Arial" w:eastAsia="Arial" w:hAnsi="Arial"/>
@@ -24330,7 +24330,7 @@
               </w:rPr>
               <w:t xml:space="preserve">Distribute worksheets. Say: 'Use three different colours to shade the sector, the triangle, and the segment. You have 3 minutes — go.' Set a visible 3-minute timer. After colouring, cold-call 2 learners to name the area formula for the sector — they should say '(θ/360°)πr²' from Lesson </w:t>
             </w:r>
-            <w:del w:id="9271" w:author="Claude (AI) - proposed" w:date="2026-10-15T12:58:00Z">
+            <w:del w:id="9271" w:author="Claude (AI) - proposed" w:date="2026-10-18T00:31:09Z">
               <w:r>
                 <w:rPr>
                   <w:rFonts w:ascii="Arial" w:cs="Arial" w:eastAsia="Arial" w:hAnsi="Arial"/>
@@ -24345,7 +24345,7 @@
                 <w:delText xml:space="preserve">5</w:delText>
               </w:r>
             </w:del>
-            <w:ins w:id="9272" w:author="Claude (AI) - proposed" w:date="2026-10-15T12:58:00Z">
+            <w:ins w:id="9272" w:author="Claude (AI) - proposed" w:date="2026-10-18T00:31:09Z">
               <w:r>
                 <w:rPr>
                   <w:rFonts w:ascii="Arial" w:cs="Arial" w:eastAsia="Arial" w:hAnsi="Arial"/>
@@ -24373,7 +24373,7 @@
               </w:rPr>
               <w:t xml:space="preserve">. Then ask: 'What is the area of triangle OAB if OA = OB = r and the angle at O is θ?' Allow 15 seconds WAIT TIME. Cold-call 2 learners. Guide toward A = ½r²sinθ if not reached. Say: 'So if I take the sector and I remove the triangle, what am I left with?' Cold-call 1 learner. Then write the full derivation step by step on the board, pausing at each equals sign and asking the class to complete the next line chorally. For the watermelon worked example say: 'Substituting r = 14, θ = 60°: what is (60/360) × π × 14²? Calculate that now.' Allow 2 minutes of silent working. Cold-call 1 learner for the sector area value (~102.6 cm²). Then ask: '</w:t>
             </w:r>
-            <w:ins w:id="9273" w:author="Claude (AI) - proposed" w:date="2026-10-15T12:58:00Z">
+            <w:ins w:id="9273" w:author="Claude (AI) - proposed" w:date="2026-10-18T00:31:09Z">
               <w:r>
                 <w:rPr>
                   <w:rFonts w:ascii="Arial" w:cs="Arial" w:eastAsia="Arial" w:hAnsi="Arial"/>
@@ -24401,7 +24401,7 @@
               </w:rPr>
               <w:t xml:space="preserve">Now calculate ½ × 14² × sin60°. What do you get?' Cold-call 1 learner (~84.87 cm²). Finally: 'So the segment area is approximately…?' Cold-call 1 learner (~17.</w:t>
             </w:r>
-            <w:del w:id="9274" w:author="Claude (AI) - proposed" w:date="2026-10-15T12:58:00Z">
+            <w:del w:id="9274" w:author="Claude (AI) - proposed" w:date="2026-10-18T00:31:09Z">
               <w:r>
                 <w:rPr>
                   <w:rFonts w:ascii="Arial" w:cs="Arial" w:eastAsia="Arial" w:hAnsi="Arial"/>
@@ -24416,7 +24416,7 @@
                 <w:delText xml:space="preserve">7 cm²</w:delText>
               </w:r>
             </w:del>
-            <w:ins w:id="9275" w:author="Claude (AI) - proposed" w:date="2026-10-15T12:58:00Z">
+            <w:ins w:id="9275" w:author="Claude (AI) - proposed" w:date="2026-10-18T00:31:09Z">
               <w:r>
                 <w:rPr>
                   <w:rFonts w:ascii="Arial" w:cs="Arial" w:eastAsia="Arial" w:hAnsi="Arial"/>
@@ -24566,7 +24566,7 @@
             <w:pPr>
               <w:spacing w:after="20" w:before="0"/>
             </w:pPr>
-            <w:hyperlink w:history="1" r:id="rIdbro55xmllnfllcttofah1">
+            <w:hyperlink w:history="1" r:id="rIdykfhs-feodk-iaof47mrp">
               <w:r>
                 <w:rPr>
                   <w:rFonts w:ascii="Arial" w:cs="Arial" w:eastAsia="Arial" w:hAnsi="Arial"/>
@@ -24615,7 +24615,7 @@
               <w:spacing w:after="10" w:before="0"/>
               <w:ind w:left="120"/>
             </w:pPr>
-            <w:hyperlink w:history="1" r:id="rIdmksjjvb9ndpf9mdaehcde">
+            <w:hyperlink w:history="1" r:id="rIdtfbupunvzjmsgqdwf2p3i">
               <w:r>
                 <w:rPr>
                   <w:rFonts w:ascii="Arial" w:cs="Arial" w:eastAsia="Arial" w:hAnsi="Arial"/>
@@ -24660,7 +24660,7 @@
             <w:pPr>
               <w:spacing w:after="20" w:before="0"/>
             </w:pPr>
-            <w:hyperlink w:history="1" r:id="rIdcckbavvcsygwmqj7od9ku">
+            <w:hyperlink w:history="1" r:id="rIdoiegh5lunqzrndrlcfr4d">
               <w:r>
                 <w:rPr>
                   <w:rFonts w:ascii="Arial" w:cs="Arial" w:eastAsia="Arial" w:hAnsi="Arial"/>
@@ -24709,7 +24709,7 @@
               <w:spacing w:after="10" w:before="0"/>
               <w:ind w:left="120"/>
             </w:pPr>
-            <w:hyperlink w:history="1" r:id="rIdzzot_r8jlrgit36f_bfk7">
+            <w:hyperlink w:history="1" r:id="rIdealtrzw3wsfh0vmewmr_d">
               <w:r>
                 <w:rPr>
                   <w:rFonts w:ascii="Arial" w:cs="Arial" w:eastAsia="Arial" w:hAnsi="Arial"/>
@@ -24853,7 +24853,7 @@
               </w:rPr>
               <w:t xml:space="preserve">Observable indicator: Can every group member write full working (formula stated → values substituted → sector area calculated → triangle area calculated → subtraction performed → answer stated with units) without copying from a peer? During circulation, look for learners who jump to the final answer without showing intermediate steps — prompt them: 'Show me the sector area alone first, then the triangle area.' Collect 3–4 books at random at the end of the group work and scan for correct use of sin90° = 1 and sin120° = √3/2 ≈ 0.866.</w:t>
             </w:r>
-            <w:ins w:id="9276" w:author="Claude (AI) - proposed" w:date="2026-10-15T12:58:00Z">
+            <w:ins w:id="9276" w:author="Claude (AI) - proposed" w:date="2026-10-18T00:31:09Z">
               <w:r>
                 <w:rPr>
                   <w:rFonts w:ascii="Arial" w:cs="Arial" w:eastAsia="Arial" w:hAnsi="Arial"/>
@@ -24924,7 +24924,7 @@
             <w:pPr>
               <w:spacing w:after="20" w:before="0"/>
             </w:pPr>
-            <w:hyperlink w:history="1" r:id="rIdovfg07vnttyhzrq-m6u7l">
+            <w:hyperlink w:history="1" r:id="rId8u4pbjnbvf4_uun0rbfev">
               <w:r>
                 <w:rPr>
                   <w:rFonts w:ascii="Arial" w:cs="Arial" w:eastAsia="Arial" w:hAnsi="Arial"/>
@@ -24973,7 +24973,7 @@
               <w:spacing w:after="10" w:before="0"/>
               <w:ind w:left="120"/>
             </w:pPr>
-            <w:hyperlink w:history="1" r:id="rId_-a4evxci-2octo5b_gsr">
+            <w:hyperlink w:history="1" r:id="rIdzbdnjip25qcdcbuup1u2l">
               <w:r>
                 <w:rPr>
                   <w:rFonts w:ascii="Arial" w:cs="Arial" w:eastAsia="Arial" w:hAnsi="Arial"/>
@@ -25018,7 +25018,7 @@
             <w:pPr>
               <w:spacing w:after="20" w:before="0"/>
             </w:pPr>
-            <w:hyperlink w:history="1" r:id="rIduxzlhekcwquwtobckxcsy">
+            <w:hyperlink w:history="1" r:id="rId_apg9ryju_qj3k6fh_qkp">
               <w:r>
                 <w:rPr>
                   <w:rFonts w:ascii="Arial" w:cs="Arial" w:eastAsia="Arial" w:hAnsi="Arial"/>
@@ -25067,7 +25067,7 @@
               <w:spacing w:after="10" w:before="0"/>
               <w:ind w:left="120"/>
             </w:pPr>
-            <w:hyperlink w:history="1" r:id="rId13wqoegynoxkbg3sawkc7">
+            <w:hyperlink w:history="1" r:id="rId7n7czkp9agxuqw_scmv0v">
               <w:r>
                 <w:rPr>
                   <w:rFonts w:ascii="Arial" w:cs="Arial" w:eastAsia="Arial" w:hAnsi="Arial"/>
@@ -25267,7 +25267,7 @@
             <w:pPr>
               <w:spacing w:after="20" w:before="0"/>
             </w:pPr>
-            <w:hyperlink w:history="1" r:id="rId9kbrq7yiooa0vfmf-ddmh">
+            <w:hyperlink w:history="1" r:id="rId6sjn1vzjbrrhdmsvhhagn">
               <w:r>
                 <w:rPr>
                   <w:rFonts w:ascii="Arial" w:cs="Arial" w:eastAsia="Arial" w:hAnsi="Arial"/>
@@ -25316,7 +25316,7 @@
               <w:spacing w:after="10" w:before="0"/>
               <w:ind w:left="120"/>
             </w:pPr>
-            <w:hyperlink w:history="1" r:id="rIdal5vgp79l33dfqxilq4li">
+            <w:hyperlink w:history="1" r:id="rIdcllvhwactcob6msht0zpl">
               <w:r>
                 <w:rPr>
                   <w:rFonts w:ascii="Arial" w:cs="Arial" w:eastAsia="Arial" w:hAnsi="Arial"/>
@@ -25361,7 +25361,7 @@
             <w:pPr>
               <w:spacing w:after="20" w:before="0"/>
             </w:pPr>
-            <w:hyperlink w:history="1" r:id="rIdclz8loux7mjbacc94vmui">
+            <w:hyperlink w:history="1" r:id="rIdkfngytharcyzh1wyq7cbc">
               <w:r>
                 <w:rPr>
                   <w:rFonts w:ascii="Arial" w:cs="Arial" w:eastAsia="Arial" w:hAnsi="Arial"/>
@@ -25410,7 +25410,7 @@
               <w:spacing w:after="10" w:before="0"/>
               <w:ind w:left="120"/>
             </w:pPr>
-            <w:hyperlink w:history="1" r:id="rIduqqhdmefhiixzqvwdegmo">
+            <w:hyperlink w:history="1" r:id="rIdytulddj6jsnhfjsrcjn9u">
               <w:r>
                 <w:rPr>
                   <w:rFonts w:ascii="Arial" w:cs="Arial" w:eastAsia="Arial" w:hAnsi="Arial"/>
@@ -25554,7 +25554,7 @@
               </w:rPr>
               <w:t xml:space="preserve">Observable indicator: Does the learner's model diagram correctly distinguish the chord from the arc, label the centre O and the radii OA and OB, and shade only the segment (not the full sector)? During the peer-check phase, listen for pairs catching the error of θ being placed at the circumference — if this is widespread (3+ pairs), pause the class and re-clarify that the central angle is always at the centre of the circle, consistent with the sector formula from Lesson </w:t>
             </w:r>
-            <w:del w:id="9277" w:author="Claude (AI) - proposed" w:date="2026-10-15T12:58:00Z">
+            <w:del w:id="9277" w:author="Claude (AI) - proposed" w:date="2026-10-18T00:31:09Z">
               <w:r>
                 <w:rPr>
                   <w:rFonts w:ascii="Arial" w:cs="Arial" w:eastAsia="Arial" w:hAnsi="Arial"/>
@@ -25569,7 +25569,7 @@
                 <w:delText xml:space="preserve">5</w:delText>
               </w:r>
             </w:del>
-            <w:ins w:id="9278" w:author="Claude (AI) - proposed" w:date="2026-10-15T12:58:00Z">
+            <w:ins w:id="9278" w:author="Claude (AI) - proposed" w:date="2026-10-18T00:31:09Z">
               <w:r>
                 <w:rPr>
                   <w:rFonts w:ascii="Arial" w:cs="Arial" w:eastAsia="Arial" w:hAnsi="Arial"/>
@@ -25692,7 +25692,7 @@
               </w:rPr>
               <w:t xml:space="preserve">After the lesson, reflect on the following questions: (1) During Phase 2, were learners able to recall the triangle area formula A = ½r²sinθ independently, or did they require significant scaffolding? If scaffolding was needed, consider adding a brief warm-up in Lesson 7 that revisits the general triangle area formula A = ½ab sinC before introducing the major segment. (2) In Phase 3, did learners correctly evaluate sin90° = 1 and sin120° = √3/2 without a calculator? Note which trigonometric values caused difficulty — these gaps will compound in Lesson 7</w:t>
             </w:r>
-            <w:del w:id="9279" w:author="Claude (AI) - proposed" w:date="2026-10-15T12:58:00Z">
+            <w:del w:id="9279" w:author="Claude (AI) - proposed" w:date="2026-10-18T00:31:09Z">
               <w:r>
                 <w:rPr>
                   <w:rFonts w:ascii="Arial" w:cs="Arial" w:eastAsia="Arial" w:hAnsi="Arial"/>
@@ -25707,7 +25707,7 @@
                 <w:delText xml:space="preserve"> and</w:delText>
               </w:r>
             </w:del>
-            <w:ins w:id="9280" w:author="Claude (AI) - proposed" w:date="2026-10-15T12:58:00Z">
+            <w:ins w:id="9280" w:author="Claude (AI) - proposed" w:date="2026-10-18T00:31:09Z">
               <w:r>
                 <w:rPr>
                   <w:rFonts w:ascii="Arial" w:cs="Arial" w:eastAsia="Arial" w:hAnsi="Arial"/>
@@ -25735,7 +25735,7 @@
               </w:rPr>
               <w:t xml:space="preserve"> in Sub-Strand 2.4 Trigonometry</w:t>
             </w:r>
-            <w:ins w:id="9281" w:author="Claude (AI) - proposed" w:date="2026-10-15T12:58:00Z">
+            <w:ins w:id="9281" w:author="Claude (AI) - proposed" w:date="2026-10-18T00:31:09Z">
               <w:r>
                 <w:rPr>
                   <w:rFonts w:ascii="Arial" w:cs="Arial" w:eastAsia="Arial" w:hAnsi="Arial"/>
@@ -26049,7 +26049,7 @@
         </w:rPr>
         <w:t xml:space="preserve">© 2026 SeaVuria and ARES. Aligned with KICD objectives. Developed by SeaVuria; technical implementation by ARES (with AI assistance from Claude). Licensed under </w:t>
       </w:r>
-      <w:hyperlink w:history="1" r:id="rIdivy7uuzzjpa6x4ub4b5ie">
+      <w:hyperlink w:history="1" r:id="rIdaewbrgisx4boay_veatki">
         <w:r>
           <w:rPr>
             <w:rFonts w:ascii="Arial" w:cs="Arial" w:eastAsia="Arial" w:hAnsi="Arial"/>
@@ -26070,7 +26070,7 @@
         </w:rPr>
         <w:t xml:space="preserve"> (</w:t>
       </w:r>
-      <w:hyperlink w:history="1" r:id="rIdpi4_s9o-zlsvyyhk93ven">
+      <w:hyperlink w:history="1" r:id="rIdlzbpid2lbdqkpg6dm9_ox">
         <w:r>
           <w:rPr>
             <w:rFonts w:ascii="Arial" w:cs="Arial" w:eastAsia="Arial" w:hAnsi="Arial"/>
@@ -27110,7 +27110,7 @@
             <w:pPr>
               <w:spacing w:after="20" w:before="0"/>
             </w:pPr>
-            <w:hyperlink w:history="1" r:id="rIdklvoqfzsfy5iq9eqodd9p">
+            <w:hyperlink w:history="1" r:id="rId1m7dhj0vhszeiholccpsv">
               <w:r>
                 <w:rPr>
                   <w:rFonts w:ascii="Arial" w:cs="Arial" w:eastAsia="Arial" w:hAnsi="Arial"/>
@@ -27143,7 +27143,7 @@
               <w:spacing w:after="10" w:before="0"/>
               <w:ind w:left="120"/>
             </w:pPr>
-            <w:hyperlink w:history="1" r:id="rIdircgkkak4zefeytodghzl">
+            <w:hyperlink w:history="1" r:id="rIdnmof4wk5bfciw8jjnuglu">
               <w:r>
                 <w:rPr>
                   <w:rFonts w:ascii="Arial" w:cs="Arial" w:eastAsia="Arial" w:hAnsi="Arial"/>
@@ -27188,7 +27188,7 @@
             <w:pPr>
               <w:spacing w:after="20" w:before="0"/>
             </w:pPr>
-            <w:hyperlink w:history="1" r:id="rIds15zdamleqvkchwaukoox">
+            <w:hyperlink w:history="1" r:id="rId_712ahphlrxnhrtvzc2x2">
               <w:r>
                 <w:rPr>
                   <w:rFonts w:ascii="Arial" w:cs="Arial" w:eastAsia="Arial" w:hAnsi="Arial"/>
@@ -27221,7 +27221,7 @@
               <w:spacing w:after="10" w:before="0"/>
               <w:ind w:left="120"/>
             </w:pPr>
-            <w:hyperlink w:history="1" r:id="rIdhnnhcaj8hjc4kbkwnk2kr">
+            <w:hyperlink w:history="1" r:id="rId_kzhex8zbiuz1p0seqchn">
               <w:r>
                 <w:rPr>
                   <w:rFonts w:ascii="Arial" w:cs="Arial" w:eastAsia="Arial" w:hAnsi="Arial"/>
@@ -27421,7 +27421,7 @@
             <w:pPr>
               <w:spacing w:after="20" w:before="0"/>
             </w:pPr>
-            <w:hyperlink w:history="1" r:id="rId79-cdqwtmvwk1b6xqa5fv">
+            <w:hyperlink w:history="1" r:id="rIdmpvmebhlrtoklao_5jrzn">
               <w:r>
                 <w:rPr>
                   <w:rFonts w:ascii="Arial" w:cs="Arial" w:eastAsia="Arial" w:hAnsi="Arial"/>
@@ -27454,7 +27454,7 @@
               <w:spacing w:after="10" w:before="0"/>
               <w:ind w:left="120"/>
             </w:pPr>
-            <w:hyperlink w:history="1" r:id="rIdnkqevq-jpgmw30z8cqt-e">
+            <w:hyperlink w:history="1" r:id="rIdamkq6ni2_z2e-kqhewju8">
               <w:r>
                 <w:rPr>
                   <w:rFonts w:ascii="Arial" w:cs="Arial" w:eastAsia="Arial" w:hAnsi="Arial"/>
@@ -27499,7 +27499,7 @@
             <w:pPr>
               <w:spacing w:after="20" w:before="0"/>
             </w:pPr>
-            <w:hyperlink w:history="1" r:id="rIdmyahcilo_r0tinlnorlaz">
+            <w:hyperlink w:history="1" r:id="rIdwykkk0k4jizh5vjwciwha">
               <w:r>
                 <w:rPr>
                   <w:rFonts w:ascii="Arial" w:cs="Arial" w:eastAsia="Arial" w:hAnsi="Arial"/>
@@ -27532,7 +27532,7 @@
               <w:spacing w:after="10" w:before="0"/>
               <w:ind w:left="120"/>
             </w:pPr>
-            <w:hyperlink w:history="1" r:id="rId55cvf8gipx9mikysnlncn">
+            <w:hyperlink w:history="1" r:id="rIdtg2iiyzq0egbwpbzd8u9g">
               <w:r>
                 <w:rPr>
                   <w:rFonts w:ascii="Arial" w:cs="Arial" w:eastAsia="Arial" w:hAnsi="Arial"/>
@@ -27577,7 +27577,7 @@
               </w:rPr>
               <w:t xml:space="preserve">Learners receive a printed or hand-drawn activity sheet with three diagrams of circles representing circular plots of land in the Rift Valley (</w:t>
             </w:r>
-            <w:del w:id="9282" w:author="Claude (AI) - proposed" w:date="2026-10-15T12:58:00Z">
+            <w:del w:id="9282" w:author="Claude (AI) - proposed" w:date="2026-10-18T00:31:09Z">
               <w:r>
                 <w:rPr>
                   <w:rFonts w:ascii="Arial" w:cs="Arial" w:eastAsia="Arial" w:hAnsi="Arial"/>
@@ -27592,7 +27592,7 @@
                 <w:delText xml:space="preserve">Nakuru, Eldoret, and Kericho districts</w:delText>
               </w:r>
             </w:del>
-            <w:ins w:id="9283" w:author="Claude (AI) - proposed" w:date="2026-10-15T12:58:00Z">
+            <w:ins w:id="9283" w:author="Claude (AI) - proposed" w:date="2026-10-18T00:31:09Z">
               <w:r>
                 <w:rPr>
                   <w:rFonts w:ascii="Arial" w:cs="Arial" w:eastAsia="Arial" w:hAnsi="Arial"/>
@@ -27719,7 +27719,7 @@
               </w:rPr>
               <w:t xml:space="preserve">Observable indicator: By the end of Phase 2, learners can independently reproduce all five steps for Plots B and C with correct substitution of values. Specific check: in Step 3, learners </w:t>
             </w:r>
-            <w:del w:id="9284" w:author="Claude (AI) - proposed" w:date="2026-10-15T12:58:00Z">
+            <w:del w:id="9284" w:author="Claude (AI) - proposed" w:date="2026-10-18T00:31:09Z">
               <w:r>
                 <w:rPr>
                   <w:rFonts w:ascii="Arial" w:cs="Arial" w:eastAsia="Arial" w:hAnsi="Arial"/>
@@ -27734,7 +27734,7 @@
                 <w:delText xml:space="preserve">must</w:delText>
               </w:r>
             </w:del>
-            <w:ins w:id="9285" w:author="Claude (AI) - proposed" w:date="2026-10-15T12:58:00Z">
+            <w:ins w:id="9285" w:author="Claude (AI) - proposed" w:date="2026-10-18T00:31:09Z">
               <w:r>
                 <w:rPr>
                   <w:rFonts w:ascii="Arial" w:cs="Arial" w:eastAsia="Arial" w:hAnsi="Arial"/>
@@ -27762,7 +27762,7 @@
               </w:rPr>
               <w:t xml:space="preserve"> write ½ × r² × sinθ</w:t>
             </w:r>
-            <w:del w:id="9286" w:author="Claude (AI) - proposed" w:date="2026-10-15T12:58:00Z">
+            <w:del w:id="9286" w:author="Claude (AI) - proposed" w:date="2026-10-18T00:31:09Z">
               <w:r>
                 <w:rPr>
                   <w:rFonts w:ascii="Arial" w:cs="Arial" w:eastAsia="Arial" w:hAnsi="Arial"/>
@@ -27777,7 +27777,7 @@
                 <w:delText xml:space="preserve"> (not ½ × base × height using Pythagoras) — if learners revert to Pythagoras, this signals a gap from Lesson 6 that requires immediate re-teaching</w:delText>
               </w:r>
             </w:del>
-            <w:ins w:id="9287" w:author="Claude (AI) - proposed" w:date="2026-10-15T12:58:00Z">
+            <w:ins w:id="9287" w:author="Claude (AI) - proposed" w:date="2026-10-18T00:31:09Z">
               <w:r>
                 <w:rPr>
                   <w:rFonts w:ascii="Arial" w:cs="Arial" w:eastAsia="Arial" w:hAnsi="Arial"/>
@@ -27861,7 +27861,7 @@
             <w:pPr>
               <w:spacing w:after="20" w:before="0"/>
             </w:pPr>
-            <w:hyperlink w:history="1" r:id="rIdu6bg5a0-mp5wosy8c_pux">
+            <w:hyperlink w:history="1" r:id="rIdjypcjezjbex9z2cbxytcg">
               <w:r>
                 <w:rPr>
                   <w:rFonts w:ascii="Arial" w:cs="Arial" w:eastAsia="Arial" w:hAnsi="Arial"/>
@@ -27910,7 +27910,7 @@
               <w:spacing w:after="10" w:before="0"/>
               <w:ind w:left="120"/>
             </w:pPr>
-            <w:hyperlink w:history="1" r:id="rIdogxe1334aj4j6werwdax9">
+            <w:hyperlink w:history="1" r:id="rIdc916aksuuvtt-uam23dyx">
               <w:r>
                 <w:rPr>
                   <w:rFonts w:ascii="Arial" w:cs="Arial" w:eastAsia="Arial" w:hAnsi="Arial"/>
@@ -27955,7 +27955,7 @@
             <w:pPr>
               <w:spacing w:after="20" w:before="0"/>
             </w:pPr>
-            <w:hyperlink w:history="1" r:id="rIdik3_pf1o5ynbokc97uwtp">
+            <w:hyperlink w:history="1" r:id="rIdtfhtioa8w0m39vs-yzwpy">
               <w:r>
                 <w:rPr>
                   <w:rFonts w:ascii="Arial" w:cs="Arial" w:eastAsia="Arial" w:hAnsi="Arial"/>
@@ -28004,7 +28004,7 @@
               <w:spacing w:after="10" w:before="0"/>
               <w:ind w:left="120"/>
             </w:pPr>
-            <w:hyperlink w:history="1" r:id="rIdl8v9bwmfqzebzk_ctetkt">
+            <w:hyperlink w:history="1" r:id="rIdekka2gbs7fl-mmcyphojy">
               <w:r>
                 <w:rPr>
                   <w:rFonts w:ascii="Arial" w:cs="Arial" w:eastAsia="Arial" w:hAnsi="Arial"/>
@@ -28148,7 +28148,7 @@
               </w:rPr>
               <w:t xml:space="preserve">Observable indicator: During group work, the Diagram Drawer correctly labels the chord, minor segment, and major segment. The Step Recorder writes all five steps with correct formulas. The Presenter can verbally explain why the area of the major segment is found by subtraction — not a direct formula. Exit check: ask 2–3 learners at random to state the major segment formula from memory before moving to Phase 4.</w:t>
             </w:r>
-            <w:ins w:id="9288" w:author="Claude (AI) - proposed" w:date="2026-10-15T12:58:00Z">
+            <w:ins w:id="9288" w:author="Claude (AI) - proposed" w:date="2026-10-18T00:31:09Z">
               <w:r>
                 <w:rPr>
                   <w:rFonts w:ascii="Arial" w:cs="Arial" w:eastAsia="Arial" w:hAnsi="Arial"/>
@@ -28219,7 +28219,7 @@
             <w:pPr>
               <w:spacing w:after="20" w:before="0"/>
             </w:pPr>
-            <w:hyperlink w:history="1" r:id="rIdn_icqbm7jitjcqm1szgpc">
+            <w:hyperlink w:history="1" r:id="rIdylc3s_pfylpy7cntqqzds">
               <w:r>
                 <w:rPr>
                   <w:rFonts w:ascii="Arial" w:cs="Arial" w:eastAsia="Arial" w:hAnsi="Arial"/>
@@ -28268,7 +28268,7 @@
               <w:spacing w:after="10" w:before="0"/>
               <w:ind w:left="120"/>
             </w:pPr>
-            <w:hyperlink w:history="1" r:id="rIdekhofkjjletict3lioo60">
+            <w:hyperlink w:history="1" r:id="rIdsrkywg18zdbtk1ctv9yq7">
               <w:r>
                 <w:rPr>
                   <w:rFonts w:ascii="Arial" w:cs="Arial" w:eastAsia="Arial" w:hAnsi="Arial"/>
@@ -28313,7 +28313,7 @@
             <w:pPr>
               <w:spacing w:after="20" w:before="0"/>
             </w:pPr>
-            <w:hyperlink w:history="1" r:id="rIdpcwt0tqri7wraemebnad9">
+            <w:hyperlink w:history="1" r:id="rIdpzfshpx3wifzm8_rciymj">
               <w:r>
                 <w:rPr>
                   <w:rFonts w:ascii="Arial" w:cs="Arial" w:eastAsia="Arial" w:hAnsi="Arial"/>
@@ -28362,7 +28362,7 @@
               <w:spacing w:after="10" w:before="0"/>
               <w:ind w:left="120"/>
             </w:pPr>
-            <w:hyperlink w:history="1" r:id="rId75edlfw_oz-tedv2dpcjz">
+            <w:hyperlink w:history="1" r:id="rId0v-naxtuygwybkx502lxv">
               <w:r>
                 <w:rPr>
                   <w:rFonts w:ascii="Arial" w:cs="Arial" w:eastAsia="Arial" w:hAnsi="Arial"/>
@@ -28562,7 +28562,7 @@
             <w:pPr>
               <w:spacing w:after="20" w:before="0"/>
             </w:pPr>
-            <w:hyperlink w:history="1" r:id="rIdhlimmlqdhprof7n3ct53e">
+            <w:hyperlink w:history="1" r:id="rIdc3jsebl6phqfynnhutsqf">
               <w:r>
                 <w:rPr>
                   <w:rFonts w:ascii="Arial" w:cs="Arial" w:eastAsia="Arial" w:hAnsi="Arial"/>
@@ -28611,7 +28611,7 @@
               <w:spacing w:after="10" w:before="0"/>
               <w:ind w:left="120"/>
             </w:pPr>
-            <w:hyperlink w:history="1" r:id="rId5dsvtqp_eibxixrgqso5h">
+            <w:hyperlink w:history="1" r:id="rIdfvqd0pb7egtrymu_vmrta">
               <w:r>
                 <w:rPr>
                   <w:rFonts w:ascii="Arial" w:cs="Arial" w:eastAsia="Arial" w:hAnsi="Arial"/>
@@ -28656,7 +28656,7 @@
             <w:pPr>
               <w:spacing w:after="20" w:before="0"/>
             </w:pPr>
-            <w:hyperlink w:history="1" r:id="rIdyfbjnicobq9917benhsvz">
+            <w:hyperlink w:history="1" r:id="rIdferuxyomslbruxdvlznv5">
               <w:r>
                 <w:rPr>
                   <w:rFonts w:ascii="Arial" w:cs="Arial" w:eastAsia="Arial" w:hAnsi="Arial"/>
@@ -28705,7 +28705,7 @@
               <w:spacing w:after="10" w:before="0"/>
               <w:ind w:left="120"/>
             </w:pPr>
-            <w:hyperlink w:history="1" r:id="rId95345xesyhdrtp8r0gmrf">
+            <w:hyperlink w:history="1" r:id="rIdapkvorxzt3cxi0hwaaoaw">
               <w:r>
                 <w:rPr>
                   <w:rFonts w:ascii="Arial" w:cs="Arial" w:eastAsia="Arial" w:hAnsi="Arial"/>
@@ -29230,7 +29230,7 @@
         </w:rPr>
         <w:t xml:space="preserve">© 2026 SeaVuria and ARES. Aligned with KICD objectives. Developed by SeaVuria; technical implementation by ARES (with AI assistance from Claude). Licensed under </w:t>
       </w:r>
-      <w:hyperlink w:history="1" r:id="rIdj1tmnfwpffe35rysr95re">
+      <w:hyperlink w:history="1" r:id="rIdqr49trak0umezex0kkkmt">
         <w:r>
           <w:rPr>
             <w:rFonts w:ascii="Arial" w:cs="Arial" w:eastAsia="Arial" w:hAnsi="Arial"/>
@@ -29251,7 +29251,7 @@
         </w:rPr>
         <w:t xml:space="preserve"> (</w:t>
       </w:r>
-      <w:hyperlink w:history="1" r:id="rIdtq69-7x8m2xqq076brk7x">
+      <w:hyperlink w:history="1" r:id="rId4un43pcfazkhyw66e3iwo">
         <w:r>
           <w:rPr>
             <w:rFonts w:ascii="Arial" w:cs="Arial" w:eastAsia="Arial" w:hAnsi="Arial"/>
@@ -30291,7 +30291,7 @@
             <w:pPr>
               <w:spacing w:after="20" w:before="0"/>
             </w:pPr>
-            <w:hyperlink w:history="1" r:id="rId3xwmue99esdrdjofn0215">
+            <w:hyperlink w:history="1" r:id="rId1hsunnjfrhtkxykfgbdzi">
               <w:r>
                 <w:rPr>
                   <w:rFonts w:ascii="Arial" w:cs="Arial" w:eastAsia="Arial" w:hAnsi="Arial"/>
@@ -30324,7 +30324,7 @@
               <w:spacing w:after="10" w:before="0"/>
               <w:ind w:left="120"/>
             </w:pPr>
-            <w:hyperlink w:history="1" r:id="rIdmqviaky-g9xid3usjehlh">
+            <w:hyperlink w:history="1" r:id="rIduv4g5v2hk-yihk1o9lrph">
               <w:r>
                 <w:rPr>
                   <w:rFonts w:ascii="Arial" w:cs="Arial" w:eastAsia="Arial" w:hAnsi="Arial"/>
@@ -30369,7 +30369,7 @@
             <w:pPr>
               <w:spacing w:after="20" w:before="0"/>
             </w:pPr>
-            <w:hyperlink w:history="1" r:id="rIdbyhi43_tx5cbkfpyqd7bl">
+            <w:hyperlink w:history="1" r:id="rIdg8j2te_jzby-taqswxabq">
               <w:r>
                 <w:rPr>
                   <w:rFonts w:ascii="Arial" w:cs="Arial" w:eastAsia="Arial" w:hAnsi="Arial"/>
@@ -30402,7 +30402,7 @@
               <w:spacing w:after="10" w:before="0"/>
               <w:ind w:left="120"/>
             </w:pPr>
-            <w:hyperlink w:history="1" r:id="rIdif5n-bti5jthwhnesuixa">
+            <w:hyperlink w:history="1" r:id="rId4lcxabndmelfciapmwy_d">
               <w:r>
                 <w:rPr>
                   <w:rFonts w:ascii="Arial" w:cs="Arial" w:eastAsia="Arial" w:hAnsi="Arial"/>
@@ -30962,7 +30962,7 @@
             <w:pPr>
               <w:spacing w:after="20" w:before="0"/>
             </w:pPr>
-            <w:hyperlink w:history="1" r:id="rIdvwg4nvoelq7pg0c7mm5di">
+            <w:hyperlink w:history="1" r:id="rIdxjfawocy0idvyaxmgqmb_">
               <w:r>
                 <w:rPr>
                   <w:rFonts w:ascii="Arial" w:cs="Arial" w:eastAsia="Arial" w:hAnsi="Arial"/>
@@ -30995,7 +30995,7 @@
               <w:spacing w:after="10" w:before="0"/>
               <w:ind w:left="120"/>
             </w:pPr>
-            <w:hyperlink w:history="1" r:id="rIds-t_brmxiyw5kkwx1zndq">
+            <w:hyperlink w:history="1" r:id="rIdub0k_xxeaveezojaqskn5">
               <w:r>
                 <w:rPr>
                   <w:rFonts w:ascii="Arial" w:cs="Arial" w:eastAsia="Arial" w:hAnsi="Arial"/>
@@ -31040,7 +31040,7 @@
             <w:pPr>
               <w:spacing w:after="20" w:before="0"/>
             </w:pPr>
-            <w:hyperlink w:history="1" r:id="rIdfbhvmkptsqc_pzmwxijxt">
+            <w:hyperlink w:history="1" r:id="rId1szjtcrvxu8u4utpn2qmn">
               <w:r>
                 <w:rPr>
                   <w:rFonts w:ascii="Arial" w:cs="Arial" w:eastAsia="Arial" w:hAnsi="Arial"/>
@@ -31073,7 +31073,7 @@
               <w:spacing w:after="10" w:before="0"/>
               <w:ind w:left="120"/>
             </w:pPr>
-            <w:hyperlink w:history="1" r:id="rIdrauvceu34tr8vf0qq6ppz">
+            <w:hyperlink w:history="1" r:id="rIdkqal6cb9sfbq8qywiqhsh">
               <w:r>
                 <w:rPr>
                   <w:rFonts w:ascii="Arial" w:cs="Arial" w:eastAsia="Arial" w:hAnsi="Arial"/>
@@ -31298,7 +31298,7 @@
               </w:rPr>
               <w:t xml:space="preserve">A circular watermelon at Gikomba Market has radius 20 cm. It is cut into two unequal slices: Slice A has central angle 80°, Slice B has central angle 160°. The vendor charges Ksh </w:t>
             </w:r>
-            <w:del w:id="9289" w:author="Claude (AI) - proposed" w:date="2026-10-15T12:58:00Z">
+            <w:del w:id="9289" w:author="Claude (AI) - proposed" w:date="2026-10-18T00:31:09Z">
               <w:r>
                 <w:rPr>
                   <w:rFonts w:ascii="Arial" w:cs="Arial" w:eastAsia="Arial" w:hAnsi="Arial"/>
@@ -31313,7 +31313,7 @@
                 <w:delText xml:space="preserve">5</w:delText>
               </w:r>
             </w:del>
-            <w:ins w:id="9290" w:author="Claude (AI) - proposed" w:date="2026-10-15T12:58:00Z">
+            <w:ins w:id="9290" w:author="Claude (AI) - proposed" w:date="2026-10-18T00:31:09Z">
               <w:r>
                 <w:rPr>
                   <w:rFonts w:ascii="Arial" w:cs="Arial" w:eastAsia="Arial" w:hAnsi="Arial"/>
@@ -31960,7 +31960,7 @@
               </w:rPr>
               <w:t xml:space="preserve">— YELLOW group: Slice A area ≈ </w:t>
             </w:r>
-            <w:del w:id="9291" w:author="Claude (AI) - proposed" w:date="2026-10-15T12:58:00Z">
+            <w:del w:id="9291" w:author="Claude (AI) - proposed" w:date="2026-10-18T00:31:09Z">
               <w:r>
                 <w:rPr>
                   <w:rFonts w:ascii="Arial" w:cs="Arial" w:eastAsia="Arial" w:hAnsi="Arial"/>
@@ -31975,7 +31975,7 @@
                 <w:delText xml:space="preserve">222.53</w:delText>
               </w:r>
             </w:del>
-            <w:ins w:id="9292" w:author="Claude (AI) - proposed" w:date="2026-10-15T12:58:00Z">
+            <w:ins w:id="9292" w:author="Claude (AI) - proposed" w:date="2026-10-18T00:31:09Z">
               <w:r>
                 <w:rPr>
                   <w:rFonts w:ascii="Arial" w:cs="Arial" w:eastAsia="Arial" w:hAnsi="Arial"/>
@@ -32003,7 +32003,7 @@
               </w:rPr>
               <w:t xml:space="preserve"> cm²; Slice B area ≈ </w:t>
             </w:r>
-            <w:del w:id="9293" w:author="Claude (AI) - proposed" w:date="2026-10-15T12:58:00Z">
+            <w:del w:id="9293" w:author="Claude (AI) - proposed" w:date="2026-10-18T00:31:09Z">
               <w:r>
                 <w:rPr>
                   <w:rFonts w:ascii="Arial" w:cs="Arial" w:eastAsia="Arial" w:hAnsi="Arial"/>
@@ -32018,7 +32018,7 @@
                 <w:delText xml:space="preserve">445.06</w:delText>
               </w:r>
             </w:del>
-            <w:ins w:id="9294" w:author="Claude (AI) - proposed" w:date="2026-10-15T12:58:00Z">
+            <w:ins w:id="9294" w:author="Claude (AI) - proposed" w:date="2026-10-18T00:31:09Z">
               <w:r>
                 <w:rPr>
                   <w:rFonts w:ascii="Arial" w:cs="Arial" w:eastAsia="Arial" w:hAnsi="Arial"/>
@@ -32122,7 +32122,7 @@
             <w:pPr>
               <w:spacing w:after="20" w:before="0"/>
             </w:pPr>
-            <w:hyperlink w:history="1" r:id="rId4v7jey75fgic1caz7eib1">
+            <w:hyperlink w:history="1" r:id="rIdqn1wanrfntmxpx-ts3z-g">
               <w:r>
                 <w:rPr>
                   <w:rFonts w:ascii="Arial" w:cs="Arial" w:eastAsia="Arial" w:hAnsi="Arial"/>
@@ -32155,7 +32155,7 @@
               <w:spacing w:after="10" w:before="0"/>
               <w:ind w:left="120"/>
             </w:pPr>
-            <w:hyperlink w:history="1" r:id="rId-mbjpukvpvtdtl8kk1d0k">
+            <w:hyperlink w:history="1" r:id="rIdysl5lyx6jf19_8yooolj2">
               <w:r>
                 <w:rPr>
                   <w:rFonts w:ascii="Arial" w:cs="Arial" w:eastAsia="Arial" w:hAnsi="Arial"/>
@@ -32200,7 +32200,7 @@
             <w:pPr>
               <w:spacing w:after="20" w:before="0"/>
             </w:pPr>
-            <w:hyperlink w:history="1" r:id="rIdcomil0gwii2omnoakqxy_">
+            <w:hyperlink w:history="1" r:id="rIdcyiechbb3ipp8ch5iibru">
               <w:r>
                 <w:rPr>
                   <w:rFonts w:ascii="Arial" w:cs="Arial" w:eastAsia="Arial" w:hAnsi="Arial"/>
@@ -32249,7 +32249,7 @@
               <w:spacing w:after="10" w:before="0"/>
               <w:ind w:left="120"/>
             </w:pPr>
-            <w:hyperlink w:history="1" r:id="rIdd_lfk5ruuksi2cpskymxd">
+            <w:hyperlink w:history="1" r:id="rIduckphifhnbbylcxt7j2_u">
               <w:r>
                 <w:rPr>
                   <w:rFonts w:ascii="Arial" w:cs="Arial" w:eastAsia="Arial" w:hAnsi="Arial"/>
@@ -32569,7 +32569,7 @@
             <w:pPr>
               <w:spacing w:after="20" w:before="0"/>
             </w:pPr>
-            <w:hyperlink w:history="1" r:id="rIdhowlo6nhfcwlu-swanrhj">
+            <w:hyperlink w:history="1" r:id="rId-pktlz3pncpyki5-3kfon">
               <w:r>
                 <w:rPr>
                   <w:rFonts w:ascii="Arial" w:cs="Arial" w:eastAsia="Arial" w:hAnsi="Arial"/>
@@ -32602,7 +32602,7 @@
               <w:spacing w:after="10" w:before="0"/>
               <w:ind w:left="120"/>
             </w:pPr>
-            <w:hyperlink w:history="1" r:id="rIdlfo7sy_njffvxihbrxieq">
+            <w:hyperlink w:history="1" r:id="rIdgfecv9coequ-m_9wbcwto">
               <w:r>
                 <w:rPr>
                   <w:rFonts w:ascii="Arial" w:cs="Arial" w:eastAsia="Arial" w:hAnsi="Arial"/>
@@ -32647,7 +32647,7 @@
             <w:pPr>
               <w:spacing w:after="20" w:before="0"/>
             </w:pPr>
-            <w:hyperlink w:history="1" r:id="rIdreyqynfwjgzczvbva5pe7">
+            <w:hyperlink w:history="1" r:id="rIdpniqimcats7slevl05p5p">
               <w:r>
                 <w:rPr>
                   <w:rFonts w:ascii="Arial" w:cs="Arial" w:eastAsia="Arial" w:hAnsi="Arial"/>
@@ -32696,7 +32696,7 @@
               <w:spacing w:after="10" w:before="0"/>
               <w:ind w:left="120"/>
             </w:pPr>
-            <w:hyperlink w:history="1" r:id="rIdhfhxiqa7aojaplzmtlu9v">
+            <w:hyperlink w:history="1" r:id="rIdbkxo2zrwh0c2j2xygpcht">
               <w:r>
                 <w:rPr>
                   <w:rFonts w:ascii="Arial" w:cs="Arial" w:eastAsia="Arial" w:hAnsi="Arial"/>
@@ -33016,7 +33016,7 @@
             <w:pPr>
               <w:spacing w:after="20" w:before="0"/>
             </w:pPr>
-            <w:hyperlink w:history="1" r:id="rIdp2ke5rv4va5bfomwdemsi">
+            <w:hyperlink w:history="1" r:id="rId0kjfiwhaqash913ql20ot">
               <w:r>
                 <w:rPr>
                   <w:rFonts w:ascii="Arial" w:cs="Arial" w:eastAsia="Arial" w:hAnsi="Arial"/>
@@ -33049,7 +33049,7 @@
               <w:spacing w:after="10" w:before="0"/>
               <w:ind w:left="120"/>
             </w:pPr>
-            <w:hyperlink w:history="1" r:id="rIdr_anz_vxcowna6xdim03l">
+            <w:hyperlink w:history="1" r:id="rId7ld0fslwcnobhnd3bqaik">
               <w:r>
                 <w:rPr>
                   <w:rFonts w:ascii="Arial" w:cs="Arial" w:eastAsia="Arial" w:hAnsi="Arial"/>
@@ -33094,7 +33094,7 @@
             <w:pPr>
               <w:spacing w:after="20" w:before="0"/>
             </w:pPr>
-            <w:hyperlink w:history="1" r:id="rId_9fqzjon7sxvl07nrqmk2">
+            <w:hyperlink w:history="1" r:id="rIdw08he6pyrgrzavbxkyws-">
               <w:r>
                 <w:rPr>
                   <w:rFonts w:ascii="Arial" w:cs="Arial" w:eastAsia="Arial" w:hAnsi="Arial"/>
@@ -33143,7 +33143,7 @@
               <w:spacing w:after="10" w:before="0"/>
               <w:ind w:left="120"/>
             </w:pPr>
-            <w:hyperlink w:history="1" r:id="rIdcrjxep2fynhwcixw4k8zt">
+            <w:hyperlink w:history="1" r:id="rIdffhbbexktirukovyhuzal">
               <w:r>
                 <w:rPr>
                   <w:rFonts w:ascii="Arial" w:cs="Arial" w:eastAsia="Arial" w:hAnsi="Arial"/>
@@ -33348,7 +33348,7 @@
               </w:rPr>
               <w:t xml:space="preserve">After </w:t>
             </w:r>
-            <w:del w:id="9295" w:author="Claude (AI) - proposed" w:date="2026-10-15T12:58:00Z">
+            <w:del w:id="9295" w:author="Claude (AI) - proposed" w:date="2026-10-18T00:31:09Z">
               <w:r>
                 <w:rPr>
                   <w:rFonts w:ascii="Arial" w:cs="Arial" w:eastAsia="Arial" w:hAnsi="Arial"/>
@@ -33363,7 +33363,7 @@
                 <w:delText xml:space="preserve">10</w:delText>
               </w:r>
             </w:del>
-            <w:ins w:id="9296" w:author="Claude (AI) - proposed" w:date="2026-10-15T12:58:00Z">
+            <w:ins w:id="9296" w:author="Claude (AI) - proposed" w:date="2026-10-18T00:31:09Z">
               <w:r>
                 <w:rPr>
                   <w:rFonts w:ascii="Arial" w:cs="Arial" w:eastAsia="Arial" w:hAnsi="Arial"/>
@@ -33391,7 +33391,7 @@
               </w:rPr>
               <w:t xml:space="preserve"> minutes of individual model revision, learners pair up for </w:t>
             </w:r>
-            <w:del w:id="9297" w:author="Claude (AI) - proposed" w:date="2026-10-15T12:58:00Z">
+            <w:del w:id="9297" w:author="Claude (AI) - proposed" w:date="2026-10-18T00:31:09Z">
               <w:r>
                 <w:rPr>
                   <w:rFonts w:ascii="Arial" w:cs="Arial" w:eastAsia="Arial" w:hAnsi="Arial"/>
@@ -33406,7 +33406,7 @@
                 <w:delText xml:space="preserve">3</w:delText>
               </w:r>
             </w:del>
-            <w:ins w:id="9298" w:author="Claude (AI) - proposed" w:date="2026-10-15T12:58:00Z">
+            <w:ins w:id="9298" w:author="Claude (AI) - proposed" w:date="2026-10-18T00:31:09Z">
               <w:r>
                 <w:rPr>
                   <w:rFonts w:ascii="Arial" w:cs="Arial" w:eastAsia="Arial" w:hAnsi="Arial"/>
@@ -33467,7 +33467,7 @@
               </w:rPr>
               <w:t xml:space="preserve">MODEL REVISION INTRODUCTION (1 min</w:t>
             </w:r>
-            <w:ins w:id="9299" w:author="Claude (AI) - proposed" w:date="2026-10-15T12:58:00Z">
+            <w:ins w:id="9299" w:author="Claude (AI) - proposed" w:date="2026-10-18T00:31:09Z">
               <w:r>
                 <w:rPr>
                   <w:rFonts w:ascii="Arial" w:cs="Arial" w:eastAsia="Arial" w:hAnsi="Arial"/>
@@ -33635,7 +33635,7 @@
               </w:rPr>
               <w:t xml:space="preserve">INDIVIDUAL WORK (</w:t>
             </w:r>
-            <w:del w:id="9300" w:author="Claude (AI) - proposed" w:date="2026-10-15T12:58:00Z">
+            <w:del w:id="9300" w:author="Claude (AI) - proposed" w:date="2026-10-18T00:31:09Z">
               <w:r>
                 <w:rPr>
                   <w:rFonts w:ascii="Arial" w:cs="Arial" w:eastAsia="Arial" w:hAnsi="Arial"/>
@@ -33650,7 +33650,7 @@
                 <w:delText xml:space="preserve">10</w:delText>
               </w:r>
             </w:del>
-            <w:ins w:id="9301" w:author="Claude (AI) - proposed" w:date="2026-10-15T12:58:00Z">
+            <w:ins w:id="9301" w:author="Claude (AI) - proposed" w:date="2026-10-18T00:31:09Z">
               <w:r>
                 <w:rPr>
                   <w:rFonts w:ascii="Arial" w:cs="Arial" w:eastAsia="Arial" w:hAnsi="Arial"/>
@@ -33818,7 +33818,7 @@
               </w:rPr>
               <w:t xml:space="preserve">PAIR COMPARISON (</w:t>
             </w:r>
-            <w:del w:id="9302" w:author="Claude (AI) - proposed" w:date="2026-10-15T12:58:00Z">
+            <w:del w:id="9302" w:author="Claude (AI) - proposed" w:date="2026-10-18T00:31:09Z">
               <w:r>
                 <w:rPr>
                   <w:rFonts w:ascii="Arial" w:cs="Arial" w:eastAsia="Arial" w:hAnsi="Arial"/>
@@ -33833,7 +33833,7 @@
                 <w:delText xml:space="preserve">3</w:delText>
               </w:r>
             </w:del>
-            <w:ins w:id="9303" w:author="Claude (AI) - proposed" w:date="2026-10-15T12:58:00Z">
+            <w:ins w:id="9303" w:author="Claude (AI) - proposed" w:date="2026-10-18T00:31:09Z">
               <w:r>
                 <w:rPr>
                   <w:rFonts w:ascii="Arial" w:cs="Arial" w:eastAsia="Arial" w:hAnsi="Arial"/>
@@ -33861,7 +33861,7 @@
               </w:rPr>
               <w:t xml:space="preserve"> min): 'Turn to your partner. Read each other's driving question answer. Improve ONE word or phrase together. You have </w:t>
             </w:r>
-            <w:del w:id="9304" w:author="Claude (AI) - proposed" w:date="2026-10-15T12:58:00Z">
+            <w:del w:id="9304" w:author="Claude (AI) - proposed" w:date="2026-10-18T00:31:09Z">
               <w:r>
                 <w:rPr>
                   <w:rFonts w:ascii="Arial" w:cs="Arial" w:eastAsia="Arial" w:hAnsi="Arial"/>
@@ -33876,7 +33876,7 @@
                 <w:delText xml:space="preserve">90</w:delText>
               </w:r>
             </w:del>
-            <w:ins w:id="9305" w:author="Claude (AI) - proposed" w:date="2026-10-15T12:58:00Z">
+            <w:ins w:id="9305" w:author="Claude (AI) - proposed" w:date="2026-10-18T00:31:09Z">
               <w:r>
                 <w:rPr>
                   <w:rFonts w:ascii="Arial" w:cs="Arial" w:eastAsia="Arial" w:hAnsi="Arial"/>
@@ -34475,7 +34475,7 @@
               </w:rPr>
               <w:t xml:space="preserve">Three real-life Kenyan problems were solved using circle geometry formulas: (1) Mama Wanjiku's circular shamba in Nakuru — a 120° sector of radius 7 m required approximately 206 paving stones (sector area ≈ 51.31 m²) and an arc-length border of ≈ 14.66 m; (2) Two watermelon slices at Gikomba Market (radii both 20 cm, angles 80° and 160°) — Slice A area ≈ </w:t>
             </w:r>
-            <w:del w:id="9306" w:author="Claude (AI) - proposed" w:date="2026-10-15T12:58:00Z">
+            <w:del w:id="9306" w:author="Claude (AI) - proposed" w:date="2026-10-18T00:31:09Z">
               <w:r>
                 <w:rPr>
                   <w:rFonts w:ascii="Arial" w:cs="Arial" w:eastAsia="Arial" w:hAnsi="Arial"/>
@@ -34490,7 +34490,7 @@
                 <w:delText xml:space="preserve">222.53</w:delText>
               </w:r>
             </w:del>
-            <w:ins w:id="9307" w:author="Claude (AI) - proposed" w:date="2026-10-15T12:58:00Z">
+            <w:ins w:id="9307" w:author="Claude (AI) - proposed" w:date="2026-10-18T00:31:09Z">
               <w:r>
                 <w:rPr>
                   <w:rFonts w:ascii="Arial" w:cs="Arial" w:eastAsia="Arial" w:hAnsi="Arial"/>
@@ -34518,7 +34518,7 @@
               </w:rPr>
               <w:t xml:space="preserve"> cm² priced at </w:t>
             </w:r>
-            <w:del w:id="9308" w:author="Claude (AI) - proposed" w:date="2026-10-15T12:58:00Z">
+            <w:del w:id="9308" w:author="Claude (AI) - proposed" w:date="2026-10-18T00:31:09Z">
               <w:r>
                 <w:rPr>
                   <w:rFonts w:ascii="Arial" w:cs="Arial" w:eastAsia="Arial" w:hAnsi="Arial"/>
@@ -34533,7 +34533,7 @@
                 <w:delText xml:space="preserve">Ksh 1,112.65</w:delText>
               </w:r>
             </w:del>
-            <w:ins w:id="9309" w:author="Claude (AI) - proposed" w:date="2026-10-15T12:58:00Z">
+            <w:ins w:id="9309" w:author="Claude (AI) - proposed" w:date="2026-10-18T00:31:09Z">
               <w:r>
                 <w:rPr>
                   <w:rFonts w:ascii="Arial" w:cs="Arial" w:eastAsia="Arial" w:hAnsi="Arial"/>
@@ -34561,7 +34561,7 @@
               </w:rPr>
               <w:t xml:space="preserve"> and Slice B area ≈ </w:t>
             </w:r>
-            <w:del w:id="9310" w:author="Claude (AI) - proposed" w:date="2026-10-15T12:58:00Z">
+            <w:del w:id="9310" w:author="Claude (AI) - proposed" w:date="2026-10-18T00:31:09Z">
               <w:r>
                 <w:rPr>
                   <w:rFonts w:ascii="Arial" w:cs="Arial" w:eastAsia="Arial" w:hAnsi="Arial"/>
@@ -34576,7 +34576,7 @@
                 <w:delText xml:space="preserve">445.06</w:delText>
               </w:r>
             </w:del>
-            <w:ins w:id="9311" w:author="Claude (AI) - proposed" w:date="2026-10-15T12:58:00Z">
+            <w:ins w:id="9311" w:author="Claude (AI) - proposed" w:date="2026-10-18T00:31:09Z">
               <w:r>
                 <w:rPr>
                   <w:rFonts w:ascii="Arial" w:cs="Arial" w:eastAsia="Arial" w:hAnsi="Arial"/>
@@ -34604,7 +34604,7 @@
               </w:rPr>
               <w:t xml:space="preserve"> cm² priced at </w:t>
             </w:r>
-            <w:del w:id="9312" w:author="Claude (AI) - proposed" w:date="2026-10-15T12:58:00Z">
+            <w:del w:id="9312" w:author="Claude (AI) - proposed" w:date="2026-10-18T00:31:09Z">
               <w:r>
                 <w:rPr>
                   <w:rFonts w:ascii="Arial" w:cs="Arial" w:eastAsia="Arial" w:hAnsi="Arial"/>
@@ -34619,7 +34619,7 @@
                 <w:delText xml:space="preserve">Ksh 2,225.30</w:delText>
               </w:r>
             </w:del>
-            <w:ins w:id="9313" w:author="Claude (AI) - proposed" w:date="2026-10-15T12:58:00Z">
+            <w:ins w:id="9313" w:author="Claude (AI) - proposed" w:date="2026-10-18T00:31:09Z">
               <w:r>
                 <w:rPr>
                   <w:rFonts w:ascii="Arial" w:cs="Arial" w:eastAsia="Arial" w:hAnsi="Arial"/>
@@ -34803,7 +34803,7 @@
         </w:rPr>
         <w:t xml:space="preserve">© 2026 SeaVuria and ARES. Aligned with KICD objectives. Developed by SeaVuria; technical implementation by ARES (with AI assistance from Claude). Licensed under </w:t>
       </w:r>
-      <w:hyperlink w:history="1" r:id="rIdokrklgw9o57zum_fn5hod">
+      <w:hyperlink w:history="1" r:id="rIdzrqb_qoq3pk4zx51z7ej3">
         <w:r>
           <w:rPr>
             <w:rFonts w:ascii="Arial" w:cs="Arial" w:eastAsia="Arial" w:hAnsi="Arial"/>
@@ -34824,7 +34824,7 @@
         </w:rPr>
         <w:t xml:space="preserve"> (</w:t>
       </w:r>
-      <w:hyperlink w:history="1" r:id="rIdindfgj1ogefoj-lr14uco">
+      <w:hyperlink w:history="1" r:id="rIdagfuxqasglmlbdofnhmnu">
         <w:r>
           <w:rPr>
             <w:rFonts w:ascii="Arial" w:cs="Arial" w:eastAsia="Arial" w:hAnsi="Arial"/>
@@ -35141,7 +35141,7 @@
               </w:rPr>
               <w:t xml:space="preserve">By the end of the lesson, the learner should be able to: (a) apply the formula A = (θ/360°) × πr² to calculate the area of a sector using a calculator; (b) apply the area of a sector and the area of a triangle to determine the area of a segment; (c) identify and explain common errors in sector and segment calculations (e.g., using </w:t>
             </w:r>
-            <w:del w:id="9314" w:author="Claude (AI) - proposed" w:date="2026-10-15T12:58:00Z">
+            <w:del w:id="9314" w:author="Claude (AI) - proposed" w:date="2026-10-18T00:31:09Z">
               <w:r>
                 <w:rPr>
                   <w:rFonts w:ascii="Arial" w:cs="Arial" w:eastAsia="Arial" w:hAnsi="Arial"/>
@@ -35156,7 +35156,7 @@
                 <w:delText xml:space="preserve">degrees as radians</w:delText>
               </w:r>
             </w:del>
-            <w:ins w:id="9315" w:author="Claude (AI) - proposed" w:date="2026-10-15T12:58:00Z">
+            <w:ins w:id="9315" w:author="Claude (AI) - proposed" w:date="2026-10-18T00:31:09Z">
               <w:r>
                 <w:rPr>
                   <w:rFonts w:ascii="Arial" w:cs="Arial" w:eastAsia="Arial" w:hAnsi="Arial"/>
@@ -35456,7 +35456,7 @@
               </w:rPr>
               <w:t xml:space="preserve">In Lesson 9, learners reach the DIGITAL TOOLS &amp; CONSOLIDATION phase of the sequence. Having hand-calculated sector and segment areas in previous lessons using the pizza/chapati phenomenon, students now use calculators and digital simulations to verify those results, surface and fix systematic errors (</w:t>
             </w:r>
-            <w:del w:id="9316" w:author="Claude (AI) - proposed" w:date="2026-10-15T12:58:00Z">
+            <w:del w:id="9316" w:author="Claude (AI) - proposed" w:date="2026-10-18T00:31:09Z">
               <w:r>
                 <w:rPr>
                   <w:rFonts w:ascii="Arial" w:cs="Arial" w:eastAsia="Arial" w:hAnsi="Arial"/>
@@ -35471,7 +35471,7 @@
                 <w:delText xml:space="preserve">degrees vs. radians</w:delText>
               </w:r>
             </w:del>
-            <w:ins w:id="9317" w:author="Claude (AI) - proposed" w:date="2026-10-15T12:58:00Z">
+            <w:ins w:id="9317" w:author="Claude (AI) - proposed" w:date="2026-10-18T00:31:09Z">
               <w:r>
                 <w:rPr>
                   <w:rFonts w:ascii="Arial" w:cs="Arial" w:eastAsia="Arial" w:hAnsi="Arial"/>
@@ -35662,7 +35662,7 @@
               </w:rPr>
               <w:t xml:space="preserve">Learners begin by revisiting their pizza-slice predictions and hand-calculated values from earlier lessons. They then use scientific calculators and a digital simulation (GeoGebra or equivalent offline tool on ARES) to re-compute sector and segment areas, comparing digital results with their prior hand-calculations. A structured 'Error Autopsy' activity presents four deliberately flawed worked examples — two sector problems and two segment problems — for learners to diagnose and correct in pairs. Common errors addressed include: (1) </w:t>
             </w:r>
-            <w:del w:id="9318" w:author="Claude (AI) - proposed" w:date="2026-10-15T12:58:00Z">
+            <w:del w:id="9318" w:author="Claude (AI) - proposed" w:date="2026-10-18T00:31:09Z">
               <w:r>
                 <w:rPr>
                   <w:rFonts w:ascii="Arial" w:cs="Arial" w:eastAsia="Arial" w:hAnsi="Arial"/>
@@ -35677,7 +35677,7 @@
                 <w:delText xml:space="preserve">substituting the angle in degrees directly into a radian-based formula</w:delText>
               </w:r>
             </w:del>
-            <w:ins w:id="9319" w:author="Claude (AI) - proposed" w:date="2026-10-15T12:58:00Z">
+            <w:ins w:id="9319" w:author="Claude (AI) - proposed" w:date="2026-10-18T00:31:09Z">
               <w:r>
                 <w:rPr>
                   <w:rFonts w:ascii="Arial" w:cs="Arial" w:eastAsia="Arial" w:hAnsi="Arial"/>
@@ -35993,7 +35993,7 @@
             <w:pPr>
               <w:spacing w:after="20" w:before="0"/>
             </w:pPr>
-            <w:hyperlink w:history="1" r:id="rIddq8jv4qwodinlkeceofip">
+            <w:hyperlink w:history="1" r:id="rIdlkmxqrtlu1q1h3cljyhju">
               <w:r>
                 <w:rPr>
                   <w:rFonts w:ascii="Arial" w:cs="Arial" w:eastAsia="Arial" w:hAnsi="Arial"/>
@@ -36026,7 +36026,7 @@
               <w:spacing w:after="10" w:before="0"/>
               <w:ind w:left="120"/>
             </w:pPr>
-            <w:hyperlink w:history="1" r:id="rIdrz1lqqtqitlhc4a4cbp3z">
+            <w:hyperlink w:history="1" r:id="rIdnczhhylztoixhforsu2r3">
               <w:r>
                 <w:rPr>
                   <w:rFonts w:ascii="Arial" w:cs="Arial" w:eastAsia="Arial" w:hAnsi="Arial"/>
@@ -36071,7 +36071,7 @@
             <w:pPr>
               <w:spacing w:after="20" w:before="0"/>
             </w:pPr>
-            <w:hyperlink w:history="1" r:id="rId8v-toosnr3uw5_xdy-psu">
+            <w:hyperlink w:history="1" r:id="rIdfxyd6bza8fjqeinscju9e">
               <w:r>
                 <w:rPr>
                   <w:rFonts w:ascii="Arial" w:cs="Arial" w:eastAsia="Arial" w:hAnsi="Arial"/>
@@ -36104,7 +36104,7 @@
               <w:spacing w:after="10" w:before="0"/>
               <w:ind w:left="120"/>
             </w:pPr>
-            <w:hyperlink w:history="1" r:id="rIdr5ljkauhvwvtn0izz-oo5">
+            <w:hyperlink w:history="1" r:id="rIdnoy2rqtasrw7cjzlghln-">
               <w:r>
                 <w:rPr>
                   <w:rFonts w:ascii="Arial" w:cs="Arial" w:eastAsia="Arial" w:hAnsi="Arial"/>
@@ -36149,7 +36149,7 @@
               </w:rPr>
               <w:t xml:space="preserve">Learners retrieve their hand-written sector and segment calculations from Lessons 6–8 (pizza/chapati slices with recorded radii and central angles). Each learner silently reviews their own work and writes a one-sentence prediction on a sticky note: 'I think my calculator answer will / will not match my hand calculation because…'. Learners then share predictions with a shoulder partner before a whole-class share-out. The teacher posts three anonymous samples of hand-calculations (from prior lessons) on the board — one correct, one </w:t>
             </w:r>
-            <w:del w:id="9320" w:author="Claude (AI) - proposed" w:date="2026-10-15T12:58:00Z">
+            <w:del w:id="9320" w:author="Claude (AI) - proposed" w:date="2026-10-18T00:31:09Z">
               <w:r>
                 <w:rPr>
                   <w:rFonts w:ascii="Arial" w:cs="Arial" w:eastAsia="Arial" w:hAnsi="Arial"/>
@@ -36164,7 +36164,7 @@
                 <w:delText xml:space="preserve">with a degrees-as-radians error</w:delText>
               </w:r>
             </w:del>
-            <w:ins w:id="9321" w:author="Claude (AI) - proposed" w:date="2026-10-15T12:58:00Z">
+            <w:ins w:id="9321" w:author="Claude (AI) - proposed" w:date="2026-10-18T00:31:09Z">
               <w:r>
                 <w:rPr>
                   <w:rFonts w:ascii="Arial" w:cs="Arial" w:eastAsia="Arial" w:hAnsi="Arial"/>
@@ -36347,7 +36347,7 @@
             <w:pPr>
               <w:spacing w:after="20" w:before="0"/>
             </w:pPr>
-            <w:hyperlink w:history="1" r:id="rIduwifdndi_x8zccigbgq4z">
+            <w:hyperlink w:history="1" r:id="rIdys76e4nx1nedg38yy8_na">
               <w:r>
                 <w:rPr>
                   <w:rFonts w:ascii="Arial" w:cs="Arial" w:eastAsia="Arial" w:hAnsi="Arial"/>
@@ -36380,7 +36380,7 @@
               <w:spacing w:after="10" w:before="0"/>
               <w:ind w:left="120"/>
             </w:pPr>
-            <w:hyperlink w:history="1" r:id="rIdwqflxqknm9miiowluwqvo">
+            <w:hyperlink w:history="1" r:id="rId8yegmqbk7k95zvo9-vnaq">
               <w:r>
                 <w:rPr>
                   <w:rFonts w:ascii="Arial" w:cs="Arial" w:eastAsia="Arial" w:hAnsi="Arial"/>
@@ -36425,7 +36425,7 @@
             <w:pPr>
               <w:spacing w:after="20" w:before="0"/>
             </w:pPr>
-            <w:hyperlink w:history="1" r:id="rIddtnqq_qcekojvvea4hbty">
+            <w:hyperlink w:history="1" r:id="rIdbooaei4mmcjbisw0vzvdd">
               <w:r>
                 <w:rPr>
                   <w:rFonts w:ascii="Arial" w:cs="Arial" w:eastAsia="Arial" w:hAnsi="Arial"/>
@@ -36458,7 +36458,7 @@
               <w:spacing w:after="10" w:before="0"/>
               <w:ind w:left="120"/>
             </w:pPr>
-            <w:hyperlink w:history="1" r:id="rIdehqw6sc0d32kz9m56apfm">
+            <w:hyperlink w:history="1" r:id="rIdc27omywvudszb-7mb_b7c">
               <w:r>
                 <w:rPr>
                   <w:rFonts w:ascii="Arial" w:cs="Arial" w:eastAsia="Arial" w:hAnsi="Arial"/>
@@ -36536,7 +36536,7 @@
               </w:rPr>
               <w:t xml:space="preserve">1. Before pairs begin, model ONE complete calculator sequence live for scenario (A): Say: 'Watch my fingers on the calculator. I press: 90 ÷ 360 = … I get 0.25. I then press × π × 21 × 21 =. What do I get? Call it out.' Cold-call 2 learners to confirm the display</w:t>
             </w:r>
-            <w:ins w:id="9322" w:author="Claude (AI) - proposed" w:date="2026-10-15T12:58:00Z">
+            <w:ins w:id="9322" w:author="Claude (AI) - proposed" w:date="2026-10-18T00:31:09Z">
               <w:r>
                 <w:rPr>
                   <w:rFonts w:ascii="Arial" w:cs="Arial" w:eastAsia="Arial" w:hAnsi="Arial"/>
@@ -36686,7 +36686,7 @@
             <w:pPr>
               <w:spacing w:after="20" w:before="0"/>
             </w:pPr>
-            <w:hyperlink w:history="1" r:id="rIdk0whlyhj2j1cocockem0o">
+            <w:hyperlink w:history="1" r:id="rIdpzf4204qpfbwimgsxprwu">
               <w:r>
                 <w:rPr>
                   <w:rFonts w:ascii="Arial" w:cs="Arial" w:eastAsia="Arial" w:hAnsi="Arial"/>
@@ -36719,7 +36719,7 @@
               <w:spacing w:after="10" w:before="0"/>
               <w:ind w:left="120"/>
             </w:pPr>
-            <w:hyperlink w:history="1" r:id="rIde985lxxxwe8gkc6a7v9vs">
+            <w:hyperlink w:history="1" r:id="rIdpfecrn_ddz5tnyezsn4kh">
               <w:r>
                 <w:rPr>
                   <w:rFonts w:ascii="Arial" w:cs="Arial" w:eastAsia="Arial" w:hAnsi="Arial"/>
@@ -36764,7 +36764,7 @@
             <w:pPr>
               <w:spacing w:after="20" w:before="0"/>
             </w:pPr>
-            <w:hyperlink w:history="1" r:id="rIdsxewto1jv9v9hltt2aonb">
+            <w:hyperlink w:history="1" r:id="rIdddrv-dtndr7abh_9g2wwz">
               <w:r>
                 <w:rPr>
                   <w:rFonts w:ascii="Arial" w:cs="Arial" w:eastAsia="Arial" w:hAnsi="Arial"/>
@@ -36797,7 +36797,7 @@
               <w:spacing w:after="10" w:before="0"/>
               <w:ind w:left="120"/>
             </w:pPr>
-            <w:hyperlink w:history="1" r:id="rId1pe5y1p1kyfwmgviis5pq">
+            <w:hyperlink w:history="1" r:id="rIdcgz6oser7krablovvksod">
               <w:r>
                 <w:rPr>
                   <w:rFonts w:ascii="Arial" w:cs="Arial" w:eastAsia="Arial" w:hAnsi="Arial"/>
@@ -36997,7 +36997,7 @@
             <w:pPr>
               <w:spacing w:after="20" w:before="0"/>
             </w:pPr>
-            <w:hyperlink w:history="1" r:id="rIdmsjgaxjcwlb46y0txblft">
+            <w:hyperlink w:history="1" r:id="rId8yerlifeh3rpcrzwynd53">
               <w:r>
                 <w:rPr>
                   <w:rFonts w:ascii="Arial" w:cs="Arial" w:eastAsia="Arial" w:hAnsi="Arial"/>
@@ -37030,7 +37030,7 @@
               <w:spacing w:after="10" w:before="0"/>
               <w:ind w:left="120"/>
             </w:pPr>
-            <w:hyperlink w:history="1" r:id="rIdy160-nragxzzjak4spiyh">
+            <w:hyperlink w:history="1" r:id="rIdlegbzv4deaun_bvnizkbk">
               <w:r>
                 <w:rPr>
                   <w:rFonts w:ascii="Arial" w:cs="Arial" w:eastAsia="Arial" w:hAnsi="Arial"/>
@@ -37075,7 +37075,7 @@
             <w:pPr>
               <w:spacing w:after="20" w:before="0"/>
             </w:pPr>
-            <w:hyperlink w:history="1" r:id="rIdagk1v_pu08lmfuzlucpga">
+            <w:hyperlink w:history="1" r:id="rId01ts1s0kytchoo-bemlxw">
               <w:r>
                 <w:rPr>
                   <w:rFonts w:ascii="Arial" w:cs="Arial" w:eastAsia="Arial" w:hAnsi="Arial"/>
@@ -37108,7 +37108,7 @@
               <w:spacing w:after="10" w:before="0"/>
               <w:ind w:left="120"/>
             </w:pPr>
-            <w:hyperlink w:history="1" r:id="rIdig27nse-7vizml1x0gkzc">
+            <w:hyperlink w:history="1" r:id="rIdlyvfdfx1mvzaqvacvs1s_">
               <w:r>
                 <w:rPr>
                   <w:rFonts w:ascii="Arial" w:cs="Arial" w:eastAsia="Arial" w:hAnsi="Arial"/>
@@ -37308,7 +37308,7 @@
             <w:pPr>
               <w:spacing w:after="20" w:before="0"/>
             </w:pPr>
-            <w:hyperlink w:history="1" r:id="rId_hm_u5qewhc0dkprql0ib">
+            <w:hyperlink w:history="1" r:id="rIdjboxryal5cmilh1_rczix">
               <w:r>
                 <w:rPr>
                   <w:rFonts w:ascii="Arial" w:cs="Arial" w:eastAsia="Arial" w:hAnsi="Arial"/>
@@ -37357,7 +37357,7 @@
               <w:spacing w:after="10" w:before="0"/>
               <w:ind w:left="120"/>
             </w:pPr>
-            <w:hyperlink w:history="1" r:id="rIduuicfd5dznuubtlsw-ntu">
+            <w:hyperlink w:history="1" r:id="rIdnudjysp71rfamwogaoxmb">
               <w:r>
                 <w:rPr>
                   <w:rFonts w:ascii="Arial" w:cs="Arial" w:eastAsia="Arial" w:hAnsi="Arial"/>
@@ -37402,7 +37402,7 @@
             <w:pPr>
               <w:spacing w:after="20" w:before="0"/>
             </w:pPr>
-            <w:hyperlink w:history="1" r:id="rIdlpzpzlnpuml6aivpywc_p">
+            <w:hyperlink w:history="1" r:id="rIdymhyojjqipxh0teistxxz">
               <w:r>
                 <w:rPr>
                   <w:rFonts w:ascii="Arial" w:cs="Arial" w:eastAsia="Arial" w:hAnsi="Arial"/>
@@ -37435,7 +37435,7 @@
               <w:spacing w:after="10" w:before="0"/>
               <w:ind w:left="120"/>
             </w:pPr>
-            <w:hyperlink w:history="1" r:id="rIdbwwjjvbteag3hn3eolxwc">
+            <w:hyperlink w:history="1" r:id="rIdkr8usxx-bwi3hg-wrldwv">
               <w:r>
                 <w:rPr>
                   <w:rFonts w:ascii="Arial" w:cs="Arial" w:eastAsia="Arial" w:hAnsi="Arial"/>
@@ -37513,7 +37513,7 @@
               </w:rPr>
               <w:t xml:space="preserve">1. Say: 'Your Formula Map is your personal mathematical tool — like a calibrated measuring instrument. It must be precise enough that a classmate who missed this unit could use it to solve any sector or segment problem.' Allow 7 minutes for drawing and annotation. Circulate and check that EVERY map includes the 'degrees' annotation on θ and the segment subtraction step — these are the two most commonly missing elements. 2. For any learner who finishes early, say: 'Add a third real-world Kenyan example — not chapati or pizza. Think: a Maasai boma fence arc, a Lake Victoria fishing net sector, a Kisumu stadium seating arc.' </w:t>
             </w:r>
-            <w:ins w:id="9323" w:author="Claude (AI) - proposed" w:date="2026-10-15T12:58:00Z">
+            <w:ins w:id="9323" w:author="Claude (AI) - proposed" w:date="2026-10-18T00:31:09Z">
               <w:r>
                 <w:rPr>
                   <w:rFonts w:ascii="Arial" w:cs="Arial" w:eastAsia="Arial" w:hAnsi="Arial"/>
@@ -37702,7 +37702,7 @@
               </w:rPr>
               <w:t xml:space="preserve">After Lesson 9, reflect on the following: (1) ERROR PATTERNS — Which of the four 'Most Wanted Errors' appeared most frequently in the Error Autopsy responses and in the Formula Maps? Did learners correctly identify the </w:t>
             </w:r>
-            <w:del w:id="9324" w:author="Claude (AI) - proposed" w:date="2026-10-15T12:58:00Z">
+            <w:del w:id="9324" w:author="Claude (AI) - proposed" w:date="2026-10-18T00:31:09Z">
               <w:r>
                 <w:rPr>
                   <w:rFonts w:ascii="Arial" w:cs="Arial" w:eastAsia="Arial" w:hAnsi="Arial"/>
@@ -37717,7 +37717,7 @@
                 <w:delText xml:space="preserve">degrees-vs-radians confusion, or did many still write the formula without annotating that θ must be in degrees</w:delText>
               </w:r>
             </w:del>
-            <w:ins w:id="9325" w:author="Claude (AI) - proposed" w:date="2026-10-15T12:58:00Z">
+            <w:ins w:id="9325" w:author="Claude (AI) - proposed" w:date="2026-10-18T00:31:09Z">
               <w:r>
                 <w:rPr>
                   <w:rFonts w:ascii="Arial" w:cs="Arial" w:eastAsia="Arial" w:hAnsi="Arial"/>
@@ -37943,7 +37943,7 @@
               </w:rPr>
               <w:t xml:space="preserve">Students learned that: (1) the sector area formula A = (θ/360°) × πr² </w:t>
             </w:r>
-            <w:del w:id="9326" w:author="Claude (AI) - proposed" w:date="2026-10-15T12:58:00Z">
+            <w:del w:id="9326" w:author="Claude (AI) - proposed" w:date="2026-10-18T00:31:09Z">
               <w:r>
                 <w:rPr>
                   <w:rFonts w:ascii="Arial" w:cs="Arial" w:eastAsia="Arial" w:hAnsi="Arial"/>
@@ -37958,7 +37958,7 @@
                 <w:delText xml:space="preserve">requires θ to be measured in degrees, not radians, and that confusing the two</w:delText>
               </w:r>
             </w:del>
-            <w:ins w:id="9327" w:author="Claude (AI) - proposed" w:date="2026-10-15T12:58:00Z">
+            <w:ins w:id="9327" w:author="Claude (AI) - proposed" w:date="2026-10-18T00:31:09Z">
               <w:r>
                 <w:rPr>
                   <w:rFonts w:ascii="Arial" w:cs="Arial" w:eastAsia="Arial" w:hAnsi="Arial"/>
@@ -37986,7 +37986,7 @@
               </w:rPr>
               <w:t xml:space="preserve"> produces a wildly incorrect answer</w:t>
             </w:r>
-            <w:ins w:id="9328" w:author="Claude (AI) - proposed" w:date="2026-10-15T12:58:00Z">
+            <w:ins w:id="9328" w:author="Claude (AI) - proposed" w:date="2026-10-18T00:31:09Z">
               <w:r>
                 <w:rPr>
                   <w:rFonts w:ascii="Arial" w:cs="Arial" w:eastAsia="Arial" w:hAnsi="Arial"/>
@@ -38102,7 +38102,7 @@
         </w:rPr>
         <w:t xml:space="preserve">© 2026 SeaVuria and ARES. Aligned with KICD objectives. Developed by SeaVuria; technical implementation by ARES (with AI assistance from Claude). Licensed under </w:t>
       </w:r>
-      <w:hyperlink w:history="1" r:id="rIdtdx1fm6nzvmri8rx28_w0">
+      <w:hyperlink w:history="1" r:id="rId9jojtf_7euojkqjp8eg8x">
         <w:r>
           <w:rPr>
             <w:rFonts w:ascii="Arial" w:cs="Arial" w:eastAsia="Arial" w:hAnsi="Arial"/>
@@ -38123,7 +38123,7 @@
         </w:rPr>
         <w:t xml:space="preserve"> (</w:t>
       </w:r>
-      <w:hyperlink w:history="1" r:id="rIdxap92wkxhddpikr4ps_wg">
+      <w:hyperlink w:history="1" r:id="rIdkjhefbs0xws9ka_vw1yx7">
         <w:r>
           <w:rPr>
             <w:rFonts w:ascii="Arial" w:cs="Arial" w:eastAsia="Arial" w:hAnsi="Arial"/>
@@ -38875,7 +38875,7 @@
               </w:rPr>
               <w:t xml:space="preserve">Lesson 10 is the summative and reflective capstone of the sub-strand. The teacher briefly re-presents the original anchoring phenomenon (a circular pizza cut into unequal slices) and then releases learners to complete a structured individual summative task in which they are given the radius and central angle of a sector of a circular shamba and must calculate arc length, sector area (minor), major sector area, minor segment area, and </w:t>
             </w:r>
-            <w:del w:id="9329" w:author="Claude (AI) - proposed" w:date="2026-10-15T12:58:00Z">
+            <w:del w:id="9329" w:author="Claude (AI) - proposed" w:date="2026-10-18T00:31:09Z">
               <w:r>
                 <w:rPr>
                   <w:rFonts w:ascii="Arial" w:cs="Arial" w:eastAsia="Arial" w:hAnsi="Arial"/>
@@ -38890,7 +38890,7 @@
                 <w:delText xml:space="preserve">major segment area</w:delText>
               </w:r>
             </w:del>
-            <w:ins w:id="9330" w:author="Claude (AI) - proposed" w:date="2026-10-15T12:58:00Z">
+            <w:ins w:id="9330" w:author="Claude (AI) - proposed" w:date="2026-10-18T00:31:09Z">
               <w:r>
                 <w:rPr>
                   <w:rFonts w:ascii="Arial" w:cs="Arial" w:eastAsia="Arial" w:hAnsi="Arial"/>
@@ -38918,7 +38918,7 @@
               </w:rPr>
               <w:t xml:space="preserve">, showing all working</w:t>
             </w:r>
-            <w:ins w:id="9331" w:author="Claude (AI) - proposed" w:date="2026-10-15T12:58:00Z">
+            <w:ins w:id="9331" w:author="Claude (AI) - proposed" w:date="2026-10-18T00:31:09Z">
               <w:r>
                 <w:rPr>
                   <w:rFonts w:ascii="Arial" w:cs="Arial" w:eastAsia="Arial" w:hAnsi="Arial"/>
@@ -39234,7 +39234,7 @@
             <w:pPr>
               <w:spacing w:after="20" w:before="0"/>
             </w:pPr>
-            <w:hyperlink w:history="1" r:id="rIdrc-i2taqx_1un1tagshwe">
+            <w:hyperlink w:history="1" r:id="rIdj-yreciqhukfqbgrldxtv">
               <w:r>
                 <w:rPr>
                   <w:rFonts w:ascii="Arial" w:cs="Arial" w:eastAsia="Arial" w:hAnsi="Arial"/>
@@ -39267,7 +39267,7 @@
               <w:spacing w:after="10" w:before="0"/>
               <w:ind w:left="120"/>
             </w:pPr>
-            <w:hyperlink w:history="1" r:id="rIdm-kkawlv5x-4l1iot3ctw">
+            <w:hyperlink w:history="1" r:id="rIdt1ibhbxfnv8ynqa_x0g1a">
               <w:r>
                 <w:rPr>
                   <w:rFonts w:ascii="Arial" w:cs="Arial" w:eastAsia="Arial" w:hAnsi="Arial"/>
@@ -39312,7 +39312,7 @@
             <w:pPr>
               <w:spacing w:after="20" w:before="0"/>
             </w:pPr>
-            <w:hyperlink w:history="1" r:id="rIdb6hmbaxl_odvafvc8gisr">
+            <w:hyperlink w:history="1" r:id="rIdpmhn83crkg_pokdknshjh">
               <w:r>
                 <w:rPr>
                   <w:rFonts w:ascii="Arial" w:cs="Arial" w:eastAsia="Arial" w:hAnsi="Arial"/>
@@ -39345,7 +39345,7 @@
               <w:spacing w:after="10" w:before="0"/>
               <w:ind w:left="120"/>
             </w:pPr>
-            <w:hyperlink w:history="1" r:id="rId1tk-kipunymjiabqfrny4">
+            <w:hyperlink w:history="1" r:id="rId2be7ntupxzwwvaurpfpiz">
               <w:r>
                 <w:rPr>
                   <w:rFonts w:ascii="Arial" w:cs="Arial" w:eastAsia="Arial" w:hAnsi="Arial"/>
@@ -39545,7 +39545,7 @@
             <w:pPr>
               <w:spacing w:after="20" w:before="0"/>
             </w:pPr>
-            <w:hyperlink w:history="1" r:id="rIdbz0fncyf2es1eir4ev5vv">
+            <w:hyperlink w:history="1" r:id="rIdx6lzdfo8hemukheoumeue">
               <w:r>
                 <w:rPr>
                   <w:rFonts w:ascii="Arial" w:cs="Arial" w:eastAsia="Arial" w:hAnsi="Arial"/>
@@ -39578,7 +39578,7 @@
               <w:spacing w:after="10" w:before="0"/>
               <w:ind w:left="120"/>
             </w:pPr>
-            <w:hyperlink w:history="1" r:id="rIdbh7adappeejdgsvl7u0oo">
+            <w:hyperlink w:history="1" r:id="rIds36a-smywgndxs8eum3wk">
               <w:r>
                 <w:rPr>
                   <w:rFonts w:ascii="Arial" w:cs="Arial" w:eastAsia="Arial" w:hAnsi="Arial"/>
@@ -39623,7 +39623,7 @@
             <w:pPr>
               <w:spacing w:after="20" w:before="0"/>
             </w:pPr>
-            <w:hyperlink w:history="1" r:id="rId5op9no0pj7ehie_du9iuz">
+            <w:hyperlink w:history="1" r:id="rIdjrbl5xoooe_ev8ipdiq4a">
               <w:r>
                 <w:rPr>
                   <w:rFonts w:ascii="Arial" w:cs="Arial" w:eastAsia="Arial" w:hAnsi="Arial"/>
@@ -39656,7 +39656,7 @@
               <w:spacing w:after="10" w:before="0"/>
               <w:ind w:left="120"/>
             </w:pPr>
-            <w:hyperlink w:history="1" r:id="rIdf_mz6ycztdhssdm7a5yop">
+            <w:hyperlink w:history="1" r:id="rIdeprlfk79id6oc445tm0go">
               <w:r>
                 <w:rPr>
                   <w:rFonts w:ascii="Arial" w:cs="Arial" w:eastAsia="Arial" w:hAnsi="Arial"/>
@@ -39701,7 +39701,7 @@
               </w:rPr>
               <w:t xml:space="preserve">Learners receive the printed or board-displayed summative task sheet. They read through all five parts silently for 2 minutes, identifying what is given and what is required for each part. They then annotate the shamba diagram by labelling the radius, central angle, chord, minor sector, major sector, minor segment, and major segment. This annotation phase mirrors Lesson 2 in which they labelled parts of circular cut-outs. Learners also recall from Lesson 9 the common errors list (using </w:t>
             </w:r>
-            <w:ins w:id="9332" w:author="Claude (AI) - proposed" w:date="2026-10-15T12:58:00Z">
+            <w:ins w:id="9332" w:author="Claude (AI) - proposed" w:date="2026-10-18T00:31:09Z">
               <w:r>
                 <w:rPr>
                   <w:rFonts w:ascii="Arial" w:cs="Arial" w:eastAsia="Arial" w:hAnsi="Arial"/>
@@ -39729,7 +39729,7 @@
               </w:rPr>
               <w:t xml:space="preserve">diameter instead of radius</w:t>
             </w:r>
-            <w:del w:id="9333" w:author="Claude (AI) - proposed" w:date="2026-10-15T12:58:00Z">
+            <w:del w:id="9333" w:author="Claude (AI) - proposed" w:date="2026-10-18T00:31:09Z">
               <w:r>
                 <w:rPr>
                   <w:rFonts w:ascii="Arial" w:cs="Arial" w:eastAsia="Arial" w:hAnsi="Arial"/>
@@ -39757,7 +39757,7 @@
               </w:rPr>
               <w:t xml:space="preserve">, omitting the triangle subtraction, </w:t>
             </w:r>
-            <w:del w:id="9334" w:author="Claude (AI) - proposed" w:date="2026-10-15T12:58:00Z">
+            <w:del w:id="9334" w:author="Claude (AI) - proposed" w:date="2026-10-18T00:31:09Z">
               <w:r>
                 <w:rPr>
                   <w:rFonts w:ascii="Arial" w:cs="Arial" w:eastAsia="Arial" w:hAnsi="Arial"/>
@@ -39772,7 +39772,7 @@
                 <w:delText xml:space="preserve">premature rounding</w:delText>
               </w:r>
             </w:del>
-            <w:ins w:id="9335" w:author="Claude (AI) - proposed" w:date="2026-10-15T12:58:00Z">
+            <w:ins w:id="9335" w:author="Claude (AI) - proposed" w:date="2026-10-18T00:31:09Z">
               <w:r>
                 <w:rPr>
                   <w:rFonts w:ascii="Arial" w:cs="Arial" w:eastAsia="Arial" w:hAnsi="Arial"/>
@@ -39833,7 +39833,7 @@
               </w:rPr>
               <w:t xml:space="preserve">Teacher displays the task and says: Before you write a single number, read every question carefully and annotate the diagram. Label everything you can see. You have 2 minutes of silent reading. WAIT TIME: 2 minutes. Teacher then says: Now write the four common errors we identified in Lesson 9 at the top of your page. These are your guardrails. Use </w:t>
             </w:r>
-            <w:del w:id="9336" w:author="Claude (AI) - proposed" w:date="2026-10-15T12:58:00Z">
+            <w:del w:id="9336" w:author="Claude (AI) - proposed" w:date="2026-10-18T00:31:09Z">
               <w:r>
                 <w:rPr>
                   <w:rFonts w:ascii="Arial" w:cs="Arial" w:eastAsia="Arial" w:hAnsi="Arial"/>
@@ -39848,7 +39848,7 @@
                 <w:delText xml:space="preserve">pi as</w:delText>
               </w:r>
             </w:del>
-            <w:ins w:id="9337" w:author="Claude (AI) - proposed" w:date="2026-10-15T12:58:00Z">
+            <w:ins w:id="9337" w:author="Claude (AI) - proposed" w:date="2026-10-18T00:31:09Z">
               <w:r>
                 <w:rPr>
                   <w:rFonts w:ascii="Arial" w:cs="Arial" w:eastAsia="Arial" w:hAnsi="Arial"/>
@@ -39876,7 +39876,7 @@
               </w:rPr>
               <w:t xml:space="preserve"> 22/7</w:t>
             </w:r>
-            <w:del w:id="9338" w:author="Claude (AI) - proposed" w:date="2026-10-15T12:58:00Z">
+            <w:del w:id="9338" w:author="Claude (AI) - proposed" w:date="2026-10-18T00:31:09Z">
               <w:r>
                 <w:rPr>
                   <w:rFonts w:ascii="Arial" w:cs="Arial" w:eastAsia="Arial" w:hAnsi="Arial"/>
@@ -39891,7 +39891,7 @@
                 <w:delText xml:space="preserve"> or 3.14159 consistently throughout, whichever you choose, but do not switch</w:delText>
               </w:r>
             </w:del>
-            <w:ins w:id="9339" w:author="Claude (AI) - proposed" w:date="2026-10-15T12:58:00Z">
+            <w:ins w:id="9339" w:author="Claude (AI) - proposed" w:date="2026-10-18T00:31:09Z">
               <w:r>
                 <w:rPr>
                   <w:rFonts w:ascii="Arial" w:cs="Arial" w:eastAsia="Arial" w:hAnsi="Arial"/>
@@ -39919,7 +39919,7 @@
               </w:rPr>
               <w:t xml:space="preserve">. Then teacher asks one learner to read the task aloud so all learners hear it once more, and clarifies any vocabulary (for example, what fenced sector means in the shamba context).</w:t>
             </w:r>
-            <w:ins w:id="9340" w:author="Claude (AI) - proposed" w:date="2026-10-15T12:58:00Z">
+            <w:ins w:id="9340" w:author="Claude (AI) - proposed" w:date="2026-10-18T00:31:09Z">
               <w:r>
                 <w:rPr>
                   <w:rFonts w:ascii="Arial" w:cs="Arial" w:eastAsia="Arial" w:hAnsi="Arial"/>
@@ -40056,7 +40056,7 @@
             <w:pPr>
               <w:spacing w:after="20" w:before="0"/>
             </w:pPr>
-            <w:hyperlink w:history="1" r:id="rId7qkkzv6xr_4ehgt11pcpe">
+            <w:hyperlink w:history="1" r:id="rIdokev3pgygfj1fej2etxeo">
               <w:r>
                 <w:rPr>
                   <w:rFonts w:ascii="Arial" w:cs="Arial" w:eastAsia="Arial" w:hAnsi="Arial"/>
@@ -40089,7 +40089,7 @@
               <w:spacing w:after="10" w:before="0"/>
               <w:ind w:left="120"/>
             </w:pPr>
-            <w:hyperlink w:history="1" r:id="rIdxrxxi0om1xifj9yneogwt">
+            <w:hyperlink w:history="1" r:id="rIdky0bs_nrkdqei6bxuffxc">
               <w:r>
                 <w:rPr>
                   <w:rFonts w:ascii="Arial" w:cs="Arial" w:eastAsia="Arial" w:hAnsi="Arial"/>
@@ -40134,7 +40134,7 @@
             <w:pPr>
               <w:spacing w:after="20" w:before="0"/>
             </w:pPr>
-            <w:hyperlink w:history="1" r:id="rIdeiq_xohcxqhahlxk09qbn">
+            <w:hyperlink w:history="1" r:id="rIdcep-axov1_hj-bfak-oiy">
               <w:r>
                 <w:rPr>
                   <w:rFonts w:ascii="Arial" w:cs="Arial" w:eastAsia="Arial" w:hAnsi="Arial"/>
@@ -40167,7 +40167,7 @@
               <w:spacing w:after="10" w:before="0"/>
               <w:ind w:left="120"/>
             </w:pPr>
-            <w:hyperlink w:history="1" r:id="rId-xiiiaqeyesg_dirdadvk">
+            <w:hyperlink w:history="1" r:id="rIdvuregpzktizbyh1glaemi">
               <w:r>
                 <w:rPr>
                   <w:rFonts w:ascii="Arial" w:cs="Arial" w:eastAsia="Arial" w:hAnsi="Arial"/>
@@ -40212,7 +40212,7 @@
               </w:rPr>
               <w:t xml:space="preserve">Learners independently complete the five-part summative task over approximately </w:t>
             </w:r>
-            <w:del w:id="9341" w:author="Claude (AI) - proposed" w:date="2026-10-15T12:58:00Z">
+            <w:del w:id="9341" w:author="Claude (AI) - proposed" w:date="2026-10-18T00:31:09Z">
               <w:r>
                 <w:rPr>
                   <w:rFonts w:ascii="Arial" w:cs="Arial" w:eastAsia="Arial" w:hAnsi="Arial"/>
@@ -40227,7 +40227,7 @@
                 <w:delText xml:space="preserve">18</w:delText>
               </w:r>
             </w:del>
-            <w:ins w:id="9342" w:author="Claude (AI) - proposed" w:date="2026-10-15T12:58:00Z">
+            <w:ins w:id="9342" w:author="Claude (AI) - proposed" w:date="2026-10-18T00:31:09Z">
               <w:r>
                 <w:rPr>
                   <w:rFonts w:ascii="Arial" w:cs="Arial" w:eastAsia="Arial" w:hAnsi="Arial"/>
@@ -40255,7 +40255,7 @@
               </w:rPr>
               <w:t xml:space="preserve"> minutes. The five parts are: Part A — calculate the arc length of the minor sector (answer: 29.</w:t>
             </w:r>
-            <w:ins w:id="9343" w:author="Claude (AI) - proposed" w:date="2026-10-15T12:58:00Z">
+            <w:ins w:id="9343" w:author="Claude (AI) - proposed" w:date="2026-10-18T00:31:09Z">
               <w:r>
                 <w:rPr>
                   <w:rFonts w:ascii="Arial" w:cs="Arial" w:eastAsia="Arial" w:hAnsi="Arial"/>
@@ -40283,7 +40283,7 @@
               </w:rPr>
               <w:t xml:space="preserve">33 m using </w:t>
             </w:r>
-            <w:del w:id="9344" w:author="Claude (AI) - proposed" w:date="2026-10-15T12:58:00Z">
+            <w:del w:id="9344" w:author="Claude (AI) - proposed" w:date="2026-10-18T00:31:09Z">
               <w:r>
                 <w:rPr>
                   <w:rFonts w:ascii="Arial" w:cs="Arial" w:eastAsia="Arial" w:hAnsi="Arial"/>
@@ -40298,7 +40298,7 @@
                 <w:delText xml:space="preserve">pi</w:delText>
               </w:r>
             </w:del>
-            <w:ins w:id="9345" w:author="Claude (AI) - proposed" w:date="2026-10-15T12:58:00Z">
+            <w:ins w:id="9345" w:author="Claude (AI) - proposed" w:date="2026-10-18T00:31:09Z">
               <w:r>
                 <w:rPr>
                   <w:rFonts w:ascii="Arial" w:cs="Arial" w:eastAsia="Arial" w:hAnsi="Arial"/>
@@ -40326,7 +40326,7 @@
               </w:rPr>
               <w:t xml:space="preserve"> = 22/7); Part B — calculate the area of the minor sector (answer: 307.</w:t>
             </w:r>
-            <w:del w:id="9346" w:author="Claude (AI) - proposed" w:date="2026-10-15T12:58:00Z">
+            <w:del w:id="9346" w:author="Claude (AI) - proposed" w:date="2026-10-18T00:31:09Z">
               <w:r>
                 <w:rPr>
                   <w:rFonts w:ascii="Arial" w:cs="Arial" w:eastAsia="Arial" w:hAnsi="Arial"/>
@@ -40341,7 +40341,7 @@
                 <w:delText xml:space="preserve">9 square metres</w:delText>
               </w:r>
             </w:del>
-            <w:ins w:id="9347" w:author="Claude (AI) - proposed" w:date="2026-10-15T12:58:00Z">
+            <w:ins w:id="9347" w:author="Claude (AI) - proposed" w:date="2026-10-18T00:31:09Z">
               <w:r>
                 <w:rPr>
                   <w:rFonts w:ascii="Arial" w:cs="Arial" w:eastAsia="Arial" w:hAnsi="Arial"/>
@@ -40369,7 +40369,7 @@
               </w:rPr>
               <w:t xml:space="preserve">); Part C — calculate the area of the major sector (answer: 1077.</w:t>
             </w:r>
-            <w:del w:id="9348" w:author="Claude (AI) - proposed" w:date="2026-10-15T12:58:00Z">
+            <w:del w:id="9348" w:author="Claude (AI) - proposed" w:date="2026-10-18T00:31:09Z">
               <w:r>
                 <w:rPr>
                   <w:rFonts w:ascii="Arial" w:cs="Arial" w:eastAsia="Arial" w:hAnsi="Arial"/>
@@ -40384,7 +40384,7 @@
                 <w:delText xml:space="preserve">6 square metres,</w:delText>
               </w:r>
             </w:del>
-            <w:ins w:id="9349" w:author="Claude (AI) - proposed" w:date="2026-10-15T12:58:00Z">
+            <w:ins w:id="9349" w:author="Claude (AI) - proposed" w:date="2026-10-18T00:31:09Z">
               <w:r>
                 <w:rPr>
                   <w:rFonts w:ascii="Arial" w:cs="Arial" w:eastAsia="Arial" w:hAnsi="Arial"/>
@@ -40412,7 +40412,7 @@
               </w:rPr>
               <w:t xml:space="preserve"> cross-checked as total circle area minus minor sector area); Part D — calculate the area of the minor segment (answer: minor sector area minus half times 21 squared times sin 80 degrees, giving approximately 307.88 minus 217.15 = 90.73 square metres); Part E — reflect: a farmer wants to plant maize on the minor segment only. Is this area enough to plant 200 maize plants if each plant needs 0.4 square metres? (Answer: 90.73 divided by 0.4 = 226.8, so yes, there is enough space.) After individual work, </w:t>
             </w:r>
-            <w:del w:id="9350" w:author="Claude (AI) - proposed" w:date="2026-10-15T12:58:00Z">
+            <w:del w:id="9350" w:author="Claude (AI) - proposed" w:date="2026-10-18T00:31:09Z">
               <w:r>
                 <w:rPr>
                   <w:rFonts w:ascii="Arial" w:cs="Arial" w:eastAsia="Arial" w:hAnsi="Arial"/>
@@ -40427,7 +40427,7 @@
                 <w:delText xml:space="preserve">four learners are selected to present one part each</w:delText>
               </w:r>
             </w:del>
-            <w:ins w:id="9351" w:author="Claude (AI) - proposed" w:date="2026-10-15T12:58:00Z">
+            <w:ins w:id="9351" w:author="Claude (AI) - proposed" w:date="2026-10-18T00:31:09Z">
               <w:r>
                 <w:rPr>
                   <w:rFonts w:ascii="Arial" w:cs="Arial" w:eastAsia="Arial" w:hAnsi="Arial"/>
@@ -40455,7 +40455,7 @@
               </w:rPr>
               <w:t xml:space="preserve"> on the board, showing full working</w:t>
             </w:r>
-            <w:ins w:id="9352" w:author="Claude (AI) - proposed" w:date="2026-10-15T12:58:00Z">
+            <w:ins w:id="9352" w:author="Claude (AI) - proposed" w:date="2026-10-18T00:31:09Z">
               <w:r>
                 <w:rPr>
                   <w:rFonts w:ascii="Arial" w:cs="Arial" w:eastAsia="Arial" w:hAnsi="Arial"/>
@@ -40516,7 +40516,7 @@
               </w:rPr>
               <w:t xml:space="preserve">Teacher says: You have </w:t>
             </w:r>
-            <w:del w:id="9353" w:author="Claude (AI) - proposed" w:date="2026-10-15T12:58:00Z">
+            <w:del w:id="9353" w:author="Claude (AI) - proposed" w:date="2026-10-18T00:31:09Z">
               <w:r>
                 <w:rPr>
                   <w:rFonts w:ascii="Arial" w:cs="Arial" w:eastAsia="Arial" w:hAnsi="Arial"/>
@@ -40531,7 +40531,7 @@
                 <w:delText xml:space="preserve">18</w:delText>
               </w:r>
             </w:del>
-            <w:ins w:id="9354" w:author="Claude (AI) - proposed" w:date="2026-10-15T12:58:00Z">
+            <w:ins w:id="9354" w:author="Claude (AI) - proposed" w:date="2026-10-18T00:31:09Z">
               <w:r>
                 <w:rPr>
                   <w:rFonts w:ascii="Arial" w:cs="Arial" w:eastAsia="Arial" w:hAnsi="Arial"/>
@@ -40559,7 +40559,7 @@
               </w:rPr>
               <w:t xml:space="preserve"> minutes. Work independently and silently. Show every step of working — a correct answer without working earns partial marks only. Refer to your error checklist constantly. WAIT TIME: </w:t>
             </w:r>
-            <w:del w:id="9355" w:author="Claude (AI) - proposed" w:date="2026-10-15T12:58:00Z">
+            <w:del w:id="9355" w:author="Claude (AI) - proposed" w:date="2026-10-18T00:31:09Z">
               <w:r>
                 <w:rPr>
                   <w:rFonts w:ascii="Arial" w:cs="Arial" w:eastAsia="Arial" w:hAnsi="Arial"/>
@@ -40574,7 +40574,7 @@
                 <w:delText xml:space="preserve">18</w:delText>
               </w:r>
             </w:del>
-            <w:ins w:id="9356" w:author="Claude (AI) - proposed" w:date="2026-10-15T12:58:00Z">
+            <w:ins w:id="9356" w:author="Claude (AI) - proposed" w:date="2026-10-18T00:31:09Z">
               <w:r>
                 <w:rPr>
                   <w:rFonts w:ascii="Arial" w:cs="Arial" w:eastAsia="Arial" w:hAnsi="Arial"/>
@@ -40602,7 +40602,7 @@
               </w:rPr>
               <w:t xml:space="preserve"> minutes of monitored independent work. Teacher circulates continuously, noting specific errors without correcting them (to preserve summative integrity) but recording names for targeted follow-up. At the </w:t>
             </w:r>
-            <w:del w:id="9357" w:author="Claude (AI) - proposed" w:date="2026-10-15T12:58:00Z">
+            <w:del w:id="9357" w:author="Claude (AI) - proposed" w:date="2026-10-18T00:31:09Z">
               <w:r>
                 <w:rPr>
                   <w:rFonts w:ascii="Arial" w:cs="Arial" w:eastAsia="Arial" w:hAnsi="Arial"/>
@@ -40617,7 +40617,7 @@
                 <w:delText xml:space="preserve">10</w:delText>
               </w:r>
             </w:del>
-            <w:ins w:id="9358" w:author="Claude (AI) - proposed" w:date="2026-10-15T12:58:00Z">
+            <w:ins w:id="9358" w:author="Claude (AI) - proposed" w:date="2026-10-18T00:31:09Z">
               <w:r>
                 <w:rPr>
                   <w:rFonts w:ascii="Arial" w:cs="Arial" w:eastAsia="Arial" w:hAnsi="Arial"/>
@@ -40645,7 +40645,7 @@
               </w:rPr>
               <w:t xml:space="preserve">-minute mark teacher gives a quiet time check: You should be finishing Part </w:t>
             </w:r>
-            <w:del w:id="9359" w:author="Claude (AI) - proposed" w:date="2026-10-15T12:58:00Z">
+            <w:del w:id="9359" w:author="Claude (AI) - proposed" w:date="2026-10-18T00:31:09Z">
               <w:r>
                 <w:rPr>
                   <w:rFonts w:ascii="Arial" w:cs="Arial" w:eastAsia="Arial" w:hAnsi="Arial"/>
@@ -40660,7 +40660,7 @@
                 <w:delText xml:space="preserve">C</w:delText>
               </w:r>
             </w:del>
-            <w:ins w:id="9360" w:author="Claude (AI) - proposed" w:date="2026-10-15T12:58:00Z">
+            <w:ins w:id="9360" w:author="Claude (AI) - proposed" w:date="2026-10-18T00:31:09Z">
               <w:r>
                 <w:rPr>
                   <w:rFonts w:ascii="Arial" w:cs="Arial" w:eastAsia="Arial" w:hAnsi="Arial"/>
@@ -40688,7 +40688,7 @@
               </w:rPr>
               <w:t xml:space="preserve"> or starting Part </w:t>
             </w:r>
-            <w:del w:id="9361" w:author="Claude (AI) - proposed" w:date="2026-10-15T12:58:00Z">
+            <w:del w:id="9361" w:author="Claude (AI) - proposed" w:date="2026-10-18T00:31:09Z">
               <w:r>
                 <w:rPr>
                   <w:rFonts w:ascii="Arial" w:cs="Arial" w:eastAsia="Arial" w:hAnsi="Arial"/>
@@ -40703,7 +40703,7 @@
                 <w:delText xml:space="preserve">D</w:delText>
               </w:r>
             </w:del>
-            <w:ins w:id="9362" w:author="Claude (AI) - proposed" w:date="2026-10-15T12:58:00Z">
+            <w:ins w:id="9362" w:author="Claude (AI) - proposed" w:date="2026-10-18T00:31:09Z">
               <w:r>
                 <w:rPr>
                   <w:rFonts w:ascii="Arial" w:cs="Arial" w:eastAsia="Arial" w:hAnsi="Arial"/>
@@ -40731,7 +40731,7 @@
               </w:rPr>
               <w:t xml:space="preserve">. After the working period, teacher selects </w:t>
             </w:r>
-            <w:del w:id="9363" w:author="Claude (AI) - proposed" w:date="2026-10-15T12:58:00Z">
+            <w:del w:id="9363" w:author="Claude (AI) - proposed" w:date="2026-10-18T00:31:09Z">
               <w:r>
                 <w:rPr>
                   <w:rFonts w:ascii="Arial" w:cs="Arial" w:eastAsia="Arial" w:hAnsi="Arial"/>
@@ -40746,7 +40746,7 @@
                 <w:delText xml:space="preserve">four presenters</w:delText>
               </w:r>
             </w:del>
-            <w:ins w:id="9364" w:author="Claude (AI) - proposed" w:date="2026-10-15T12:58:00Z">
+            <w:ins w:id="9364" w:author="Claude (AI) - proposed" w:date="2026-10-18T00:31:09Z">
               <w:r>
                 <w:rPr>
                   <w:rFonts w:ascii="Arial" w:cs="Arial" w:eastAsia="Arial" w:hAnsi="Arial"/>
@@ -40896,7 +40896,7 @@
             <w:pPr>
               <w:spacing w:after="20" w:before="0"/>
             </w:pPr>
-            <w:hyperlink w:history="1" r:id="rIdpqlawtwjs0m0q9o77fzew">
+            <w:hyperlink w:history="1" r:id="rIdlzv_dwk8ol3s4oqo4c3lx">
               <w:r>
                 <w:rPr>
                   <w:rFonts w:ascii="Arial" w:cs="Arial" w:eastAsia="Arial" w:hAnsi="Arial"/>
@@ -40929,7 +40929,7 @@
               <w:spacing w:after="10" w:before="0"/>
               <w:ind w:left="120"/>
             </w:pPr>
-            <w:hyperlink w:history="1" r:id="rId4jlowfj6v-kvbt9btsauh">
+            <w:hyperlink w:history="1" r:id="rId4ljgu7bk6ar7a6b8k4sus">
               <w:r>
                 <w:rPr>
                   <w:rFonts w:ascii="Arial" w:cs="Arial" w:eastAsia="Arial" w:hAnsi="Arial"/>
@@ -40974,7 +40974,7 @@
             <w:pPr>
               <w:spacing w:after="20" w:before="0"/>
             </w:pPr>
-            <w:hyperlink w:history="1" r:id="rIdcqyqrhgpdwm3b3qoi6kv5">
+            <w:hyperlink w:history="1" r:id="rId7or_si2hpht2xharegqke">
               <w:r>
                 <w:rPr>
                   <w:rFonts w:ascii="Arial" w:cs="Arial" w:eastAsia="Arial" w:hAnsi="Arial"/>
@@ -41007,7 +41007,7 @@
               <w:spacing w:after="10" w:before="0"/>
               <w:ind w:left="120"/>
             </w:pPr>
-            <w:hyperlink w:history="1" r:id="rIdtx2knmmgkvjo_uxrgzkic">
+            <w:hyperlink w:history="1" r:id="rIdwafp6dfwupo_1j0sondmw">
               <w:r>
                 <w:rPr>
                   <w:rFonts w:ascii="Arial" w:cs="Arial" w:eastAsia="Arial" w:hAnsi="Arial"/>
@@ -41052,7 +41052,7 @@
               </w:rPr>
               <w:t xml:space="preserve">With </w:t>
             </w:r>
-            <w:del w:id="9365" w:author="Claude (AI) - proposed" w:date="2026-10-15T12:58:00Z">
+            <w:del w:id="9365" w:author="Claude (AI) - proposed" w:date="2026-10-18T00:31:09Z">
               <w:r>
                 <w:rPr>
                   <w:rFonts w:ascii="Arial" w:cs="Arial" w:eastAsia="Arial" w:hAnsi="Arial"/>
@@ -41067,7 +41067,7 @@
                 <w:delText xml:space="preserve">7</w:delText>
               </w:r>
             </w:del>
-            <w:ins w:id="9366" w:author="Claude (AI) - proposed" w:date="2026-10-15T12:58:00Z">
+            <w:ins w:id="9366" w:author="Claude (AI) - proposed" w:date="2026-10-18T00:31:09Z">
               <w:r>
                 <w:rPr>
                   <w:rFonts w:ascii="Arial" w:cs="Arial" w:eastAsia="Arial" w:hAnsi="Arial"/>
@@ -41250,7 +41250,7 @@
             <w:pPr>
               <w:spacing w:after="20" w:before="0"/>
             </w:pPr>
-            <w:hyperlink w:history="1" r:id="rIdbv2vwvajzyy0e6ythbbdy">
+            <w:hyperlink w:history="1" r:id="rIdwlvxzs8xb2tp9kwbrkewo">
               <w:r>
                 <w:rPr>
                   <w:rFonts w:ascii="Arial" w:cs="Arial" w:eastAsia="Arial" w:hAnsi="Arial"/>
@@ -41283,7 +41283,7 @@
               <w:spacing w:after="10" w:before="0"/>
               <w:ind w:left="120"/>
             </w:pPr>
-            <w:hyperlink w:history="1" r:id="rIdgfap5sjynhyakpra_minc">
+            <w:hyperlink w:history="1" r:id="rIdhjaz1e1lmwayhas696vaa">
               <w:r>
                 <w:rPr>
                   <w:rFonts w:ascii="Arial" w:cs="Arial" w:eastAsia="Arial" w:hAnsi="Arial"/>
@@ -41328,7 +41328,7 @@
             <w:pPr>
               <w:spacing w:after="20" w:before="0"/>
             </w:pPr>
-            <w:hyperlink w:history="1" r:id="rIdwl-bztevgej0uie_ubme_">
+            <w:hyperlink w:history="1" r:id="rIdwn0rt8fwweapaf8wvhh9h">
               <w:r>
                 <w:rPr>
                   <w:rFonts w:ascii="Arial" w:cs="Arial" w:eastAsia="Arial" w:hAnsi="Arial"/>
@@ -41377,7 +41377,7 @@
               <w:spacing w:after="10" w:before="0"/>
               <w:ind w:left="120"/>
             </w:pPr>
-            <w:hyperlink w:history="1" r:id="rIdpsu1ns-jb5sakcpbykamf">
+            <w:hyperlink w:history="1" r:id="rIdrhpwoffwhjyhjtwpskhxe">
               <w:r>
                 <w:rPr>
                   <w:rFonts w:ascii="Arial" w:cs="Arial" w:eastAsia="Arial" w:hAnsi="Arial"/>
@@ -41455,7 +41455,7 @@
               </w:rPr>
               <w:t xml:space="preserve">Teacher says: Open your </w:t>
             </w:r>
-            <w:del w:id="9367" w:author="Claude (AI) - proposed" w:date="2026-10-15T12:58:00Z">
+            <w:del w:id="9367" w:author="Claude (AI) - proposed" w:date="2026-10-18T00:31:09Z">
               <w:r>
                 <w:rPr>
                   <w:rFonts w:ascii="Arial" w:cs="Arial" w:eastAsia="Arial" w:hAnsi="Arial"/>
@@ -41470,7 +41470,7 @@
                 <w:delText xml:space="preserve">concept maps from Lesson 4</w:delText>
               </w:r>
             </w:del>
-            <w:ins w:id="9368" w:author="Claude (AI) - proposed" w:date="2026-10-15T12:58:00Z">
+            <w:ins w:id="9368" w:author="Claude (AI) - proposed" w:date="2026-10-18T00:31:09Z">
               <w:r>
                 <w:rPr>
                   <w:rFonts w:ascii="Arial" w:cs="Arial" w:eastAsia="Arial" w:hAnsi="Arial"/>
@@ -41945,7 +41945,7 @@
         </w:rPr>
         <w:t xml:space="preserve">© 2026 SeaVuria and ARES. Aligned with KICD objectives. Developed by SeaVuria; technical implementation by ARES (with AI assistance from Claude). Licensed under </w:t>
       </w:r>
-      <w:hyperlink w:history="1" r:id="rIduz3oc7me6mtiwn5i6ay75">
+      <w:hyperlink w:history="1" r:id="rIdkww5iozcwh5zrqehixpeo">
         <w:r>
           <w:rPr>
             <w:rFonts w:ascii="Arial" w:cs="Arial" w:eastAsia="Arial" w:hAnsi="Arial"/>
@@ -41966,7 +41966,7 @@
         </w:rPr>
         <w:t xml:space="preserve"> (</w:t>
       </w:r>
-      <w:hyperlink w:history="1" r:id="rIdwq6bjdv9r7qkg_0qmxes9">
+      <w:hyperlink w:history="1" r:id="rIdqqxnnx33_zwef9pjiq3-q">
         <w:r>
           <w:rPr>
             <w:rFonts w:ascii="Arial" w:cs="Arial" w:eastAsia="Arial" w:hAnsi="Arial"/>
